--- a/Portfolio/COMP6841_Week_5.docx
+++ b/Portfolio/COMP6841_Week_5.docx
@@ -91,6 +91,7 @@
           <w:color w:val="000000" w:themeColor="text1"/>
         </w:rPr>
       </w:pPr>
+      <w:proofErr w:type="gramStart"/>
       <w:r>
         <w:rPr>
           <w:rFonts w:ascii="Aptos" w:eastAsia="Aptos" w:hAnsi="Aptos" w:cs="Aptos"/>
@@ -107,7 +108,17 @@
           <w:bCs/>
           <w:color w:val="000000" w:themeColor="text1"/>
         </w:rPr>
-        <w:t>z5425064</w:t>
+        <w:t>z</w:t>
+      </w:r>
+      <w:proofErr w:type="gramEnd"/>
+      <w:r>
+        <w:rPr>
+          <w:rFonts w:ascii="Aptos" w:eastAsia="Aptos" w:hAnsi="Aptos" w:cs="Aptos"/>
+          <w:b/>
+          <w:bCs/>
+          <w:color w:val="000000" w:themeColor="text1"/>
+        </w:rPr>
+        <w:t>5425064</w:t>
       </w:r>
       <w:r>
         <w:rPr>
@@ -143,7 +154,34 @@
           <w:bCs/>
           <w:color w:val="000000" w:themeColor="text1"/>
         </w:rPr>
-        <w:t>02/07/26</w:t>
+        <w:t xml:space="preserve"> </w:t>
+      </w:r>
+      <w:r>
+        <w:rPr>
+          <w:rFonts w:ascii="Aptos" w:eastAsia="Aptos" w:hAnsi="Aptos" w:cs="Aptos"/>
+          <w:b/>
+          <w:bCs/>
+          <w:color w:val="000000" w:themeColor="text1"/>
+        </w:rPr>
+        <w:t>0</w:t>
+      </w:r>
+      <w:r>
+        <w:rPr>
+          <w:rFonts w:ascii="Aptos" w:eastAsia="Aptos" w:hAnsi="Aptos" w:cs="Aptos"/>
+          <w:b/>
+          <w:bCs/>
+          <w:color w:val="000000" w:themeColor="text1"/>
+        </w:rPr>
+        <w:t>6</w:t>
+      </w:r>
+      <w:r>
+        <w:rPr>
+          <w:rFonts w:ascii="Aptos" w:eastAsia="Aptos" w:hAnsi="Aptos" w:cs="Aptos"/>
+          <w:b/>
+          <w:bCs/>
+          <w:color w:val="000000" w:themeColor="text1"/>
+        </w:rPr>
+        <w:t>/07/26</w:t>
       </w:r>
     </w:p>
     <w:p>
@@ -203,17 +241,757 @@
             <w:tcW w:w="9360" w:type="dxa"/>
           </w:tcPr>
           <w:p/>
+          <w:p>
+            <w:r>
+              <w:rPr>
+                <w:b/>
+                <w:bCs/>
+              </w:rPr>
+              <w:t>Federated Learning and Privacy</w:t>
+            </w:r>
+          </w:p>
+          <w:p>
+            <w:r>
+              <w:t xml:space="preserve">This week’s </w:t>
+            </w:r>
+            <w:r>
+              <w:t>discussion of</w:t>
+            </w:r>
+            <w:r>
+              <w:t xml:space="preserve"> privacy </w:t>
+            </w:r>
+            <w:r>
+              <w:t>prompted</w:t>
+            </w:r>
+            <w:r>
+              <w:t xml:space="preserve"> me to revisit </w:t>
+            </w:r>
+            <w:r>
+              <w:t xml:space="preserve">federated learning, </w:t>
+            </w:r>
+            <w:r>
+              <w:t>a technology I had previously researched</w:t>
+            </w:r>
+            <w:r>
+              <w:t>.</w:t>
+            </w:r>
+            <w:r>
+              <w:t xml:space="preserve"> Federated learning is a </w:t>
+            </w:r>
+            <w:r>
+              <w:t>distributed</w:t>
+            </w:r>
+            <w:r>
+              <w:t xml:space="preserve"> machine-learning approach </w:t>
+            </w:r>
+            <w:r>
+              <w:t>where</w:t>
+            </w:r>
+            <w:r>
+              <w:t xml:space="preserve"> each device </w:t>
+            </w:r>
+            <w:r>
+              <w:t xml:space="preserve">trains a local model </w:t>
+            </w:r>
+            <w:r>
+              <w:t>using its own data, rather than</w:t>
+            </w:r>
+            <w:r>
+              <w:t xml:space="preserve"> sending </w:t>
+            </w:r>
+            <w:r>
+              <w:t xml:space="preserve">raw data to a central server. </w:t>
+            </w:r>
+            <w:r>
+              <w:t>Only the resulting</w:t>
+            </w:r>
+            <w:r>
+              <w:t xml:space="preserve"> model updates are </w:t>
+            </w:r>
+            <w:r>
+              <w:t>shared and combined</w:t>
+            </w:r>
+            <w:r>
+              <w:t xml:space="preserve"> with updates from other clients.</w:t>
+            </w:r>
+          </w:p>
+          <w:p>
+            <w:pPr>
+              <w:rPr>
+                <w:kern w:val="2"/>
+                <w:lang w:val="en-AU" w:eastAsia="en-AU"/>
+                <w14:ligatures w14:val="standardContextual"/>
+              </w:rPr>
+            </w:pPr>
+            <w:r>
+              <w:rPr>
+                <w:b/>
+                <w:bCs/>
+              </w:rPr>
+              <w:t>Privacy Benefits</w:t>
+            </w:r>
+          </w:p>
+          <w:p>
+            <w:r>
+              <w:t>Its main</w:t>
+            </w:r>
+            <w:r>
+              <w:t xml:space="preserve"> privacy </w:t>
+            </w:r>
+            <w:r>
+              <w:t xml:space="preserve">benefit </w:t>
+            </w:r>
+            <w:r>
+              <w:t xml:space="preserve">is that </w:t>
+            </w:r>
+            <w:r>
+              <w:t>raw</w:t>
+            </w:r>
+            <w:r>
+              <w:t xml:space="preserve"> data </w:t>
+            </w:r>
+            <w:r>
+              <w:t>stays on</w:t>
+            </w:r>
+            <w:r>
+              <w:t xml:space="preserve"> the edge device or client. </w:t>
+            </w:r>
+            <w:r>
+              <w:t>Privacy</w:t>
+            </w:r>
+            <w:r>
+              <w:t xml:space="preserve">-preserving </w:t>
+            </w:r>
+            <w:r>
+              <w:t>techniques</w:t>
+            </w:r>
+            <w:r>
+              <w:t xml:space="preserve">, such as differential privacy, can also be applied to model updates before they are </w:t>
+            </w:r>
+            <w:r>
+              <w:t>shared, lowering</w:t>
+            </w:r>
+            <w:r>
+              <w:t xml:space="preserve"> the risk </w:t>
+            </w:r>
+            <w:r>
+              <w:t>that</w:t>
+            </w:r>
+            <w:r>
+              <w:t xml:space="preserve"> sensitive information</w:t>
+            </w:r>
+            <w:r>
+              <w:t xml:space="preserve"> could be reconstructed. As a result,</w:t>
+            </w:r>
+            <w:r>
+              <w:t xml:space="preserve"> a global model </w:t>
+            </w:r>
+            <w:r>
+              <w:t xml:space="preserve">can learn </w:t>
+            </w:r>
+            <w:r>
+              <w:t xml:space="preserve">from </w:t>
+            </w:r>
+            <w:r>
+              <w:t xml:space="preserve">many devices without </w:t>
+            </w:r>
+            <w:r>
+              <w:t xml:space="preserve">relying on a </w:t>
+            </w:r>
+            <w:proofErr w:type="spellStart"/>
+            <w:r>
+              <w:t>centralised</w:t>
+            </w:r>
+            <w:proofErr w:type="spellEnd"/>
+            <w:r>
+              <w:t xml:space="preserve"> store of sensitive data.</w:t>
+            </w:r>
+          </w:p>
+          <w:p>
+            <w:pPr>
+              <w:rPr>
+                <w:kern w:val="2"/>
+                <w:lang w:val="en-AU" w:eastAsia="en-AU"/>
+                <w14:ligatures w14:val="standardContextual"/>
+              </w:rPr>
+            </w:pPr>
+            <w:r>
+              <w:rPr>
+                <w:b/>
+                <w:bCs/>
+              </w:rPr>
+              <w:t>Industry Development</w:t>
+            </w:r>
+          </w:p>
+          <w:p>
+            <w:r>
+              <w:t>Federated</w:t>
+            </w:r>
+            <w:r>
+              <w:t xml:space="preserve"> learning ecosystems are </w:t>
+            </w:r>
+            <w:r>
+              <w:t>now emerging</w:t>
+            </w:r>
+            <w:r>
+              <w:t>, including industry-</w:t>
+            </w:r>
+            <w:r>
+              <w:t>focused</w:t>
+            </w:r>
+            <w:r>
+              <w:t xml:space="preserve"> platforms such as NVIDIA FLARE. </w:t>
+            </w:r>
+            <w:r>
+              <w:t>Its</w:t>
+            </w:r>
+            <w:r>
+              <w:t xml:space="preserve"> commercial </w:t>
+            </w:r>
+            <w:r>
+              <w:t>use suggests</w:t>
+            </w:r>
+            <w:r>
+              <w:t xml:space="preserve"> that federated learning is moving </w:t>
+            </w:r>
+            <w:r>
+              <w:t>from</w:t>
+            </w:r>
+            <w:r>
+              <w:t xml:space="preserve"> research </w:t>
+            </w:r>
+            <w:r>
+              <w:t xml:space="preserve">into practical </w:t>
+            </w:r>
+            <w:r>
+              <w:t>deployment</w:t>
+            </w:r>
+            <w:r>
+              <w:t>.</w:t>
+            </w:r>
+          </w:p>
+          <w:p>
+            <w:pPr>
+              <w:rPr>
+                <w:kern w:val="2"/>
+                <w:lang w:val="en-AU" w:eastAsia="en-AU"/>
+                <w14:ligatures w14:val="standardContextual"/>
+              </w:rPr>
+            </w:pPr>
+            <w:r>
+              <w:rPr>
+                <w:b/>
+                <w:bCs/>
+              </w:rPr>
+              <w:t>Relevant Applications</w:t>
+            </w:r>
+          </w:p>
+          <w:p>
+            <w:pPr>
+              <w:pStyle w:val="ListParagraph"/>
+              <w:numPr>
+                <w:ilvl w:val="0"/>
+                <w:numId w:val="7"/>
+              </w:numPr>
+              <w:spacing w:after="160" w:line="279" w:lineRule="auto"/>
+            </w:pPr>
+            <w:r>
+              <w:rPr>
+                <w:b/>
+                <w:bCs/>
+              </w:rPr>
+              <w:t>Medical imaging and clinical trials:</w:t>
+            </w:r>
+            <w:r>
+              <w:t xml:space="preserve"> </w:t>
+            </w:r>
+            <w:r>
+              <w:t xml:space="preserve">Sharing patient </w:t>
+            </w:r>
+            <w:r>
+              <w:t>data creates clear</w:t>
+            </w:r>
+            <w:r>
+              <w:t xml:space="preserve"> privacy </w:t>
+            </w:r>
+            <w:r>
+              <w:t>risks.</w:t>
+            </w:r>
+            <w:r>
+              <w:t xml:space="preserve"> Federated learning can </w:t>
+            </w:r>
+            <w:r>
+              <w:t>reduce these risks</w:t>
+            </w:r>
+            <w:r>
+              <w:t xml:space="preserve"> by allowing </w:t>
+            </w:r>
+            <w:r>
+              <w:t xml:space="preserve">hospitals </w:t>
+            </w:r>
+            <w:r>
+              <w:t xml:space="preserve">to train models </w:t>
+            </w:r>
+            <w:r>
+              <w:t xml:space="preserve">locally </w:t>
+            </w:r>
+            <w:r>
+              <w:t xml:space="preserve">without </w:t>
+            </w:r>
+            <w:proofErr w:type="spellStart"/>
+            <w:r>
+              <w:t>centralising</w:t>
+            </w:r>
+            <w:proofErr w:type="spellEnd"/>
+            <w:r>
+              <w:t xml:space="preserve"> patient </w:t>
+            </w:r>
+            <w:r>
+              <w:t>records.</w:t>
+            </w:r>
+            <w:r>
+              <w:t xml:space="preserve"> This is </w:t>
+            </w:r>
+            <w:r>
+              <w:t xml:space="preserve">useful because hospitals often </w:t>
+            </w:r>
+            <w:r>
+              <w:t>manage records differently</w:t>
+            </w:r>
+            <w:r>
+              <w:t xml:space="preserve"> and </w:t>
+            </w:r>
+            <w:r>
+              <w:t xml:space="preserve">may </w:t>
+            </w:r>
+            <w:r>
+              <w:t xml:space="preserve">use </w:t>
+            </w:r>
+            <w:r>
+              <w:t>incompatible</w:t>
+            </w:r>
+            <w:r>
+              <w:t xml:space="preserve"> systems</w:t>
+            </w:r>
+            <w:r>
+              <w:t>, so local training allows</w:t>
+            </w:r>
+            <w:r>
+              <w:t xml:space="preserve"> models </w:t>
+            </w:r>
+            <w:r>
+              <w:t xml:space="preserve">to adapt to </w:t>
+            </w:r>
+            <w:r>
+              <w:t xml:space="preserve">each </w:t>
+            </w:r>
+            <w:r>
+              <w:t xml:space="preserve">facility’s </w:t>
+            </w:r>
+            <w:r>
+              <w:t>data structure</w:t>
+            </w:r>
+            <w:r>
+              <w:t>.</w:t>
+            </w:r>
+          </w:p>
+          <w:p>
+            <w:pPr>
+              <w:pStyle w:val="ListParagraph"/>
+              <w:numPr>
+                <w:ilvl w:val="0"/>
+                <w:numId w:val="7"/>
+              </w:numPr>
+              <w:spacing w:after="160" w:line="279" w:lineRule="auto"/>
+            </w:pPr>
+            <w:r>
+              <w:rPr>
+                <w:b/>
+                <w:bCs/>
+              </w:rPr>
+              <w:t>Fraud detection:</w:t>
+            </w:r>
+            <w:r>
+              <w:t xml:space="preserve"> Financial institutions are often </w:t>
+            </w:r>
+            <w:r>
+              <w:t>hesitant</w:t>
+            </w:r>
+            <w:r>
+              <w:t xml:space="preserve"> to share fraud</w:t>
+            </w:r>
+            <w:r>
+              <w:t xml:space="preserve"> data because it is commercially and legally sensitive. </w:t>
+            </w:r>
+            <w:r>
+              <w:t xml:space="preserve">Yet effective fraud detection models </w:t>
+            </w:r>
+            <w:r>
+              <w:t>need large</w:t>
+            </w:r>
+            <w:r>
+              <w:t>,</w:t>
+            </w:r>
+            <w:r>
+              <w:t xml:space="preserve"> varied datasets</w:t>
+            </w:r>
+            <w:r>
+              <w:t xml:space="preserve">, while individual institutions may only </w:t>
+            </w:r>
+            <w:r>
+              <w:t>see</w:t>
+            </w:r>
+            <w:r>
+              <w:t xml:space="preserve"> a limited number of recent </w:t>
+            </w:r>
+            <w:r>
+              <w:t xml:space="preserve">cases. Federated learning </w:t>
+            </w:r>
+            <w:r>
+              <w:t>provides</w:t>
+            </w:r>
+            <w:r>
+              <w:t xml:space="preserve"> a compromise</w:t>
+            </w:r>
+            <w:r>
+              <w:t xml:space="preserve"> by allowing</w:t>
+            </w:r>
+            <w:r>
+              <w:t xml:space="preserve"> institutions </w:t>
+            </w:r>
+            <w:r>
+              <w:t xml:space="preserve">to </w:t>
+            </w:r>
+            <w:r>
+              <w:t xml:space="preserve">improve </w:t>
+            </w:r>
+            <w:r>
+              <w:t xml:space="preserve">shared models </w:t>
+            </w:r>
+            <w:r>
+              <w:t xml:space="preserve">without directly </w:t>
+            </w:r>
+            <w:r>
+              <w:t>exposing their</w:t>
+            </w:r>
+            <w:r>
+              <w:t xml:space="preserve"> underlying </w:t>
+            </w:r>
+            <w:r>
+              <w:t>data.</w:t>
+            </w:r>
+          </w:p>
+          <w:p>
+            <w:pPr>
+              <w:pStyle w:val="ListParagraph"/>
+              <w:numPr>
+                <w:ilvl w:val="0"/>
+                <w:numId w:val="7"/>
+              </w:numPr>
+              <w:spacing w:after="160" w:line="279" w:lineRule="auto"/>
+            </w:pPr>
+            <w:r>
+              <w:rPr>
+                <w:noProof/>
+              </w:rPr>
+              <w:lastRenderedPageBreak/>
+              <w:drawing>
+                <wp:anchor distT="0" distB="0" distL="114300" distR="114300" simplePos="0" relativeHeight="251658240" behindDoc="0" locked="0" layoutInCell="1" allowOverlap="1" wp14:anchorId="795BAC81" wp14:editId="4C9B877C">
+                  <wp:simplePos x="0" y="0"/>
+                  <wp:positionH relativeFrom="column">
+                    <wp:posOffset>635</wp:posOffset>
+                  </wp:positionH>
+                  <wp:positionV relativeFrom="paragraph">
+                    <wp:posOffset>1161006</wp:posOffset>
+                  </wp:positionV>
+                  <wp:extent cx="3671558" cy="2009996"/>
+                  <wp:effectExtent l="0" t="0" r="5715" b="0"/>
+                  <wp:wrapSquare wrapText="bothSides"/>
+                  <wp:docPr id="265968209" name="Picture 1"/>
+                  <wp:cNvGraphicFramePr>
+                    <a:graphicFrameLocks xmlns:a="http://schemas.openxmlformats.org/drawingml/2006/main" noChangeAspect="1"/>
+                  </wp:cNvGraphicFramePr>
+                  <a:graphic xmlns:a="http://schemas.openxmlformats.org/drawingml/2006/main">
+                    <a:graphicData uri="http://schemas.openxmlformats.org/drawingml/2006/picture">
+                      <pic:pic xmlns:pic="http://schemas.openxmlformats.org/drawingml/2006/picture">
+                        <pic:nvPicPr>
+                          <pic:cNvPr id="0" name="Picture 2"/>
+                          <pic:cNvPicPr>
+                            <a:picLocks noChangeAspect="1" noChangeArrowheads="1"/>
+                          </pic:cNvPicPr>
+                        </pic:nvPicPr>
+                        <pic:blipFill>
+                          <a:blip r:embed="rId6" cstate="print">
+                            <a:extLst>
+                              <a:ext uri="{28A0092B-C50C-407E-A947-70E740481C1C}">
+                                <a14:useLocalDpi xmlns:a14="http://schemas.microsoft.com/office/drawing/2010/main" val="0"/>
+                              </a:ext>
+                            </a:extLst>
+                          </a:blip>
+                          <a:srcRect/>
+                          <a:stretch>
+                            <a:fillRect/>
+                          </a:stretch>
+                        </pic:blipFill>
+                        <pic:spPr bwMode="auto">
+                          <a:xfrm>
+                            <a:off x="0" y="0"/>
+                            <a:ext cx="3671558" cy="2009996"/>
+                          </a:xfrm>
+                          <a:prstGeom prst="rect">
+                            <a:avLst/>
+                          </a:prstGeom>
+                          <a:noFill/>
+                        </pic:spPr>
+                      </pic:pic>
+                    </a:graphicData>
+                  </a:graphic>
+                </wp:anchor>
+              </w:drawing>
+            </w:r>
+            <w:r>
+              <w:rPr>
+                <w:b/>
+                <w:bCs/>
+              </w:rPr>
+              <w:t>Google predictive keyboard:</w:t>
+            </w:r>
+            <w:r>
+              <w:t xml:space="preserve"> Predictive keyboards </w:t>
+            </w:r>
+            <w:r>
+              <w:t>depend</w:t>
+            </w:r>
+            <w:r>
+              <w:t xml:space="preserve"> on user input patterns</w:t>
+            </w:r>
+            <w:r>
+              <w:t xml:space="preserve">, but keystroke data </w:t>
+            </w:r>
+            <w:proofErr w:type="gramStart"/>
+            <w:r>
+              <w:t>is</w:t>
+            </w:r>
+            <w:proofErr w:type="gramEnd"/>
+            <w:r>
+              <w:t xml:space="preserve"> highly sensitive and risky to store centrally. Federated learning </w:t>
+            </w:r>
+            <w:r>
+              <w:t>addresses</w:t>
+            </w:r>
+            <w:r>
+              <w:t xml:space="preserve"> this by training a </w:t>
+            </w:r>
+            <w:r>
+              <w:t>shared</w:t>
+            </w:r>
+            <w:r>
+              <w:t xml:space="preserve"> model across devices</w:t>
+            </w:r>
+            <w:r>
+              <w:t>,</w:t>
+            </w:r>
+            <w:r>
+              <w:t xml:space="preserve"> then </w:t>
+            </w:r>
+            <w:proofErr w:type="spellStart"/>
+            <w:r>
+              <w:t>personalising</w:t>
+            </w:r>
+            <w:proofErr w:type="spellEnd"/>
+            <w:r>
+              <w:t xml:space="preserve"> it for individual users without </w:t>
+            </w:r>
+            <w:r>
+              <w:t>collecting</w:t>
+            </w:r>
+            <w:r>
+              <w:t xml:space="preserve"> raw keystroke data </w:t>
+            </w:r>
+            <w:r>
+              <w:t xml:space="preserve">in one </w:t>
+            </w:r>
+            <w:r>
+              <w:t>place</w:t>
+            </w:r>
+            <w:r>
+              <w:t>.</w:t>
+            </w:r>
+          </w:p>
+          <w:p/>
+          <w:p>
+            <w:r>
+              <w:t>Federated</w:t>
+            </w:r>
+            <w:r>
+              <w:t xml:space="preserve"> learning also </w:t>
+            </w:r>
+            <w:r>
+              <w:t>introduces</w:t>
+            </w:r>
+            <w:r>
+              <w:t xml:space="preserve"> risks. </w:t>
+            </w:r>
+            <w:r>
+              <w:t>Like encryption and anonymity tools, it can support legitimate privacy but may also be misused. An attacker could use</w:t>
+            </w:r>
+            <w:r>
+              <w:t xml:space="preserve"> federated learning </w:t>
+            </w:r>
+            <w:r>
+              <w:t xml:space="preserve">to train models </w:t>
+            </w:r>
+            <w:r>
+              <w:t>about</w:t>
+            </w:r>
+            <w:r>
+              <w:t xml:space="preserve"> a target, such as an </w:t>
+            </w:r>
+            <w:proofErr w:type="spellStart"/>
+            <w:r>
+              <w:t>organisation</w:t>
+            </w:r>
+            <w:proofErr w:type="spellEnd"/>
+            <w:r>
+              <w:t xml:space="preserve">, individual, or business, without sending all collected intelligence </w:t>
+            </w:r>
+            <w:r>
+              <w:t xml:space="preserve">to a central location. This could </w:t>
+            </w:r>
+            <w:r>
+              <w:t>lower</w:t>
+            </w:r>
+            <w:r>
+              <w:t xml:space="preserve"> the chance of detection while allowing small, temporary data buffers on compromised devices to support tasks such as gait analysis or voice identification.</w:t>
+            </w:r>
+            <w:r>
+              <w:t xml:space="preserve"> </w:t>
+            </w:r>
+            <w:r>
+              <w:t>Even</w:t>
+            </w:r>
+            <w:r>
+              <w:t xml:space="preserve"> after detectio</w:t>
+            </w:r>
+            <w:r>
+              <w:t>n</w:t>
+            </w:r>
+            <w:r>
+              <w:t>,</w:t>
+            </w:r>
+            <w:r>
+              <w:t xml:space="preserve"> it may </w:t>
+            </w:r>
+            <w:r>
+              <w:t xml:space="preserve">be difficult to </w:t>
+            </w:r>
+            <w:r>
+              <w:t xml:space="preserve">determine what </w:t>
+            </w:r>
+            <w:r>
+              <w:t xml:space="preserve">type of </w:t>
+            </w:r>
+            <w:r>
+              <w:t>model</w:t>
+            </w:r>
+            <w:r>
+              <w:t xml:space="preserve"> </w:t>
+            </w:r>
+            <w:r>
+              <w:t xml:space="preserve">has been </w:t>
+            </w:r>
+            <w:r>
+              <w:t>created or</w:t>
+            </w:r>
+            <w:r>
+              <w:t xml:space="preserve"> stored </w:t>
+            </w:r>
+            <w:r>
+              <w:t>on the attacker’s</w:t>
+            </w:r>
+            <w:r>
+              <w:t xml:space="preserve"> server</w:t>
+            </w:r>
+            <w:r>
+              <w:t xml:space="preserve">, </w:t>
+            </w:r>
+            <w:r>
+              <w:t xml:space="preserve">since </w:t>
+            </w:r>
+            <w:r>
+              <w:t xml:space="preserve">each training </w:t>
+            </w:r>
+            <w:r>
+              <w:t>round</w:t>
+            </w:r>
+            <w:r>
+              <w:t xml:space="preserve"> </w:t>
+            </w:r>
+            <w:r>
+              <w:t>sends updated</w:t>
+            </w:r>
+            <w:r>
+              <w:t xml:space="preserve"> model </w:t>
+            </w:r>
+            <w:r>
+              <w:t xml:space="preserve">information back to that </w:t>
+            </w:r>
+            <w:r>
+              <w:t>server</w:t>
+            </w:r>
+            <w:r>
+              <w:t>. This could leave victims exposed to further misuse.</w:t>
+            </w:r>
+          </w:p>
           <w:p/>
           <w:p/>
-          <w:p/>
-          <w:p/>
-          <w:p/>
-          <w:p/>
-          <w:p/>
+          <w:p>
+            <w:r>
+              <w:t xml:space="preserve">Link: </w:t>
+            </w:r>
+            <w:hyperlink r:id="rId7" w:history="1">
+              <w:r>
+                <w:rPr>
+                  <w:rStyle w:val="Hyperlink"/>
+                </w:rPr>
+                <w:t>https://developer.nvidia.com/flare</w:t>
+              </w:r>
+            </w:hyperlink>
+            <w:r>
+              <w:t xml:space="preserve"> </w:t>
+            </w:r>
+          </w:p>
+          <w:p>
+            <w:proofErr w:type="gramStart"/>
+            <w:r>
+              <w:t>Link :</w:t>
+            </w:r>
+            <w:proofErr w:type="gramEnd"/>
+            <w:r>
+              <w:t xml:space="preserve"> </w:t>
+            </w:r>
+            <w:hyperlink r:id="rId8" w:history="1">
+              <w:r>
+                <w:rPr>
+                  <w:rStyle w:val="Hyperlink"/>
+                </w:rPr>
+                <w:t>https://research.google/pubs/federated-learning-for-mobile-keyboard-prediction-2/</w:t>
+              </w:r>
+            </w:hyperlink>
+            <w:r>
+              <w:t xml:space="preserve"> </w:t>
+            </w:r>
+          </w:p>
           <w:p/>
         </w:tc>
       </w:tr>
     </w:tbl>
+    <w:p/>
+    <w:p>
+      <w:r>
+        <w:br w:type="page"/>
+      </w:r>
+    </w:p>
     <w:p/>
     <w:p>
       <w:pPr>
@@ -241,7 +1019,7 @@
         <w:pStyle w:val="Heading2"/>
         <w:spacing w:before="0" w:after="160"/>
       </w:pPr>
-      <w:hyperlink r:id="rId6">
+      <w:hyperlink r:id="rId9">
         <w:r>
           <w:rPr>
             <w:rStyle w:val="Hyperlink"/>
@@ -299,7 +1077,7 @@
         <w:pStyle w:val="Heading2"/>
         <w:spacing w:before="0" w:after="160"/>
       </w:pPr>
-      <w:hyperlink r:id="rId7">
+      <w:hyperlink r:id="rId10">
         <w:r>
           <w:rPr>
             <w:rStyle w:val="Hyperlink"/>
@@ -355,7 +1133,7 @@
         <w:pStyle w:val="Heading2"/>
         <w:spacing w:before="0" w:after="160"/>
       </w:pPr>
-      <w:hyperlink r:id="rId8">
+      <w:hyperlink r:id="rId11">
         <w:r>
           <w:rPr>
             <w:rStyle w:val="Hyperlink"/>
@@ -439,7 +1217,7 @@
           <w:szCs w:val="32"/>
         </w:rPr>
       </w:pPr>
-      <w:hyperlink r:id="rId9">
+      <w:hyperlink r:id="rId12">
         <w:r>
           <w:rPr>
             <w:rStyle w:val="Hyperlink"/>
@@ -495,7 +1273,6 @@
           <w:b/>
           <w:bCs/>
         </w:rPr>
-        <w:lastRenderedPageBreak/>
         <w:t>Analysis and Reflection</w:t>
       </w:r>
     </w:p>
@@ -503,7 +1280,7 @@
       <w:pPr>
         <w:pStyle w:val="Heading2"/>
       </w:pPr>
-      <w:hyperlink r:id="rId10">
+      <w:hyperlink r:id="rId13">
         <w:r>
           <w:rPr>
             <w:rStyle w:val="Hyperlink"/>
@@ -538,7 +1315,39 @@
           <w:p/>
           <w:p>
             <w:r>
-              <w:t>During this weeks tutorial discussion we primarily discussed the topic of privacy and data collection in Australia. We had to have a debate regarding whether ever person in Australia could have all of their data collected by governments. I was an adjudicator of the debate and hence was able to here both sides.</w:t>
+              <w:t xml:space="preserve">During this </w:t>
+            </w:r>
+            <w:proofErr w:type="gramStart"/>
+            <w:r>
+              <w:t>weeks</w:t>
+            </w:r>
+            <w:proofErr w:type="gramEnd"/>
+            <w:r>
+              <w:t xml:space="preserve"> tutorial </w:t>
+            </w:r>
+            <w:proofErr w:type="gramStart"/>
+            <w:r>
+              <w:t>discussion</w:t>
+            </w:r>
+            <w:proofErr w:type="gramEnd"/>
+            <w:r>
+              <w:t xml:space="preserve"> we primarily discussed the topic of privacy and data collection in Australia. We had to have a debate regarding whether ever person in Australia could have </w:t>
+            </w:r>
+            <w:proofErr w:type="gramStart"/>
+            <w:r>
+              <w:t>all of</w:t>
+            </w:r>
+            <w:proofErr w:type="gramEnd"/>
+            <w:r>
+              <w:t xml:space="preserve"> their data collected by governments. I was an adjudicator of the debate and hence was able to </w:t>
+            </w:r>
+            <w:proofErr w:type="gramStart"/>
+            <w:r>
+              <w:t>here</w:t>
+            </w:r>
+            <w:proofErr w:type="gramEnd"/>
+            <w:r>
+              <w:t xml:space="preserve"> both sides.</w:t>
             </w:r>
             <w:r>
               <w:t xml:space="preserve"> There were many points I agreed and disagreed</w:t>
@@ -567,6 +1376,7 @@
                 <w:u w:val="single"/>
               </w:rPr>
             </w:pPr>
+            <w:proofErr w:type="gramStart"/>
             <w:r>
               <w:rPr>
                 <w:b/>
@@ -575,6 +1385,7 @@
               </w:rPr>
               <w:t>For :</w:t>
             </w:r>
+            <w:proofErr w:type="gramEnd"/>
           </w:p>
           <w:p>
             <w:pPr>
@@ -586,13 +1397,7 @@
               <w:spacing w:after="160" w:line="279" w:lineRule="auto"/>
             </w:pPr>
             <w:r>
-              <w:t>Data c</w:t>
-            </w:r>
-            <w:r>
-              <w:t>oll</w:t>
-            </w:r>
-            <w:r>
-              <w:t xml:space="preserve">ection can </w:t>
+              <w:t xml:space="preserve">Data collection can </w:t>
             </w:r>
             <w:r>
               <w:t>help identify threats</w:t>
@@ -604,10 +1409,7 @@
               <w:t>create</w:t>
             </w:r>
             <w:r>
-              <w:t xml:space="preserve"> his</w:t>
-            </w:r>
-            <w:r>
-              <w:t xml:space="preserve">torical </w:t>
+              <w:t xml:space="preserve"> historical </w:t>
             </w:r>
             <w:r>
               <w:t xml:space="preserve">records for future </w:t>
@@ -619,13 +1421,7 @@
               <w:t xml:space="preserve">review, especially as </w:t>
             </w:r>
             <w:r>
-              <w:t xml:space="preserve">analytical tools </w:t>
-            </w:r>
-            <w:r>
-              <w:t>imp</w:t>
-            </w:r>
-            <w:r>
-              <w:t xml:space="preserve">rove. </w:t>
+              <w:t xml:space="preserve">analytical tools improve. </w:t>
             </w:r>
             <w:r>
               <w:t>This could benefit society by enabling future generations to test new solutions, refine strategies, and learn from past mistakes, even where the current generation cannot.</w:t>
@@ -657,7 +1453,15 @@
               </w:numPr>
             </w:pPr>
             <w:r>
-              <w:t>Not all should be collected because how could the security and safety of people in roles such as intelligent operatives and undercover police workers remain safe and effective with such knowledge collected about them. This would create a critical flaw and a new attack vector.</w:t>
+              <w:t xml:space="preserve">Not all should be collected because how could the security and safety of people in roles such as intelligent operatives and undercover police workers remain safe and effective with </w:t>
+            </w:r>
+            <w:proofErr w:type="gramStart"/>
+            <w:r>
+              <w:t>such</w:t>
+            </w:r>
+            <w:proofErr w:type="gramEnd"/>
+            <w:r>
+              <w:t xml:space="preserve"> knowledge collected about them. This would create a critical flaw and a new attack vector.</w:t>
             </w:r>
           </w:p>
           <w:p>
@@ -669,6 +1473,7 @@
               </w:numPr>
             </w:pPr>
             <w:r>
+              <w:lastRenderedPageBreak/>
               <w:t xml:space="preserve">Future governments cannot be trusted. </w:t>
             </w:r>
             <w:r>
@@ -716,7 +1521,23 @@
               </w:numPr>
             </w:pPr>
             <w:r>
-              <w:t>There is very little practical methods where the data of a criminal can be captured before the crime. Whilst I mostly agreed with this point, I disagreed with the fact that there are methods that can capture a lot of criminal from pattern matching methods. This could be where data is collected once the criminal falls within a confidence interval of prediction to commit future crimes (</w:t>
+              <w:t xml:space="preserve">There </w:t>
+            </w:r>
+            <w:proofErr w:type="gramStart"/>
+            <w:r>
+              <w:t>is</w:t>
+            </w:r>
+            <w:proofErr w:type="gramEnd"/>
+            <w:r>
+              <w:t xml:space="preserve"> very little practical methods where the data of a criminal can be captured before the crime. Whilst I mostly agreed with this point, I disagreed with the fact that there are methods that can capture a lot of </w:t>
+            </w:r>
+            <w:proofErr w:type="gramStart"/>
+            <w:r>
+              <w:t>criminal</w:t>
+            </w:r>
+            <w:proofErr w:type="gramEnd"/>
+            <w:r>
+              <w:t xml:space="preserve"> from pattern matching methods. This could be where data is collected once the criminal falls within a confidence interval of prediction to commit future crimes (</w:t>
             </w:r>
             <w:proofErr w:type="spellStart"/>
             <w:r>
@@ -729,11 +1550,9 @@
             <w:r>
               <w:t xml:space="preserve">a mechanism is questionable, since </w:t>
             </w:r>
-            <w:proofErr w:type="spellStart"/>
-            <w:r>
-              <w:t>their</w:t>
-            </w:r>
-            <w:proofErr w:type="spellEnd"/>
+            <w:r>
+              <w:t>there</w:t>
+            </w:r>
             <w:r>
               <w:t xml:space="preserve"> could also be early intervention taken at that stage.</w:t>
             </w:r>
@@ -760,18 +1579,358 @@
                 <w:ilvl w:val="0"/>
                 <w:numId w:val="4"/>
               </w:numPr>
+              <w:spacing w:after="160" w:line="279" w:lineRule="auto"/>
             </w:pPr>
-            <w:r>
-              <w:t xml:space="preserve">The large amount of people being punished for the minority. </w:t>
+            <w:proofErr w:type="gramStart"/>
+            <w:r>
+              <w:t xml:space="preserve">A </w:t>
+            </w:r>
+            <w:r>
+              <w:t xml:space="preserve">large </w:t>
+            </w:r>
+            <w:r>
+              <w:t>number</w:t>
+            </w:r>
+            <w:r>
+              <w:t xml:space="preserve"> of</w:t>
+            </w:r>
+            <w:proofErr w:type="gramEnd"/>
+            <w:r>
+              <w:t xml:space="preserve"> people </w:t>
+            </w:r>
+            <w:r>
+              <w:t xml:space="preserve">are </w:t>
+            </w:r>
+            <w:r>
+              <w:t>being punished for</w:t>
+            </w:r>
+            <w:r>
+              <w:t xml:space="preserve"> </w:t>
+            </w:r>
+            <w:r>
+              <w:t xml:space="preserve">the </w:t>
+            </w:r>
+            <w:r>
+              <w:t>actions</w:t>
+            </w:r>
+            <w:r>
+              <w:t xml:space="preserve"> of a minority. </w:t>
+            </w:r>
+            <w:r>
+              <w:t xml:space="preserve">I mostly agree </w:t>
+            </w:r>
+            <w:r>
+              <w:t>with this</w:t>
+            </w:r>
+            <w:r>
+              <w:t xml:space="preserve"> point;</w:t>
+            </w:r>
+            <w:r>
+              <w:t xml:space="preserve"> however</w:t>
+            </w:r>
+            <w:r>
+              <w:t>,</w:t>
+            </w:r>
+            <w:r>
+              <w:t xml:space="preserve"> I also </w:t>
+            </w:r>
+            <w:r>
+              <w:t xml:space="preserve">believe </w:t>
+            </w:r>
+            <w:r>
+              <w:t>i</w:t>
+            </w:r>
+            <w:r>
+              <w:t xml:space="preserve">t </w:t>
+            </w:r>
+            <w:r>
+              <w:t>fails</w:t>
+            </w:r>
+            <w:r>
+              <w:t xml:space="preserve"> to </w:t>
+            </w:r>
+            <w:r>
+              <w:t>acknowledge</w:t>
+            </w:r>
+            <w:r>
+              <w:t xml:space="preserve"> </w:t>
+            </w:r>
+            <w:r>
+              <w:t>the exc</w:t>
+            </w:r>
+            <w:r>
+              <w:t xml:space="preserve">hange of </w:t>
+            </w:r>
+            <w:r>
+              <w:t>information</w:t>
+            </w:r>
+            <w:r>
+              <w:t xml:space="preserve"> for </w:t>
+            </w:r>
+            <w:r>
+              <w:t>immediate</w:t>
+            </w:r>
+            <w:r>
+              <w:t xml:space="preserve"> safety. That is</w:t>
+            </w:r>
+            <w:r>
+              <w:t xml:space="preserve">, </w:t>
+            </w:r>
+            <w:r>
+              <w:t xml:space="preserve">the </w:t>
+            </w:r>
+            <w:r>
+              <w:t>vast majorit</w:t>
+            </w:r>
+            <w:r>
+              <w:t xml:space="preserve">y </w:t>
+            </w:r>
+            <w:r>
+              <w:t>would</w:t>
+            </w:r>
+            <w:r>
+              <w:t xml:space="preserve"> be g</w:t>
+            </w:r>
+            <w:r>
+              <w:t xml:space="preserve">iving </w:t>
+            </w:r>
+            <w:r>
+              <w:t xml:space="preserve">up </w:t>
+            </w:r>
+            <w:r>
+              <w:t xml:space="preserve">their information </w:t>
+            </w:r>
+            <w:r>
+              <w:t>to benefit their own safety and reduce crim</w:t>
+            </w:r>
+            <w:r>
+              <w:t xml:space="preserve">e </w:t>
+            </w:r>
+            <w:r>
+              <w:t>around</w:t>
+            </w:r>
+            <w:r>
+              <w:t xml:space="preserve"> them. </w:t>
+            </w:r>
+            <w:r>
+              <w:t xml:space="preserve">I think this </w:t>
+            </w:r>
+            <w:r>
+              <w:t xml:space="preserve">is </w:t>
+            </w:r>
+            <w:r>
+              <w:t>important because it</w:t>
+            </w:r>
+            <w:r>
+              <w:t xml:space="preserve"> </w:t>
+            </w:r>
+            <w:r>
+              <w:t xml:space="preserve">introduces a </w:t>
+            </w:r>
+            <w:r>
+              <w:t>utili</w:t>
+            </w:r>
+            <w:r>
+              <w:t xml:space="preserve">tarian perspective </w:t>
+            </w:r>
+            <w:r>
+              <w:t>on</w:t>
+            </w:r>
+            <w:r>
+              <w:t xml:space="preserve"> </w:t>
+            </w:r>
+            <w:r>
+              <w:t>data collection</w:t>
+            </w:r>
+            <w:r>
+              <w:t>,</w:t>
+            </w:r>
+            <w:r>
+              <w:t xml:space="preserve"> where </w:t>
+            </w:r>
+            <w:r>
+              <w:t xml:space="preserve">it </w:t>
+            </w:r>
+            <w:r>
+              <w:t xml:space="preserve">can </w:t>
+            </w:r>
+            <w:r>
+              <w:t xml:space="preserve">both </w:t>
+            </w:r>
+            <w:r>
+              <w:t xml:space="preserve">benefit </w:t>
+            </w:r>
+            <w:r>
+              <w:t xml:space="preserve">and </w:t>
+            </w:r>
+            <w:r>
+              <w:t>disadvantage</w:t>
+            </w:r>
+            <w:r>
+              <w:t xml:space="preserve"> </w:t>
+            </w:r>
+            <w:r>
+              <w:t>the</w:t>
+            </w:r>
+            <w:r>
+              <w:t xml:space="preserve"> </w:t>
+            </w:r>
+            <w:r>
+              <w:t xml:space="preserve">majority </w:t>
+            </w:r>
+            <w:r>
+              <w:t>because</w:t>
+            </w:r>
+            <w:r>
+              <w:t xml:space="preserve"> of the</w:t>
+            </w:r>
+            <w:r>
+              <w:t xml:space="preserve"> </w:t>
+            </w:r>
+            <w:r>
+              <w:t xml:space="preserve">actions of a </w:t>
+            </w:r>
+            <w:r>
+              <w:t>minority. Th</w:t>
+            </w:r>
+            <w:r>
+              <w:t>er</w:t>
+            </w:r>
+            <w:r>
+              <w:t>efore</w:t>
+            </w:r>
+            <w:r>
+              <w:t xml:space="preserve">, </w:t>
+            </w:r>
+            <w:r>
+              <w:t>I</w:t>
+            </w:r>
+            <w:r>
+              <w:t xml:space="preserve"> </w:t>
+            </w:r>
+            <w:r>
+              <w:t>partially agree that there</w:t>
+            </w:r>
+            <w:r>
+              <w:t xml:space="preserve"> could be an </w:t>
+            </w:r>
+            <w:r>
+              <w:t xml:space="preserve">optimal amount of information </w:t>
+            </w:r>
+            <w:r>
+              <w:t xml:space="preserve">collection that benefits </w:t>
+            </w:r>
+            <w:r>
+              <w:t xml:space="preserve">the collective </w:t>
+            </w:r>
+            <w:r>
+              <w:t>without disadvan</w:t>
+            </w:r>
+            <w:r>
+              <w:t xml:space="preserve">taging </w:t>
+            </w:r>
+            <w:r>
+              <w:t xml:space="preserve">individuals </w:t>
+            </w:r>
+            <w:r>
+              <w:t>to the greate</w:t>
+            </w:r>
+            <w:r>
+              <w:t>st e</w:t>
+            </w:r>
+            <w:r>
+              <w:t>xtent</w:t>
+            </w:r>
+            <w:r>
+              <w:t xml:space="preserve"> </w:t>
+            </w:r>
+            <w:r>
+              <w:t xml:space="preserve">possible </w:t>
+            </w:r>
+            <w:r>
+              <w:t>(</w:t>
+            </w:r>
+            <w:r>
+              <w:t>e.g</w:t>
+            </w:r>
+            <w:r>
+              <w:t>.</w:t>
+            </w:r>
+            <w:r>
+              <w:t xml:space="preserve"> </w:t>
+            </w:r>
+            <w:r>
+              <w:t>focusing da</w:t>
+            </w:r>
+            <w:r>
+              <w:t xml:space="preserve">ta collection </w:t>
+            </w:r>
+            <w:r>
+              <w:t>on</w:t>
+            </w:r>
+            <w:r>
+              <w:t xml:space="preserve"> speci</w:t>
+            </w:r>
+            <w:r>
+              <w:t>fic marke</w:t>
+            </w:r>
+            <w:r>
+              <w:t xml:space="preserve">rs for terrorism </w:t>
+            </w:r>
+            <w:r>
+              <w:t>or violent crime</w:t>
+            </w:r>
+            <w:r>
+              <w:t>, but not for petty t</w:t>
+            </w:r>
+            <w:r>
+              <w:t>heft or</w:t>
+            </w:r>
+            <w:r>
+              <w:t xml:space="preserve"> </w:t>
+            </w:r>
+            <w:r>
+              <w:t>minor</w:t>
+            </w:r>
+            <w:r>
+              <w:t xml:space="preserve"> road offen</w:t>
+            </w:r>
+            <w:r>
+              <w:t>ces</w:t>
+            </w:r>
+            <w:r>
+              <w:t>).</w:t>
             </w:r>
           </w:p>
-          <w:p/>
-          <w:p/>
-          <w:p/>
-          <w:p/>
-          <w:p/>
-          <w:p/>
-          <w:p/>
+          <w:p>
+            <w:r>
+              <w:t xml:space="preserve">After the debate I mostly believed that the debate itself was </w:t>
+            </w:r>
+            <w:proofErr w:type="gramStart"/>
+            <w:r>
+              <w:t>week</w:t>
+            </w:r>
+            <w:proofErr w:type="gramEnd"/>
+            <w:r>
+              <w:t xml:space="preserve"> because neither side clearly defined the bounds of their debate. I found that each argument could have been extended to a more thorough analysis. </w:t>
+            </w:r>
+            <w:proofErr w:type="gramStart"/>
+            <w:r>
+              <w:t>However</w:t>
+            </w:r>
+            <w:proofErr w:type="gramEnd"/>
+            <w:r>
+              <w:t xml:space="preserve"> I found the Against team to be more convincing and </w:t>
+            </w:r>
+            <w:proofErr w:type="gramStart"/>
+            <w:r>
+              <w:t>produce</w:t>
+            </w:r>
+            <w:proofErr w:type="gramEnd"/>
+            <w:r>
+              <w:t xml:space="preserve"> a stronger argument. </w:t>
+            </w:r>
+          </w:p>
         </w:tc>
       </w:tr>
     </w:tbl>
@@ -823,6 +1982,304 @@
 <file path=word/numbering.xml><?xml version="1.0" encoding="utf-8"?>
 <w:numbering xmlns:wpc="http://schemas.microsoft.com/office/word/2010/wordprocessingCanvas" xmlns:cx="http://schemas.microsoft.com/office/drawing/2014/chartex" xmlns:cx1="http://schemas.microsoft.com/office/drawing/2015/9/8/chartex" xmlns:cx2="http://schemas.microsoft.com/office/drawing/2015/10/21/chartex" xmlns:cx3="http://schemas.microsoft.com/office/drawing/2016/5/9/chartex" xmlns:cx4="http://schemas.microsoft.com/office/drawing/2016/5/10/chartex" xmlns:cx5="http://schemas.microsoft.com/office/drawing/2016/5/11/chartex" xmlns:cx6="http://schemas.microsoft.com/office/drawing/2016/5/12/chartex" xmlns:cx7="http://schemas.microsoft.com/office/drawing/2016/5/13/chartex" xmlns:cx8="http://schemas.microsoft.com/office/drawing/2016/5/14/chartex" xmlns:mc="http://schemas.openxmlformats.org/markup-compatibility/2006" xmlns:aink="http://schemas.microsoft.com/office/drawing/2016/ink" xmlns:am3d="http://schemas.microsoft.com/office/drawing/2017/model3d" xmlns:o="urn:schemas-microsoft-com:office:office" xmlns:oel="http://schemas.microsoft.com/office/2019/extlst" xmlns:r="http://schemas.openxmlformats.org/officeDocument/2006/relationships" xmlns:m="http://schemas.openxmlformats.org/officeDocument/2006/math" xmlns:v="urn:schemas-microsoft-com:vml" xmlns:wp14="http://schemas.microsoft.com/office/word/2010/wordprocessingDrawing" xmlns:wp="http://schemas.openxmlformats.org/drawingml/2006/wordprocessingDrawing" xmlns:w10="urn:schemas-microsoft-com:office:word" xmlns:w="http://schemas.openxmlformats.org/wordprocessingml/2006/main" xmlns:w14="http://schemas.microsoft.com/office/word/2010/wordml" xmlns:w15="http://schemas.microsoft.com/office/word/2012/wordml" xmlns:w16cex="http://schemas.microsoft.com/office/word/2018/wordml/cex" xmlns:w16cid="http://schemas.microsoft.com/office/word/2016/wordml/cid" xmlns:w16="http://schemas.microsoft.com/office/word/2018/wordml" xmlns:w16du="http://schemas.microsoft.com/office/word/2023/wordml/word16du" xmlns:w16sdtdh="http://schemas.microsoft.com/office/word/2020/wordml/sdtdatahash" xmlns:w16sdtfl="http://schemas.microsoft.com/office/word/2024/wordml/sdtformatlock" xmlns:w16se="http://schemas.microsoft.com/office/word/2015/wordml/symex" xmlns:wpg="http://schemas.microsoft.com/office/word/2010/wordprocessingGroup" xmlns:wpi="http://schemas.microsoft.com/office/word/2010/wordprocessingInk" xmlns:wne="http://schemas.microsoft.com/office/word/2006/wordml" xmlns:wps="http://schemas.microsoft.com/office/word/2010/wordprocessingShape" mc:Ignorable="w14 w15 w16se w16cid w16 w16cex w16sdtdh w16sdtfl w16du wp14">
   <w:abstractNum w:abstractNumId="0" w15:restartNumberingAfterBreak="0">
+    <w:nsid w:val="154A71E1"/>
+    <w:multiLevelType w:val="multilevel"/>
+    <w:tmpl w:val="361E81E6"/>
+    <w:lvl w:ilvl="0">
+      <w:start w:val="1"/>
+      <w:numFmt w:val="bullet"/>
+      <w:lvlText w:val=""/>
+      <w:lvlJc w:val="left"/>
+      <w:pPr>
+        <w:tabs>
+          <w:tab w:val="num" w:pos="720"/>
+        </w:tabs>
+        <w:ind w:left="720" w:hanging="360"/>
+      </w:pPr>
+      <w:rPr>
+        <w:rFonts w:ascii="Symbol" w:hAnsi="Symbol" w:hint="default"/>
+        <w:sz w:val="20"/>
+      </w:rPr>
+    </w:lvl>
+    <w:lvl w:ilvl="1" w:tentative="1">
+      <w:start w:val="1"/>
+      <w:numFmt w:val="bullet"/>
+      <w:lvlText w:val="o"/>
+      <w:lvlJc w:val="left"/>
+      <w:pPr>
+        <w:tabs>
+          <w:tab w:val="num" w:pos="1440"/>
+        </w:tabs>
+        <w:ind w:left="1440" w:hanging="360"/>
+      </w:pPr>
+      <w:rPr>
+        <w:rFonts w:ascii="Courier New" w:hAnsi="Courier New" w:hint="default"/>
+        <w:sz w:val="20"/>
+      </w:rPr>
+    </w:lvl>
+    <w:lvl w:ilvl="2" w:tentative="1">
+      <w:start w:val="1"/>
+      <w:numFmt w:val="bullet"/>
+      <w:lvlText w:val=""/>
+      <w:lvlJc w:val="left"/>
+      <w:pPr>
+        <w:tabs>
+          <w:tab w:val="num" w:pos="2160"/>
+        </w:tabs>
+        <w:ind w:left="2160" w:hanging="360"/>
+      </w:pPr>
+      <w:rPr>
+        <w:rFonts w:ascii="Wingdings" w:hAnsi="Wingdings" w:hint="default"/>
+        <w:sz w:val="20"/>
+      </w:rPr>
+    </w:lvl>
+    <w:lvl w:ilvl="3" w:tentative="1">
+      <w:start w:val="1"/>
+      <w:numFmt w:val="bullet"/>
+      <w:lvlText w:val=""/>
+      <w:lvlJc w:val="left"/>
+      <w:pPr>
+        <w:tabs>
+          <w:tab w:val="num" w:pos="2880"/>
+        </w:tabs>
+        <w:ind w:left="2880" w:hanging="360"/>
+      </w:pPr>
+      <w:rPr>
+        <w:rFonts w:ascii="Wingdings" w:hAnsi="Wingdings" w:hint="default"/>
+        <w:sz w:val="20"/>
+      </w:rPr>
+    </w:lvl>
+    <w:lvl w:ilvl="4" w:tentative="1">
+      <w:start w:val="1"/>
+      <w:numFmt w:val="bullet"/>
+      <w:lvlText w:val=""/>
+      <w:lvlJc w:val="left"/>
+      <w:pPr>
+        <w:tabs>
+          <w:tab w:val="num" w:pos="3600"/>
+        </w:tabs>
+        <w:ind w:left="3600" w:hanging="360"/>
+      </w:pPr>
+      <w:rPr>
+        <w:rFonts w:ascii="Wingdings" w:hAnsi="Wingdings" w:hint="default"/>
+        <w:sz w:val="20"/>
+      </w:rPr>
+    </w:lvl>
+    <w:lvl w:ilvl="5" w:tentative="1">
+      <w:start w:val="1"/>
+      <w:numFmt w:val="bullet"/>
+      <w:lvlText w:val=""/>
+      <w:lvlJc w:val="left"/>
+      <w:pPr>
+        <w:tabs>
+          <w:tab w:val="num" w:pos="4320"/>
+        </w:tabs>
+        <w:ind w:left="4320" w:hanging="360"/>
+      </w:pPr>
+      <w:rPr>
+        <w:rFonts w:ascii="Wingdings" w:hAnsi="Wingdings" w:hint="default"/>
+        <w:sz w:val="20"/>
+      </w:rPr>
+    </w:lvl>
+    <w:lvl w:ilvl="6" w:tentative="1">
+      <w:start w:val="1"/>
+      <w:numFmt w:val="bullet"/>
+      <w:lvlText w:val=""/>
+      <w:lvlJc w:val="left"/>
+      <w:pPr>
+        <w:tabs>
+          <w:tab w:val="num" w:pos="5040"/>
+        </w:tabs>
+        <w:ind w:left="5040" w:hanging="360"/>
+      </w:pPr>
+      <w:rPr>
+        <w:rFonts w:ascii="Wingdings" w:hAnsi="Wingdings" w:hint="default"/>
+        <w:sz w:val="20"/>
+      </w:rPr>
+    </w:lvl>
+    <w:lvl w:ilvl="7" w:tentative="1">
+      <w:start w:val="1"/>
+      <w:numFmt w:val="bullet"/>
+      <w:lvlText w:val=""/>
+      <w:lvlJc w:val="left"/>
+      <w:pPr>
+        <w:tabs>
+          <w:tab w:val="num" w:pos="5760"/>
+        </w:tabs>
+        <w:ind w:left="5760" w:hanging="360"/>
+      </w:pPr>
+      <w:rPr>
+        <w:rFonts w:ascii="Wingdings" w:hAnsi="Wingdings" w:hint="default"/>
+        <w:sz w:val="20"/>
+      </w:rPr>
+    </w:lvl>
+    <w:lvl w:ilvl="8" w:tentative="1">
+      <w:start w:val="1"/>
+      <w:numFmt w:val="bullet"/>
+      <w:lvlText w:val=""/>
+      <w:lvlJc w:val="left"/>
+      <w:pPr>
+        <w:tabs>
+          <w:tab w:val="num" w:pos="6480"/>
+        </w:tabs>
+        <w:ind w:left="6480" w:hanging="360"/>
+      </w:pPr>
+      <w:rPr>
+        <w:rFonts w:ascii="Wingdings" w:hAnsi="Wingdings" w:hint="default"/>
+        <w:sz w:val="20"/>
+      </w:rPr>
+    </w:lvl>
+  </w:abstractNum>
+  <w:abstractNum w:abstractNumId="1" w15:restartNumberingAfterBreak="0">
+    <w:nsid w:val="37A86F2C"/>
+    <w:multiLevelType w:val="multilevel"/>
+    <w:tmpl w:val="5ECE966C"/>
+    <w:lvl w:ilvl="0">
+      <w:start w:val="1"/>
+      <w:numFmt w:val="bullet"/>
+      <w:lvlText w:val=""/>
+      <w:lvlJc w:val="left"/>
+      <w:pPr>
+        <w:tabs>
+          <w:tab w:val="num" w:pos="720"/>
+        </w:tabs>
+        <w:ind w:left="720" w:hanging="360"/>
+      </w:pPr>
+      <w:rPr>
+        <w:rFonts w:ascii="Symbol" w:hAnsi="Symbol" w:hint="default"/>
+        <w:sz w:val="20"/>
+      </w:rPr>
+    </w:lvl>
+    <w:lvl w:ilvl="1" w:tentative="1">
+      <w:start w:val="1"/>
+      <w:numFmt w:val="bullet"/>
+      <w:lvlText w:val="o"/>
+      <w:lvlJc w:val="left"/>
+      <w:pPr>
+        <w:tabs>
+          <w:tab w:val="num" w:pos="1440"/>
+        </w:tabs>
+        <w:ind w:left="1440" w:hanging="360"/>
+      </w:pPr>
+      <w:rPr>
+        <w:rFonts w:ascii="Courier New" w:hAnsi="Courier New" w:hint="default"/>
+        <w:sz w:val="20"/>
+      </w:rPr>
+    </w:lvl>
+    <w:lvl w:ilvl="2" w:tentative="1">
+      <w:start w:val="1"/>
+      <w:numFmt w:val="bullet"/>
+      <w:lvlText w:val=""/>
+      <w:lvlJc w:val="left"/>
+      <w:pPr>
+        <w:tabs>
+          <w:tab w:val="num" w:pos="2160"/>
+        </w:tabs>
+        <w:ind w:left="2160" w:hanging="360"/>
+      </w:pPr>
+      <w:rPr>
+        <w:rFonts w:ascii="Wingdings" w:hAnsi="Wingdings" w:hint="default"/>
+        <w:sz w:val="20"/>
+      </w:rPr>
+    </w:lvl>
+    <w:lvl w:ilvl="3" w:tentative="1">
+      <w:start w:val="1"/>
+      <w:numFmt w:val="bullet"/>
+      <w:lvlText w:val=""/>
+      <w:lvlJc w:val="left"/>
+      <w:pPr>
+        <w:tabs>
+          <w:tab w:val="num" w:pos="2880"/>
+        </w:tabs>
+        <w:ind w:left="2880" w:hanging="360"/>
+      </w:pPr>
+      <w:rPr>
+        <w:rFonts w:ascii="Wingdings" w:hAnsi="Wingdings" w:hint="default"/>
+        <w:sz w:val="20"/>
+      </w:rPr>
+    </w:lvl>
+    <w:lvl w:ilvl="4" w:tentative="1">
+      <w:start w:val="1"/>
+      <w:numFmt w:val="bullet"/>
+      <w:lvlText w:val=""/>
+      <w:lvlJc w:val="left"/>
+      <w:pPr>
+        <w:tabs>
+          <w:tab w:val="num" w:pos="3600"/>
+        </w:tabs>
+        <w:ind w:left="3600" w:hanging="360"/>
+      </w:pPr>
+      <w:rPr>
+        <w:rFonts w:ascii="Wingdings" w:hAnsi="Wingdings" w:hint="default"/>
+        <w:sz w:val="20"/>
+      </w:rPr>
+    </w:lvl>
+    <w:lvl w:ilvl="5" w:tentative="1">
+      <w:start w:val="1"/>
+      <w:numFmt w:val="bullet"/>
+      <w:lvlText w:val=""/>
+      <w:lvlJc w:val="left"/>
+      <w:pPr>
+        <w:tabs>
+          <w:tab w:val="num" w:pos="4320"/>
+        </w:tabs>
+        <w:ind w:left="4320" w:hanging="360"/>
+      </w:pPr>
+      <w:rPr>
+        <w:rFonts w:ascii="Wingdings" w:hAnsi="Wingdings" w:hint="default"/>
+        <w:sz w:val="20"/>
+      </w:rPr>
+    </w:lvl>
+    <w:lvl w:ilvl="6" w:tentative="1">
+      <w:start w:val="1"/>
+      <w:numFmt w:val="bullet"/>
+      <w:lvlText w:val=""/>
+      <w:lvlJc w:val="left"/>
+      <w:pPr>
+        <w:tabs>
+          <w:tab w:val="num" w:pos="5040"/>
+        </w:tabs>
+        <w:ind w:left="5040" w:hanging="360"/>
+      </w:pPr>
+      <w:rPr>
+        <w:rFonts w:ascii="Wingdings" w:hAnsi="Wingdings" w:hint="default"/>
+        <w:sz w:val="20"/>
+      </w:rPr>
+    </w:lvl>
+    <w:lvl w:ilvl="7" w:tentative="1">
+      <w:start w:val="1"/>
+      <w:numFmt w:val="bullet"/>
+      <w:lvlText w:val=""/>
+      <w:lvlJc w:val="left"/>
+      <w:pPr>
+        <w:tabs>
+          <w:tab w:val="num" w:pos="5760"/>
+        </w:tabs>
+        <w:ind w:left="5760" w:hanging="360"/>
+      </w:pPr>
+      <w:rPr>
+        <w:rFonts w:ascii="Wingdings" w:hAnsi="Wingdings" w:hint="default"/>
+        <w:sz w:val="20"/>
+      </w:rPr>
+    </w:lvl>
+    <w:lvl w:ilvl="8" w:tentative="1">
+      <w:start w:val="1"/>
+      <w:numFmt w:val="bullet"/>
+      <w:lvlText w:val=""/>
+      <w:lvlJc w:val="left"/>
+      <w:pPr>
+        <w:tabs>
+          <w:tab w:val="num" w:pos="6480"/>
+        </w:tabs>
+        <w:ind w:left="6480" w:hanging="360"/>
+      </w:pPr>
+      <w:rPr>
+        <w:rFonts w:ascii="Wingdings" w:hAnsi="Wingdings" w:hint="default"/>
+        <w:sz w:val="20"/>
+      </w:rPr>
+    </w:lvl>
+  </w:abstractNum>
+  <w:abstractNum w:abstractNumId="2" w15:restartNumberingAfterBreak="0">
     <w:nsid w:val="3C2F8207"/>
     <w:multiLevelType w:val="hybridMultilevel"/>
     <w:tmpl w:val="1E8C28C2"/>
@@ -908,7 +2365,7 @@
       </w:pPr>
     </w:lvl>
   </w:abstractNum>
-  <w:abstractNum w:abstractNumId="1" w15:restartNumberingAfterBreak="0">
+  <w:abstractNum w:abstractNumId="3" w15:restartNumberingAfterBreak="0">
     <w:nsid w:val="44900513"/>
     <w:multiLevelType w:val="hybridMultilevel"/>
     <w:tmpl w:val="53F08F42"/>
@@ -1020,7 +2477,96 @@
       </w:rPr>
     </w:lvl>
   </w:abstractNum>
-  <w:abstractNum w:abstractNumId="2" w15:restartNumberingAfterBreak="0">
+  <w:abstractNum w:abstractNumId="4" w15:restartNumberingAfterBreak="0">
+    <w:nsid w:val="44DB485B"/>
+    <w:multiLevelType w:val="hybridMultilevel"/>
+    <w:tmpl w:val="47E46DB0"/>
+    <w:lvl w:ilvl="0" w:tplc="0C09000F">
+      <w:start w:val="1"/>
+      <w:numFmt w:val="decimal"/>
+      <w:lvlText w:val="%1."/>
+      <w:lvlJc w:val="left"/>
+      <w:pPr>
+        <w:ind w:left="720" w:hanging="360"/>
+      </w:pPr>
+      <w:rPr>
+        <w:rFonts w:hint="default"/>
+      </w:rPr>
+    </w:lvl>
+    <w:lvl w:ilvl="1" w:tplc="0C090019" w:tentative="1">
+      <w:start w:val="1"/>
+      <w:numFmt w:val="lowerLetter"/>
+      <w:lvlText w:val="%2."/>
+      <w:lvlJc w:val="left"/>
+      <w:pPr>
+        <w:ind w:left="1440" w:hanging="360"/>
+      </w:pPr>
+    </w:lvl>
+    <w:lvl w:ilvl="2" w:tplc="0C09001B" w:tentative="1">
+      <w:start w:val="1"/>
+      <w:numFmt w:val="lowerRoman"/>
+      <w:lvlText w:val="%3."/>
+      <w:lvlJc w:val="right"/>
+      <w:pPr>
+        <w:ind w:left="2160" w:hanging="180"/>
+      </w:pPr>
+    </w:lvl>
+    <w:lvl w:ilvl="3" w:tplc="0C09000F" w:tentative="1">
+      <w:start w:val="1"/>
+      <w:numFmt w:val="decimal"/>
+      <w:lvlText w:val="%4."/>
+      <w:lvlJc w:val="left"/>
+      <w:pPr>
+        <w:ind w:left="2880" w:hanging="360"/>
+      </w:pPr>
+    </w:lvl>
+    <w:lvl w:ilvl="4" w:tplc="0C090019" w:tentative="1">
+      <w:start w:val="1"/>
+      <w:numFmt w:val="lowerLetter"/>
+      <w:lvlText w:val="%5."/>
+      <w:lvlJc w:val="left"/>
+      <w:pPr>
+        <w:ind w:left="3600" w:hanging="360"/>
+      </w:pPr>
+    </w:lvl>
+    <w:lvl w:ilvl="5" w:tplc="0C09001B" w:tentative="1">
+      <w:start w:val="1"/>
+      <w:numFmt w:val="lowerRoman"/>
+      <w:lvlText w:val="%6."/>
+      <w:lvlJc w:val="right"/>
+      <w:pPr>
+        <w:ind w:left="4320" w:hanging="180"/>
+      </w:pPr>
+    </w:lvl>
+    <w:lvl w:ilvl="6" w:tplc="0C09000F" w:tentative="1">
+      <w:start w:val="1"/>
+      <w:numFmt w:val="decimal"/>
+      <w:lvlText w:val="%7."/>
+      <w:lvlJc w:val="left"/>
+      <w:pPr>
+        <w:ind w:left="5040" w:hanging="360"/>
+      </w:pPr>
+    </w:lvl>
+    <w:lvl w:ilvl="7" w:tplc="0C090019" w:tentative="1">
+      <w:start w:val="1"/>
+      <w:numFmt w:val="lowerLetter"/>
+      <w:lvlText w:val="%8."/>
+      <w:lvlJc w:val="left"/>
+      <w:pPr>
+        <w:ind w:left="5760" w:hanging="360"/>
+      </w:pPr>
+    </w:lvl>
+    <w:lvl w:ilvl="8" w:tplc="0C09001B" w:tentative="1">
+      <w:start w:val="1"/>
+      <w:numFmt w:val="lowerRoman"/>
+      <w:lvlText w:val="%9."/>
+      <w:lvlJc w:val="right"/>
+      <w:pPr>
+        <w:ind w:left="6480" w:hanging="180"/>
+      </w:pPr>
+    </w:lvl>
+  </w:abstractNum>
+  <w:abstractNum w:abstractNumId="5" w15:restartNumberingAfterBreak="0">
     <w:nsid w:val="4923DB14"/>
     <w:multiLevelType w:val="hybridMultilevel"/>
     <w:tmpl w:val="8416CB06"/>
@@ -1106,7 +2652,7 @@
       </w:pPr>
     </w:lvl>
   </w:abstractNum>
-  <w:abstractNum w:abstractNumId="3" w15:restartNumberingAfterBreak="0">
+  <w:abstractNum w:abstractNumId="6" w15:restartNumberingAfterBreak="0">
     <w:nsid w:val="49EE04D4"/>
     <w:multiLevelType w:val="hybridMultilevel"/>
     <w:tmpl w:val="3814AC62"/>
@@ -1218,7 +2764,7 @@
       </w:rPr>
     </w:lvl>
   </w:abstractNum>
-  <w:abstractNum w:abstractNumId="4" w15:restartNumberingAfterBreak="0">
+  <w:abstractNum w:abstractNumId="7" w15:restartNumberingAfterBreak="0">
     <w:nsid w:val="4F2C1698"/>
     <w:multiLevelType w:val="multilevel"/>
     <w:tmpl w:val="D3AE4D18"/>
@@ -1367,20 +2913,789 @@
       </w:rPr>
     </w:lvl>
   </w:abstractNum>
+  <w:abstractNum w:abstractNumId="8" w15:restartNumberingAfterBreak="0">
+    <w:nsid w:val="77264255"/>
+    <w:multiLevelType w:val="multilevel"/>
+    <w:tmpl w:val="FEB88570"/>
+    <w:lvl w:ilvl="0">
+      <w:start w:val="1"/>
+      <w:numFmt w:val="bullet"/>
+      <w:lvlText w:val=""/>
+      <w:lvlJc w:val="left"/>
+      <w:pPr>
+        <w:tabs>
+          <w:tab w:val="num" w:pos="720"/>
+        </w:tabs>
+        <w:ind w:left="720" w:hanging="360"/>
+      </w:pPr>
+      <w:rPr>
+        <w:rFonts w:ascii="Symbol" w:hAnsi="Symbol" w:hint="default"/>
+        <w:sz w:val="20"/>
+      </w:rPr>
+    </w:lvl>
+    <w:lvl w:ilvl="1" w:tentative="1">
+      <w:start w:val="1"/>
+      <w:numFmt w:val="bullet"/>
+      <w:lvlText w:val="o"/>
+      <w:lvlJc w:val="left"/>
+      <w:pPr>
+        <w:tabs>
+          <w:tab w:val="num" w:pos="1440"/>
+        </w:tabs>
+        <w:ind w:left="1440" w:hanging="360"/>
+      </w:pPr>
+      <w:rPr>
+        <w:rFonts w:ascii="Courier New" w:hAnsi="Courier New" w:hint="default"/>
+        <w:sz w:val="20"/>
+      </w:rPr>
+    </w:lvl>
+    <w:lvl w:ilvl="2" w:tentative="1">
+      <w:start w:val="1"/>
+      <w:numFmt w:val="bullet"/>
+      <w:lvlText w:val=""/>
+      <w:lvlJc w:val="left"/>
+      <w:pPr>
+        <w:tabs>
+          <w:tab w:val="num" w:pos="2160"/>
+        </w:tabs>
+        <w:ind w:left="2160" w:hanging="360"/>
+      </w:pPr>
+      <w:rPr>
+        <w:rFonts w:ascii="Wingdings" w:hAnsi="Wingdings" w:hint="default"/>
+        <w:sz w:val="20"/>
+      </w:rPr>
+    </w:lvl>
+    <w:lvl w:ilvl="3" w:tentative="1">
+      <w:start w:val="1"/>
+      <w:numFmt w:val="bullet"/>
+      <w:lvlText w:val=""/>
+      <w:lvlJc w:val="left"/>
+      <w:pPr>
+        <w:tabs>
+          <w:tab w:val="num" w:pos="2880"/>
+        </w:tabs>
+        <w:ind w:left="2880" w:hanging="360"/>
+      </w:pPr>
+      <w:rPr>
+        <w:rFonts w:ascii="Wingdings" w:hAnsi="Wingdings" w:hint="default"/>
+        <w:sz w:val="20"/>
+      </w:rPr>
+    </w:lvl>
+    <w:lvl w:ilvl="4" w:tentative="1">
+      <w:start w:val="1"/>
+      <w:numFmt w:val="bullet"/>
+      <w:lvlText w:val=""/>
+      <w:lvlJc w:val="left"/>
+      <w:pPr>
+        <w:tabs>
+          <w:tab w:val="num" w:pos="3600"/>
+        </w:tabs>
+        <w:ind w:left="3600" w:hanging="360"/>
+      </w:pPr>
+      <w:rPr>
+        <w:rFonts w:ascii="Wingdings" w:hAnsi="Wingdings" w:hint="default"/>
+        <w:sz w:val="20"/>
+      </w:rPr>
+    </w:lvl>
+    <w:lvl w:ilvl="5" w:tentative="1">
+      <w:start w:val="1"/>
+      <w:numFmt w:val="bullet"/>
+      <w:lvlText w:val=""/>
+      <w:lvlJc w:val="left"/>
+      <w:pPr>
+        <w:tabs>
+          <w:tab w:val="num" w:pos="4320"/>
+        </w:tabs>
+        <w:ind w:left="4320" w:hanging="360"/>
+      </w:pPr>
+      <w:rPr>
+        <w:rFonts w:ascii="Wingdings" w:hAnsi="Wingdings" w:hint="default"/>
+        <w:sz w:val="20"/>
+      </w:rPr>
+    </w:lvl>
+    <w:lvl w:ilvl="6" w:tentative="1">
+      <w:start w:val="1"/>
+      <w:numFmt w:val="bullet"/>
+      <w:lvlText w:val=""/>
+      <w:lvlJc w:val="left"/>
+      <w:pPr>
+        <w:tabs>
+          <w:tab w:val="num" w:pos="5040"/>
+        </w:tabs>
+        <w:ind w:left="5040" w:hanging="360"/>
+      </w:pPr>
+      <w:rPr>
+        <w:rFonts w:ascii="Wingdings" w:hAnsi="Wingdings" w:hint="default"/>
+        <w:sz w:val="20"/>
+      </w:rPr>
+    </w:lvl>
+    <w:lvl w:ilvl="7" w:tentative="1">
+      <w:start w:val="1"/>
+      <w:numFmt w:val="bullet"/>
+      <w:lvlText w:val=""/>
+      <w:lvlJc w:val="left"/>
+      <w:pPr>
+        <w:tabs>
+          <w:tab w:val="num" w:pos="5760"/>
+        </w:tabs>
+        <w:ind w:left="5760" w:hanging="360"/>
+      </w:pPr>
+      <w:rPr>
+        <w:rFonts w:ascii="Wingdings" w:hAnsi="Wingdings" w:hint="default"/>
+        <w:sz w:val="20"/>
+      </w:rPr>
+    </w:lvl>
+    <w:lvl w:ilvl="8" w:tentative="1">
+      <w:start w:val="1"/>
+      <w:numFmt w:val="bullet"/>
+      <w:lvlText w:val=""/>
+      <w:lvlJc w:val="left"/>
+      <w:pPr>
+        <w:tabs>
+          <w:tab w:val="num" w:pos="6480"/>
+        </w:tabs>
+        <w:ind w:left="6480" w:hanging="360"/>
+      </w:pPr>
+      <w:rPr>
+        <w:rFonts w:ascii="Wingdings" w:hAnsi="Wingdings" w:hint="default"/>
+        <w:sz w:val="20"/>
+      </w:rPr>
+    </w:lvl>
+  </w:abstractNum>
+  <w:abstractNum w:abstractNumId="9" w15:restartNumberingAfterBreak="0">
+    <w:nsid w:val="7CFF0DAE"/>
+    <w:multiLevelType w:val="multilevel"/>
+    <w:tmpl w:val="E9865D46"/>
+    <w:lvl w:ilvl="0">
+      <w:start w:val="1"/>
+      <w:numFmt w:val="bullet"/>
+      <w:lvlText w:val=""/>
+      <w:lvlJc w:val="left"/>
+      <w:pPr>
+        <w:tabs>
+          <w:tab w:val="num" w:pos="720"/>
+        </w:tabs>
+        <w:ind w:left="720" w:hanging="360"/>
+      </w:pPr>
+      <w:rPr>
+        <w:rFonts w:ascii="Symbol" w:hAnsi="Symbol" w:hint="default"/>
+        <w:sz w:val="20"/>
+      </w:rPr>
+    </w:lvl>
+    <w:lvl w:ilvl="1" w:tentative="1">
+      <w:start w:val="1"/>
+      <w:numFmt w:val="bullet"/>
+      <w:lvlText w:val="o"/>
+      <w:lvlJc w:val="left"/>
+      <w:pPr>
+        <w:tabs>
+          <w:tab w:val="num" w:pos="1440"/>
+        </w:tabs>
+        <w:ind w:left="1440" w:hanging="360"/>
+      </w:pPr>
+      <w:rPr>
+        <w:rFonts w:ascii="Courier New" w:hAnsi="Courier New" w:hint="default"/>
+        <w:sz w:val="20"/>
+      </w:rPr>
+    </w:lvl>
+    <w:lvl w:ilvl="2" w:tentative="1">
+      <w:start w:val="1"/>
+      <w:numFmt w:val="bullet"/>
+      <w:lvlText w:val=""/>
+      <w:lvlJc w:val="left"/>
+      <w:pPr>
+        <w:tabs>
+          <w:tab w:val="num" w:pos="2160"/>
+        </w:tabs>
+        <w:ind w:left="2160" w:hanging="360"/>
+      </w:pPr>
+      <w:rPr>
+        <w:rFonts w:ascii="Wingdings" w:hAnsi="Wingdings" w:hint="default"/>
+        <w:sz w:val="20"/>
+      </w:rPr>
+    </w:lvl>
+    <w:lvl w:ilvl="3" w:tentative="1">
+      <w:start w:val="1"/>
+      <w:numFmt w:val="bullet"/>
+      <w:lvlText w:val=""/>
+      <w:lvlJc w:val="left"/>
+      <w:pPr>
+        <w:tabs>
+          <w:tab w:val="num" w:pos="2880"/>
+        </w:tabs>
+        <w:ind w:left="2880" w:hanging="360"/>
+      </w:pPr>
+      <w:rPr>
+        <w:rFonts w:ascii="Wingdings" w:hAnsi="Wingdings" w:hint="default"/>
+        <w:sz w:val="20"/>
+      </w:rPr>
+    </w:lvl>
+    <w:lvl w:ilvl="4" w:tentative="1">
+      <w:start w:val="1"/>
+      <w:numFmt w:val="bullet"/>
+      <w:lvlText w:val=""/>
+      <w:lvlJc w:val="left"/>
+      <w:pPr>
+        <w:tabs>
+          <w:tab w:val="num" w:pos="3600"/>
+        </w:tabs>
+        <w:ind w:left="3600" w:hanging="360"/>
+      </w:pPr>
+      <w:rPr>
+        <w:rFonts w:ascii="Wingdings" w:hAnsi="Wingdings" w:hint="default"/>
+        <w:sz w:val="20"/>
+      </w:rPr>
+    </w:lvl>
+    <w:lvl w:ilvl="5" w:tentative="1">
+      <w:start w:val="1"/>
+      <w:numFmt w:val="bullet"/>
+      <w:lvlText w:val=""/>
+      <w:lvlJc w:val="left"/>
+      <w:pPr>
+        <w:tabs>
+          <w:tab w:val="num" w:pos="4320"/>
+        </w:tabs>
+        <w:ind w:left="4320" w:hanging="360"/>
+      </w:pPr>
+      <w:rPr>
+        <w:rFonts w:ascii="Wingdings" w:hAnsi="Wingdings" w:hint="default"/>
+        <w:sz w:val="20"/>
+      </w:rPr>
+    </w:lvl>
+    <w:lvl w:ilvl="6" w:tentative="1">
+      <w:start w:val="1"/>
+      <w:numFmt w:val="bullet"/>
+      <w:lvlText w:val=""/>
+      <w:lvlJc w:val="left"/>
+      <w:pPr>
+        <w:tabs>
+          <w:tab w:val="num" w:pos="5040"/>
+        </w:tabs>
+        <w:ind w:left="5040" w:hanging="360"/>
+      </w:pPr>
+      <w:rPr>
+        <w:rFonts w:ascii="Wingdings" w:hAnsi="Wingdings" w:hint="default"/>
+        <w:sz w:val="20"/>
+      </w:rPr>
+    </w:lvl>
+    <w:lvl w:ilvl="7" w:tentative="1">
+      <w:start w:val="1"/>
+      <w:numFmt w:val="bullet"/>
+      <w:lvlText w:val=""/>
+      <w:lvlJc w:val="left"/>
+      <w:pPr>
+        <w:tabs>
+          <w:tab w:val="num" w:pos="5760"/>
+        </w:tabs>
+        <w:ind w:left="5760" w:hanging="360"/>
+      </w:pPr>
+      <w:rPr>
+        <w:rFonts w:ascii="Wingdings" w:hAnsi="Wingdings" w:hint="default"/>
+        <w:sz w:val="20"/>
+      </w:rPr>
+    </w:lvl>
+    <w:lvl w:ilvl="8" w:tentative="1">
+      <w:start w:val="1"/>
+      <w:numFmt w:val="bullet"/>
+      <w:lvlText w:val=""/>
+      <w:lvlJc w:val="left"/>
+      <w:pPr>
+        <w:tabs>
+          <w:tab w:val="num" w:pos="6480"/>
+        </w:tabs>
+        <w:ind w:left="6480" w:hanging="360"/>
+      </w:pPr>
+      <w:rPr>
+        <w:rFonts w:ascii="Wingdings" w:hAnsi="Wingdings" w:hint="default"/>
+        <w:sz w:val="20"/>
+      </w:rPr>
+    </w:lvl>
+  </w:abstractNum>
+  <w:abstractNum w:abstractNumId="10" w15:restartNumberingAfterBreak="0">
+    <w:nsid w:val="7D630458"/>
+    <w:multiLevelType w:val="multilevel"/>
+    <w:tmpl w:val="CAA84226"/>
+    <w:lvl w:ilvl="0">
+      <w:start w:val="1"/>
+      <w:numFmt w:val="bullet"/>
+      <w:lvlText w:val=""/>
+      <w:lvlJc w:val="left"/>
+      <w:pPr>
+        <w:tabs>
+          <w:tab w:val="num" w:pos="720"/>
+        </w:tabs>
+        <w:ind w:left="720" w:hanging="360"/>
+      </w:pPr>
+      <w:rPr>
+        <w:rFonts w:ascii="Symbol" w:hAnsi="Symbol" w:hint="default"/>
+        <w:sz w:val="20"/>
+      </w:rPr>
+    </w:lvl>
+    <w:lvl w:ilvl="1" w:tentative="1">
+      <w:start w:val="1"/>
+      <w:numFmt w:val="bullet"/>
+      <w:lvlText w:val="o"/>
+      <w:lvlJc w:val="left"/>
+      <w:pPr>
+        <w:tabs>
+          <w:tab w:val="num" w:pos="1440"/>
+        </w:tabs>
+        <w:ind w:left="1440" w:hanging="360"/>
+      </w:pPr>
+      <w:rPr>
+        <w:rFonts w:ascii="Courier New" w:hAnsi="Courier New" w:hint="default"/>
+        <w:sz w:val="20"/>
+      </w:rPr>
+    </w:lvl>
+    <w:lvl w:ilvl="2" w:tentative="1">
+      <w:start w:val="1"/>
+      <w:numFmt w:val="bullet"/>
+      <w:lvlText w:val=""/>
+      <w:lvlJc w:val="left"/>
+      <w:pPr>
+        <w:tabs>
+          <w:tab w:val="num" w:pos="2160"/>
+        </w:tabs>
+        <w:ind w:left="2160" w:hanging="360"/>
+      </w:pPr>
+      <w:rPr>
+        <w:rFonts w:ascii="Wingdings" w:hAnsi="Wingdings" w:hint="default"/>
+        <w:sz w:val="20"/>
+      </w:rPr>
+    </w:lvl>
+    <w:lvl w:ilvl="3" w:tentative="1">
+      <w:start w:val="1"/>
+      <w:numFmt w:val="bullet"/>
+      <w:lvlText w:val=""/>
+      <w:lvlJc w:val="left"/>
+      <w:pPr>
+        <w:tabs>
+          <w:tab w:val="num" w:pos="2880"/>
+        </w:tabs>
+        <w:ind w:left="2880" w:hanging="360"/>
+      </w:pPr>
+      <w:rPr>
+        <w:rFonts w:ascii="Wingdings" w:hAnsi="Wingdings" w:hint="default"/>
+        <w:sz w:val="20"/>
+      </w:rPr>
+    </w:lvl>
+    <w:lvl w:ilvl="4" w:tentative="1">
+      <w:start w:val="1"/>
+      <w:numFmt w:val="bullet"/>
+      <w:lvlText w:val=""/>
+      <w:lvlJc w:val="left"/>
+      <w:pPr>
+        <w:tabs>
+          <w:tab w:val="num" w:pos="3600"/>
+        </w:tabs>
+        <w:ind w:left="3600" w:hanging="360"/>
+      </w:pPr>
+      <w:rPr>
+        <w:rFonts w:ascii="Wingdings" w:hAnsi="Wingdings" w:hint="default"/>
+        <w:sz w:val="20"/>
+      </w:rPr>
+    </w:lvl>
+    <w:lvl w:ilvl="5" w:tentative="1">
+      <w:start w:val="1"/>
+      <w:numFmt w:val="bullet"/>
+      <w:lvlText w:val=""/>
+      <w:lvlJc w:val="left"/>
+      <w:pPr>
+        <w:tabs>
+          <w:tab w:val="num" w:pos="4320"/>
+        </w:tabs>
+        <w:ind w:left="4320" w:hanging="360"/>
+      </w:pPr>
+      <w:rPr>
+        <w:rFonts w:ascii="Wingdings" w:hAnsi="Wingdings" w:hint="default"/>
+        <w:sz w:val="20"/>
+      </w:rPr>
+    </w:lvl>
+    <w:lvl w:ilvl="6" w:tentative="1">
+      <w:start w:val="1"/>
+      <w:numFmt w:val="bullet"/>
+      <w:lvlText w:val=""/>
+      <w:lvlJc w:val="left"/>
+      <w:pPr>
+        <w:tabs>
+          <w:tab w:val="num" w:pos="5040"/>
+        </w:tabs>
+        <w:ind w:left="5040" w:hanging="360"/>
+      </w:pPr>
+      <w:rPr>
+        <w:rFonts w:ascii="Wingdings" w:hAnsi="Wingdings" w:hint="default"/>
+        <w:sz w:val="20"/>
+      </w:rPr>
+    </w:lvl>
+    <w:lvl w:ilvl="7" w:tentative="1">
+      <w:start w:val="1"/>
+      <w:numFmt w:val="bullet"/>
+      <w:lvlText w:val=""/>
+      <w:lvlJc w:val="left"/>
+      <w:pPr>
+        <w:tabs>
+          <w:tab w:val="num" w:pos="5760"/>
+        </w:tabs>
+        <w:ind w:left="5760" w:hanging="360"/>
+      </w:pPr>
+      <w:rPr>
+        <w:rFonts w:ascii="Wingdings" w:hAnsi="Wingdings" w:hint="default"/>
+        <w:sz w:val="20"/>
+      </w:rPr>
+    </w:lvl>
+    <w:lvl w:ilvl="8" w:tentative="1">
+      <w:start w:val="1"/>
+      <w:numFmt w:val="bullet"/>
+      <w:lvlText w:val=""/>
+      <w:lvlJc w:val="left"/>
+      <w:pPr>
+        <w:tabs>
+          <w:tab w:val="num" w:pos="6480"/>
+        </w:tabs>
+        <w:ind w:left="6480" w:hanging="360"/>
+      </w:pPr>
+      <w:rPr>
+        <w:rFonts w:ascii="Wingdings" w:hAnsi="Wingdings" w:hint="default"/>
+        <w:sz w:val="20"/>
+      </w:rPr>
+    </w:lvl>
+  </w:abstractNum>
+  <w:abstractNum w:abstractNumId="11" w15:restartNumberingAfterBreak="0">
+    <w:nsid w:val="7F1B09CF"/>
+    <w:multiLevelType w:val="multilevel"/>
+    <w:tmpl w:val="EE503BE8"/>
+    <w:lvl w:ilvl="0">
+      <w:start w:val="1"/>
+      <w:numFmt w:val="bullet"/>
+      <w:lvlText w:val=""/>
+      <w:lvlJc w:val="left"/>
+      <w:pPr>
+        <w:tabs>
+          <w:tab w:val="num" w:pos="720"/>
+        </w:tabs>
+        <w:ind w:left="720" w:hanging="360"/>
+      </w:pPr>
+      <w:rPr>
+        <w:rFonts w:ascii="Symbol" w:hAnsi="Symbol" w:hint="default"/>
+        <w:sz w:val="20"/>
+      </w:rPr>
+    </w:lvl>
+    <w:lvl w:ilvl="1" w:tentative="1">
+      <w:start w:val="1"/>
+      <w:numFmt w:val="bullet"/>
+      <w:lvlText w:val="o"/>
+      <w:lvlJc w:val="left"/>
+      <w:pPr>
+        <w:tabs>
+          <w:tab w:val="num" w:pos="1440"/>
+        </w:tabs>
+        <w:ind w:left="1440" w:hanging="360"/>
+      </w:pPr>
+      <w:rPr>
+        <w:rFonts w:ascii="Courier New" w:hAnsi="Courier New" w:hint="default"/>
+        <w:sz w:val="20"/>
+      </w:rPr>
+    </w:lvl>
+    <w:lvl w:ilvl="2" w:tentative="1">
+      <w:start w:val="1"/>
+      <w:numFmt w:val="bullet"/>
+      <w:lvlText w:val=""/>
+      <w:lvlJc w:val="left"/>
+      <w:pPr>
+        <w:tabs>
+          <w:tab w:val="num" w:pos="2160"/>
+        </w:tabs>
+        <w:ind w:left="2160" w:hanging="360"/>
+      </w:pPr>
+      <w:rPr>
+        <w:rFonts w:ascii="Wingdings" w:hAnsi="Wingdings" w:hint="default"/>
+        <w:sz w:val="20"/>
+      </w:rPr>
+    </w:lvl>
+    <w:lvl w:ilvl="3" w:tentative="1">
+      <w:start w:val="1"/>
+      <w:numFmt w:val="bullet"/>
+      <w:lvlText w:val=""/>
+      <w:lvlJc w:val="left"/>
+      <w:pPr>
+        <w:tabs>
+          <w:tab w:val="num" w:pos="2880"/>
+        </w:tabs>
+        <w:ind w:left="2880" w:hanging="360"/>
+      </w:pPr>
+      <w:rPr>
+        <w:rFonts w:ascii="Wingdings" w:hAnsi="Wingdings" w:hint="default"/>
+        <w:sz w:val="20"/>
+      </w:rPr>
+    </w:lvl>
+    <w:lvl w:ilvl="4" w:tentative="1">
+      <w:start w:val="1"/>
+      <w:numFmt w:val="bullet"/>
+      <w:lvlText w:val=""/>
+      <w:lvlJc w:val="left"/>
+      <w:pPr>
+        <w:tabs>
+          <w:tab w:val="num" w:pos="3600"/>
+        </w:tabs>
+        <w:ind w:left="3600" w:hanging="360"/>
+      </w:pPr>
+      <w:rPr>
+        <w:rFonts w:ascii="Wingdings" w:hAnsi="Wingdings" w:hint="default"/>
+        <w:sz w:val="20"/>
+      </w:rPr>
+    </w:lvl>
+    <w:lvl w:ilvl="5" w:tentative="1">
+      <w:start w:val="1"/>
+      <w:numFmt w:val="bullet"/>
+      <w:lvlText w:val=""/>
+      <w:lvlJc w:val="left"/>
+      <w:pPr>
+        <w:tabs>
+          <w:tab w:val="num" w:pos="4320"/>
+        </w:tabs>
+        <w:ind w:left="4320" w:hanging="360"/>
+      </w:pPr>
+      <w:rPr>
+        <w:rFonts w:ascii="Wingdings" w:hAnsi="Wingdings" w:hint="default"/>
+        <w:sz w:val="20"/>
+      </w:rPr>
+    </w:lvl>
+    <w:lvl w:ilvl="6" w:tentative="1">
+      <w:start w:val="1"/>
+      <w:numFmt w:val="bullet"/>
+      <w:lvlText w:val=""/>
+      <w:lvlJc w:val="left"/>
+      <w:pPr>
+        <w:tabs>
+          <w:tab w:val="num" w:pos="5040"/>
+        </w:tabs>
+        <w:ind w:left="5040" w:hanging="360"/>
+      </w:pPr>
+      <w:rPr>
+        <w:rFonts w:ascii="Wingdings" w:hAnsi="Wingdings" w:hint="default"/>
+        <w:sz w:val="20"/>
+      </w:rPr>
+    </w:lvl>
+    <w:lvl w:ilvl="7" w:tentative="1">
+      <w:start w:val="1"/>
+      <w:numFmt w:val="bullet"/>
+      <w:lvlText w:val=""/>
+      <w:lvlJc w:val="left"/>
+      <w:pPr>
+        <w:tabs>
+          <w:tab w:val="num" w:pos="5760"/>
+        </w:tabs>
+        <w:ind w:left="5760" w:hanging="360"/>
+      </w:pPr>
+      <w:rPr>
+        <w:rFonts w:ascii="Wingdings" w:hAnsi="Wingdings" w:hint="default"/>
+        <w:sz w:val="20"/>
+      </w:rPr>
+    </w:lvl>
+    <w:lvl w:ilvl="8" w:tentative="1">
+      <w:start w:val="1"/>
+      <w:numFmt w:val="bullet"/>
+      <w:lvlText w:val=""/>
+      <w:lvlJc w:val="left"/>
+      <w:pPr>
+        <w:tabs>
+          <w:tab w:val="num" w:pos="6480"/>
+        </w:tabs>
+        <w:ind w:left="6480" w:hanging="360"/>
+      </w:pPr>
+      <w:rPr>
+        <w:rFonts w:ascii="Wingdings" w:hAnsi="Wingdings" w:hint="default"/>
+        <w:sz w:val="20"/>
+      </w:rPr>
+    </w:lvl>
+  </w:abstractNum>
+  <w:abstractNum w:abstractNumId="12" w15:restartNumberingAfterBreak="0">
+    <w:nsid w:val="7FDF740B"/>
+    <w:multiLevelType w:val="multilevel"/>
+    <w:tmpl w:val="1C040834"/>
+    <w:lvl w:ilvl="0">
+      <w:start w:val="1"/>
+      <w:numFmt w:val="bullet"/>
+      <w:lvlText w:val=""/>
+      <w:lvlJc w:val="left"/>
+      <w:pPr>
+        <w:tabs>
+          <w:tab w:val="num" w:pos="720"/>
+        </w:tabs>
+        <w:ind w:left="720" w:hanging="360"/>
+      </w:pPr>
+      <w:rPr>
+        <w:rFonts w:ascii="Symbol" w:hAnsi="Symbol" w:hint="default"/>
+        <w:sz w:val="20"/>
+      </w:rPr>
+    </w:lvl>
+    <w:lvl w:ilvl="1" w:tentative="1">
+      <w:start w:val="1"/>
+      <w:numFmt w:val="bullet"/>
+      <w:lvlText w:val="o"/>
+      <w:lvlJc w:val="left"/>
+      <w:pPr>
+        <w:tabs>
+          <w:tab w:val="num" w:pos="1440"/>
+        </w:tabs>
+        <w:ind w:left="1440" w:hanging="360"/>
+      </w:pPr>
+      <w:rPr>
+        <w:rFonts w:ascii="Courier New" w:hAnsi="Courier New" w:hint="default"/>
+        <w:sz w:val="20"/>
+      </w:rPr>
+    </w:lvl>
+    <w:lvl w:ilvl="2" w:tentative="1">
+      <w:start w:val="1"/>
+      <w:numFmt w:val="bullet"/>
+      <w:lvlText w:val=""/>
+      <w:lvlJc w:val="left"/>
+      <w:pPr>
+        <w:tabs>
+          <w:tab w:val="num" w:pos="2160"/>
+        </w:tabs>
+        <w:ind w:left="2160" w:hanging="360"/>
+      </w:pPr>
+      <w:rPr>
+        <w:rFonts w:ascii="Wingdings" w:hAnsi="Wingdings" w:hint="default"/>
+        <w:sz w:val="20"/>
+      </w:rPr>
+    </w:lvl>
+    <w:lvl w:ilvl="3" w:tentative="1">
+      <w:start w:val="1"/>
+      <w:numFmt w:val="bullet"/>
+      <w:lvlText w:val=""/>
+      <w:lvlJc w:val="left"/>
+      <w:pPr>
+        <w:tabs>
+          <w:tab w:val="num" w:pos="2880"/>
+        </w:tabs>
+        <w:ind w:left="2880" w:hanging="360"/>
+      </w:pPr>
+      <w:rPr>
+        <w:rFonts w:ascii="Wingdings" w:hAnsi="Wingdings" w:hint="default"/>
+        <w:sz w:val="20"/>
+      </w:rPr>
+    </w:lvl>
+    <w:lvl w:ilvl="4" w:tentative="1">
+      <w:start w:val="1"/>
+      <w:numFmt w:val="bullet"/>
+      <w:lvlText w:val=""/>
+      <w:lvlJc w:val="left"/>
+      <w:pPr>
+        <w:tabs>
+          <w:tab w:val="num" w:pos="3600"/>
+        </w:tabs>
+        <w:ind w:left="3600" w:hanging="360"/>
+      </w:pPr>
+      <w:rPr>
+        <w:rFonts w:ascii="Wingdings" w:hAnsi="Wingdings" w:hint="default"/>
+        <w:sz w:val="20"/>
+      </w:rPr>
+    </w:lvl>
+    <w:lvl w:ilvl="5" w:tentative="1">
+      <w:start w:val="1"/>
+      <w:numFmt w:val="bullet"/>
+      <w:lvlText w:val=""/>
+      <w:lvlJc w:val="left"/>
+      <w:pPr>
+        <w:tabs>
+          <w:tab w:val="num" w:pos="4320"/>
+        </w:tabs>
+        <w:ind w:left="4320" w:hanging="360"/>
+      </w:pPr>
+      <w:rPr>
+        <w:rFonts w:ascii="Wingdings" w:hAnsi="Wingdings" w:hint="default"/>
+        <w:sz w:val="20"/>
+      </w:rPr>
+    </w:lvl>
+    <w:lvl w:ilvl="6" w:tentative="1">
+      <w:start w:val="1"/>
+      <w:numFmt w:val="bullet"/>
+      <w:lvlText w:val=""/>
+      <w:lvlJc w:val="left"/>
+      <w:pPr>
+        <w:tabs>
+          <w:tab w:val="num" w:pos="5040"/>
+        </w:tabs>
+        <w:ind w:left="5040" w:hanging="360"/>
+      </w:pPr>
+      <w:rPr>
+        <w:rFonts w:ascii="Wingdings" w:hAnsi="Wingdings" w:hint="default"/>
+        <w:sz w:val="20"/>
+      </w:rPr>
+    </w:lvl>
+    <w:lvl w:ilvl="7" w:tentative="1">
+      <w:start w:val="1"/>
+      <w:numFmt w:val="bullet"/>
+      <w:lvlText w:val=""/>
+      <w:lvlJc w:val="left"/>
+      <w:pPr>
+        <w:tabs>
+          <w:tab w:val="num" w:pos="5760"/>
+        </w:tabs>
+        <w:ind w:left="5760" w:hanging="360"/>
+      </w:pPr>
+      <w:rPr>
+        <w:rFonts w:ascii="Wingdings" w:hAnsi="Wingdings" w:hint="default"/>
+        <w:sz w:val="20"/>
+      </w:rPr>
+    </w:lvl>
+    <w:lvl w:ilvl="8" w:tentative="1">
+      <w:start w:val="1"/>
+      <w:numFmt w:val="bullet"/>
+      <w:lvlText w:val=""/>
+      <w:lvlJc w:val="left"/>
+      <w:pPr>
+        <w:tabs>
+          <w:tab w:val="num" w:pos="6480"/>
+        </w:tabs>
+        <w:ind w:left="6480" w:hanging="360"/>
+      </w:pPr>
+      <w:rPr>
+        <w:rFonts w:ascii="Wingdings" w:hAnsi="Wingdings" w:hint="default"/>
+        <w:sz w:val="20"/>
+      </w:rPr>
+    </w:lvl>
+  </w:abstractNum>
   <w:num w:numId="1" w16cid:durableId="1467047595">
+    <w:abstractNumId w:val="2"/>
+  </w:num>
+  <w:num w:numId="2" w16cid:durableId="1694189657">
+    <w:abstractNumId w:val="5"/>
+  </w:num>
+  <w:num w:numId="3" w16cid:durableId="1925069259">
+    <w:abstractNumId w:val="3"/>
+  </w:num>
+  <w:num w:numId="4" w16cid:durableId="1608582718">
+    <w:abstractNumId w:val="6"/>
+  </w:num>
+  <w:num w:numId="5" w16cid:durableId="67465304">
+    <w:abstractNumId w:val="7"/>
+  </w:num>
+  <w:num w:numId="6" w16cid:durableId="1437167741">
+    <w:abstractNumId w:val="9"/>
+  </w:num>
+  <w:num w:numId="7" w16cid:durableId="70859093">
+    <w:abstractNumId w:val="4"/>
+  </w:num>
+  <w:num w:numId="8" w16cid:durableId="1585601565">
     <w:abstractNumId w:val="0"/>
   </w:num>
-  <w:num w:numId="2" w16cid:durableId="1694189657">
-    <w:abstractNumId w:val="2"/>
+  <w:num w:numId="9" w16cid:durableId="1430540130">
+    <w:abstractNumId w:val="11"/>
   </w:num>
-  <w:num w:numId="3" w16cid:durableId="1925069259">
+  <w:num w:numId="10" w16cid:durableId="1069423928">
+    <w:abstractNumId w:val="8"/>
+  </w:num>
+  <w:num w:numId="11" w16cid:durableId="155614167">
+    <w:abstractNumId w:val="12"/>
+  </w:num>
+  <w:num w:numId="12" w16cid:durableId="46493712">
+    <w:abstractNumId w:val="10"/>
+  </w:num>
+  <w:num w:numId="13" w16cid:durableId="171070051">
     <w:abstractNumId w:val="1"/>
-  </w:num>
-  <w:num w:numId="4" w16cid:durableId="1608582718">
-    <w:abstractNumId w:val="3"/>
-  </w:num>
-  <w:num w:numId="5" w16cid:durableId="67465304">
-    <w:abstractNumId w:val="4"/>
   </w:num>
 </w:numbering>
 </file>
@@ -1931,6 +4246,18 @@
       </w:tblBorders>
     </w:tblPr>
   </w:style>
+  <w:style w:type="character" w:styleId="UnresolvedMention">
+    <w:name w:val="Unresolved Mention"/>
+    <w:basedOn w:val="DefaultParagraphFont"/>
+    <w:uiPriority w:val="99"/>
+    <w:semiHidden/>
+    <w:unhideWhenUsed/>
+    <w:rsid w:val="00117F04"/>
+    <w:rPr>
+      <w:color w:val="605E5C"/>
+      <w:shd w:val="clear" w:color="auto" w:fill="E1DFDD"/>
+    </w:rPr>
+  </w:style>
 </w:styles>
 </file>
 

--- a/Portfolio/COMP6841_Week_5.docx
+++ b/Portfolio/COMP6841_Week_5.docx
@@ -91,7 +91,6 @@
           <w:color w:val="000000" w:themeColor="text1"/>
         </w:rPr>
       </w:pPr>
-      <w:proofErr w:type="gramStart"/>
       <w:r>
         <w:rPr>
           <w:rFonts w:ascii="Aptos" w:eastAsia="Aptos" w:hAnsi="Aptos" w:cs="Aptos"/>
@@ -108,17 +107,7 @@
           <w:bCs/>
           <w:color w:val="000000" w:themeColor="text1"/>
         </w:rPr>
-        <w:t>z</w:t>
-      </w:r>
-      <w:proofErr w:type="gramEnd"/>
-      <w:r>
-        <w:rPr>
-          <w:rFonts w:ascii="Aptos" w:eastAsia="Aptos" w:hAnsi="Aptos" w:cs="Aptos"/>
-          <w:b/>
-          <w:bCs/>
-          <w:color w:val="000000" w:themeColor="text1"/>
-        </w:rPr>
-        <w:t>5425064</w:t>
+        <w:t>z5425064</w:t>
       </w:r>
       <w:r>
         <w:rPr>
@@ -218,6 +207,7 @@
         <w:r>
           <w:rPr>
             <w:rStyle w:val="Hyperlink"/>
+            <w:highlight w:val="yellow"/>
           </w:rPr>
           <w:t>Security Everywhere</w:t>
         </w:r>
@@ -396,13 +386,8 @@
               <w:t xml:space="preserve">many devices without </w:t>
             </w:r>
             <w:r>
-              <w:t xml:space="preserve">relying on a </w:t>
-            </w:r>
-            <w:proofErr w:type="spellStart"/>
-            <w:r>
-              <w:t>centralised</w:t>
-            </w:r>
-            <w:proofErr w:type="spellEnd"/>
+              <w:t>relying on a centralised</w:t>
+            </w:r>
             <w:r>
               <w:t xml:space="preserve"> store of sensitive data.</w:t>
             </w:r>
@@ -538,11 +523,9 @@
             <w:r>
               <w:t xml:space="preserve">without </w:t>
             </w:r>
-            <w:proofErr w:type="spellStart"/>
             <w:r>
               <w:t>centralising</w:t>
             </w:r>
-            <w:proofErr w:type="spellEnd"/>
             <w:r>
               <w:t xml:space="preserve"> patient </w:t>
             </w:r>
@@ -766,15 +749,7 @@
               <w:t xml:space="preserve"> on user input patterns</w:t>
             </w:r>
             <w:r>
-              <w:t xml:space="preserve">, but keystroke data </w:t>
-            </w:r>
-            <w:proofErr w:type="gramStart"/>
-            <w:r>
-              <w:t>is</w:t>
-            </w:r>
-            <w:proofErr w:type="gramEnd"/>
-            <w:r>
-              <w:t xml:space="preserve"> highly sensitive and risky to store centrally. Federated learning </w:t>
+              <w:t xml:space="preserve">, but keystroke data is highly sensitive and risky to store centrally. Federated learning </w:t>
             </w:r>
             <w:r>
               <w:t>addresses</w:t>
@@ -792,15 +767,7 @@
               <w:t>,</w:t>
             </w:r>
             <w:r>
-              <w:t xml:space="preserve"> then </w:t>
-            </w:r>
-            <w:proofErr w:type="spellStart"/>
-            <w:r>
-              <w:t>personalising</w:t>
-            </w:r>
-            <w:proofErr w:type="spellEnd"/>
-            <w:r>
-              <w:t xml:space="preserve"> it for individual users without </w:t>
+              <w:t xml:space="preserve"> then personalising it for individual users without </w:t>
             </w:r>
             <w:r>
               <w:t>collecting</w:t>
@@ -845,15 +812,7 @@
               <w:t>about</w:t>
             </w:r>
             <w:r>
-              <w:t xml:space="preserve"> a target, such as an </w:t>
-            </w:r>
-            <w:proofErr w:type="spellStart"/>
-            <w:r>
-              <w:t>organisation</w:t>
-            </w:r>
-            <w:proofErr w:type="spellEnd"/>
-            <w:r>
-              <w:t xml:space="preserve">, individual, or business, without sending all collected intelligence </w:t>
+              <w:t xml:space="preserve"> a target, such as an organisation, individual, or business, without sending all collected intelligence </w:t>
             </w:r>
             <w:r>
               <w:t xml:space="preserve">to a central location. This could </w:t>
@@ -962,13 +921,8 @@
             </w:r>
           </w:p>
           <w:p>
-            <w:proofErr w:type="gramStart"/>
-            <w:r>
-              <w:t>Link :</w:t>
-            </w:r>
-            <w:proofErr w:type="gramEnd"/>
-            <w:r>
-              <w:t xml:space="preserve"> </w:t>
+            <w:r>
+              <w:t xml:space="preserve">Link : </w:t>
             </w:r>
             <w:hyperlink r:id="rId8" w:history="1">
               <w:r>
@@ -1023,8 +977,23 @@
         <w:r>
           <w:rPr>
             <w:rStyle w:val="Hyperlink"/>
+            <w:highlight w:val="yellow"/>
           </w:rPr>
-          <w:t>Where are you right now?</w:t>
+          <w:t>Where are y</w:t>
+        </w:r>
+        <w:r>
+          <w:rPr>
+            <w:rStyle w:val="Hyperlink"/>
+            <w:highlight w:val="yellow"/>
+          </w:rPr>
+          <w:t>o</w:t>
+        </w:r>
+        <w:r>
+          <w:rPr>
+            <w:rStyle w:val="Hyperlink"/>
+            <w:highlight w:val="yellow"/>
+          </w:rPr>
+          <w:t>u right now?</w:t>
         </w:r>
       </w:hyperlink>
     </w:p>
@@ -1045,16 +1014,234 @@
           <w:tcPr>
             <w:tcW w:w="9360" w:type="dxa"/>
           </w:tcPr>
+          <w:p>
+            <w:r>
+              <w:t xml:space="preserve">From </w:t>
+            </w:r>
+            <w:r>
+              <w:t xml:space="preserve">my </w:t>
+            </w:r>
+            <w:r>
+              <w:t>preliminary rese</w:t>
+            </w:r>
+            <w:r>
+              <w:t xml:space="preserve">arch, </w:t>
+            </w:r>
+            <w:r>
+              <w:t xml:space="preserve">one less obvious </w:t>
+            </w:r>
+            <w:r>
+              <w:t xml:space="preserve">method of </w:t>
+            </w:r>
+            <w:r>
+              <w:t xml:space="preserve">discreet </w:t>
+            </w:r>
+            <w:r>
+              <w:t>loc</w:t>
+            </w:r>
+            <w:r>
+              <w:t xml:space="preserve">ation tracking </w:t>
+            </w:r>
+            <w:r>
+              <w:t xml:space="preserve">is </w:t>
+            </w:r>
+            <w:r>
+              <w:t xml:space="preserve">through weather </w:t>
+            </w:r>
+            <w:r>
+              <w:t>apps</w:t>
+            </w:r>
+            <w:r>
+              <w:t xml:space="preserve"> rather than </w:t>
+            </w:r>
+            <w:r>
+              <w:t xml:space="preserve">mapping </w:t>
+            </w:r>
+            <w:r>
+              <w:t>or</w:t>
+            </w:r>
+            <w:r>
+              <w:t xml:space="preserve"> routing</w:t>
+            </w:r>
+            <w:r>
+              <w:t xml:space="preserve"> services.</w:t>
+            </w:r>
+            <w:r>
+              <w:t xml:space="preserve"> Th</w:t>
+            </w:r>
+            <w:r>
+              <w:t>is is beca</w:t>
+            </w:r>
+            <w:r>
+              <w:t xml:space="preserve">use </w:t>
+            </w:r>
+            <w:r>
+              <w:t>users reasonably expect a weather app to know their current location so it can provide an accurate forecast without requiring manual input each time. Apple’s Weather app states that location data is sent to Apple to request the correct forecast and is not associated with the user’s identity. While this appears privacy-friendly at first, there are further concerns.</w:t>
+            </w:r>
+          </w:p>
+          <w:p>
+            <w:r>
+              <w:t>The main</w:t>
+            </w:r>
+            <w:r>
+              <w:t xml:space="preserve"> concern is severe weather notifications. When enabled, this feature can use saved locations linked to an Apple account. If predictive location is also enabled, the app can estimate a user’s next location on-device and send those predictions to Apple </w:t>
+            </w:r>
+            <w:r>
+              <w:t>so it can</w:t>
+            </w:r>
+            <w:r>
+              <w:t xml:space="preserve"> provide relevant alerts. As a result, Apple may receive modelled movement patterns </w:t>
+            </w:r>
+            <w:r>
+              <w:t>connected to</w:t>
+            </w:r>
+            <w:r>
+              <w:t xml:space="preserve"> the user’s account, rather than only isolated location points.</w:t>
+            </w:r>
+            <w:r>
+              <w:t xml:space="preserve"> </w:t>
+            </w:r>
+            <w:r>
+              <w:t>Although Apple explains much of this on its privacy page, it does not clearly describe the potential harm that could result from this data. Consent is requested</w:t>
+            </w:r>
+            <w:r>
+              <w:t xml:space="preserve"> </w:t>
+            </w:r>
+            <w:r>
+              <w:t>when</w:t>
+            </w:r>
+            <w:r>
+              <w:t xml:space="preserve"> </w:t>
+            </w:r>
+            <w:r>
+              <w:t>the app</w:t>
+            </w:r>
+            <w:r>
+              <w:t xml:space="preserve"> is opened, but </w:t>
+            </w:r>
+            <w:r>
+              <w:t>the</w:t>
+            </w:r>
+            <w:r>
+              <w:t xml:space="preserve"> </w:t>
+            </w:r>
+            <w:r>
+              <w:t xml:space="preserve">difference between </w:t>
+            </w:r>
+            <w:r>
+              <w:t>enabling</w:t>
+            </w:r>
+            <w:r>
+              <w:t xml:space="preserve"> automated notifications and </w:t>
+            </w:r>
+            <w:r>
+              <w:t>using</w:t>
+            </w:r>
+            <w:r>
+              <w:t xml:space="preserve"> a standard </w:t>
+            </w:r>
+            <w:r>
+              <w:t>location list is not made especially clear. The added risk of having movement patterns analysed and transmitted is also not fully explained. Users</w:t>
+            </w:r>
+            <w:r>
+              <w:t xml:space="preserve"> can opt out</w:t>
+            </w:r>
+            <w:r>
+              <w:t>, but doing so removes</w:t>
+            </w:r>
+            <w:r>
+              <w:t xml:space="preserve"> severe w</w:t>
+            </w:r>
+            <w:r>
+              <w:t xml:space="preserve">eather notifications or </w:t>
+            </w:r>
+            <w:r>
+              <w:t>requires locations to be added</w:t>
+            </w:r>
+            <w:r>
+              <w:t xml:space="preserve"> manually</w:t>
+            </w:r>
+            <w:r>
+              <w:t>.</w:t>
+            </w:r>
+            <w:r>
+              <w:t xml:space="preserve"> This can be </w:t>
+            </w:r>
+            <w:r>
+              <w:t>inconvenient</w:t>
+            </w:r>
+            <w:r>
+              <w:t>, espec</w:t>
+            </w:r>
+            <w:r>
+              <w:t xml:space="preserve">ially </w:t>
+            </w:r>
+            <w:r>
+              <w:t>during</w:t>
+            </w:r>
+            <w:r>
+              <w:t xml:space="preserve"> </w:t>
+            </w:r>
+            <w:r>
+              <w:t>Australian</w:t>
+            </w:r>
+            <w:r>
+              <w:t xml:space="preserve"> </w:t>
+            </w:r>
+            <w:r>
+              <w:t xml:space="preserve">summers </w:t>
+            </w:r>
+            <w:r>
+              <w:t>when</w:t>
+            </w:r>
+            <w:r>
+              <w:t xml:space="preserve"> </w:t>
+            </w:r>
+            <w:r>
+              <w:t xml:space="preserve">events such as </w:t>
+            </w:r>
+            <w:r>
+              <w:t>ha</w:t>
+            </w:r>
+            <w:r>
+              <w:t xml:space="preserve">il </w:t>
+            </w:r>
+            <w:r>
+              <w:t xml:space="preserve">can </w:t>
+            </w:r>
+            <w:r>
+              <w:t xml:space="preserve">cause </w:t>
+            </w:r>
+            <w:r>
+              <w:t>urgent efforts</w:t>
+            </w:r>
+            <w:r>
+              <w:t xml:space="preserve"> to </w:t>
+            </w:r>
+            <w:r>
+              <w:t>protect vehicles.</w:t>
+            </w:r>
+            <w:r>
+              <w:t xml:space="preserve"> Whilst you are able to opt out from being tracked by them you also loose are significant amount of convenience. </w:t>
+            </w:r>
+          </w:p>
           <w:p/>
-          <w:p/>
-          <w:p/>
-          <w:p/>
-          <w:p/>
-          <w:p/>
-          <w:p/>
-          <w:p/>
-          <w:p/>
-          <w:p/>
+          <w:p>
+            <w:r>
+              <w:t xml:space="preserve">Link: </w:t>
+            </w:r>
+            <w:hyperlink r:id="rId10" w:history="1">
+              <w:r>
+                <w:rPr>
+                  <w:rStyle w:val="Hyperlink"/>
+                </w:rPr>
+                <w:t>https://www.apple.com/au/legal/privacy/data/en/weather/</w:t>
+              </w:r>
+            </w:hyperlink>
+            <w:r>
+              <w:t xml:space="preserve"> </w:t>
+            </w:r>
+          </w:p>
           <w:p>
             <w:pPr>
               <w:rPr>
@@ -1077,10 +1264,11 @@
         <w:pStyle w:val="Heading2"/>
         <w:spacing w:before="0" w:after="160"/>
       </w:pPr>
-      <w:hyperlink r:id="rId10">
+      <w:hyperlink r:id="rId11">
         <w:r>
           <w:rPr>
             <w:rStyle w:val="Hyperlink"/>
+            <w:highlight w:val="green"/>
           </w:rPr>
           <w:t>Password hash cracking</w:t>
         </w:r>
@@ -1103,12 +1291,55 @@
           <w:tcPr>
             <w:tcW w:w="9360" w:type="dxa"/>
           </w:tcPr>
-          <w:p/>
-          <w:p/>
-          <w:p/>
-          <w:p/>
-          <w:p/>
-          <w:p/>
+          <w:p>
+            <w:r>
+              <w:rPr>
+                <w:b/>
+                <w:bCs/>
+              </w:rPr>
+              <w:t>Dictionary Attack:</w:t>
+            </w:r>
+            <w:r>
+              <w:t xml:space="preserve"> An algorithm runs through a list of common words, passwords, and leaked credentials, hashes each one, and compares them against the target hashes. Any matches reveal the password and can reduce the search space for further brute-force attacks.</w:t>
+            </w:r>
+          </w:p>
+          <w:p>
+            <w:r>
+              <w:rPr>
+                <w:b/>
+                <w:bCs/>
+              </w:rPr>
+              <w:t>Rainbow/Lookup Table Attack:</w:t>
+            </w:r>
+            <w:r>
+              <w:t xml:space="preserve"> An attacker uses a precomputed table of common passwords and their corresponding hashes. If a stored password hash matches an entry in the table, the original password can be recovered almost instantly, provided the hash is not protected with a unique salt.</w:t>
+            </w:r>
+          </w:p>
+          <w:p>
+            <w:r>
+              <w:rPr>
+                <w:b/>
+                <w:bCs/>
+              </w:rPr>
+              <w:lastRenderedPageBreak/>
+              <w:t>Birthday Attack:</w:t>
+            </w:r>
+            <w:r>
+              <w:t xml:space="preserve"> This attack exploits the birthday paradox, where finding two different inputs that produce the same hash (a collision) is much more computationally feasible than trying to find a specific input for a given hash.</w:t>
+            </w:r>
+          </w:p>
+          <w:p>
+            <w:r>
+              <w:rPr>
+                <w:b/>
+                <w:bCs/>
+              </w:rPr>
+              <w:t>Chosen-Plaintext Attack:</w:t>
+            </w:r>
+            <w:r>
+              <w:t xml:space="preserve"> The attacker deliberately chooses plaintext messages and observes their corresponding ciphertexts. By analysing the relationship between the plaintexts and ciphertexts, they can infer properties of the encryption algorithm or, in some cases, recover the encryption key.</w:t>
+            </w:r>
+          </w:p>
           <w:p/>
           <w:p/>
           <w:p>
@@ -1117,6 +1348,223 @@
                 <w:rFonts w:ascii="Aptos" w:eastAsia="Aptos" w:hAnsi="Aptos" w:cs="Aptos"/>
               </w:rPr>
             </w:pPr>
+            <w:r>
+              <w:rPr>
+                <w:rFonts w:ascii="Aptos" w:eastAsia="Aptos" w:hAnsi="Aptos" w:cs="Aptos"/>
+              </w:rPr>
+              <w:t xml:space="preserve">Hash: </w:t>
+            </w:r>
+            <w:r>
+              <w:rPr>
+                <w:rFonts w:ascii="Aptos" w:eastAsia="Aptos" w:hAnsi="Aptos" w:cs="Aptos"/>
+              </w:rPr>
+              <w:t>482c811da5d5b4bc6d497ffa98491e38</w:t>
+            </w:r>
+          </w:p>
+          <w:p>
+            <w:pPr>
+              <w:pStyle w:val="ListParagraph"/>
+              <w:numPr>
+                <w:ilvl w:val="0"/>
+                <w:numId w:val="14"/>
+              </w:numPr>
+              <w:rPr>
+                <w:rFonts w:ascii="Aptos" w:eastAsia="Aptos" w:hAnsi="Aptos" w:cs="Aptos"/>
+              </w:rPr>
+            </w:pPr>
+            <w:r>
+              <w:rPr>
+                <w:rFonts w:ascii="Aptos" w:eastAsia="Aptos" w:hAnsi="Aptos" w:cs="Aptos"/>
+              </w:rPr>
+              <w:t>Google the internet with the has and look for any corresponding password</w:t>
+            </w:r>
+          </w:p>
+          <w:p>
+            <w:pPr>
+              <w:pStyle w:val="ListParagraph"/>
+              <w:numPr>
+                <w:ilvl w:val="0"/>
+                <w:numId w:val="14"/>
+              </w:numPr>
+              <w:rPr>
+                <w:rFonts w:ascii="Aptos" w:eastAsia="Aptos" w:hAnsi="Aptos" w:cs="Aptos"/>
+              </w:rPr>
+            </w:pPr>
+            <w:r>
+              <w:rPr>
+                <w:rFonts w:ascii="Aptos" w:eastAsia="Aptos" w:hAnsi="Aptos" w:cs="Aptos"/>
+              </w:rPr>
+              <w:t>I used the dictionary attack to solve this one</w:t>
+            </w:r>
+          </w:p>
+          <w:p>
+            <w:pPr>
+              <w:rPr>
+                <w:rFonts w:ascii="Aptos" w:eastAsia="Aptos" w:hAnsi="Aptos" w:cs="Aptos"/>
+              </w:rPr>
+            </w:pPr>
+          </w:p>
+          <w:p>
+            <w:pPr>
+              <w:rPr>
+                <w:rFonts w:ascii="Aptos" w:eastAsia="Aptos" w:hAnsi="Aptos" w:cs="Aptos"/>
+                <w:b/>
+                <w:bCs/>
+              </w:rPr>
+            </w:pPr>
+            <w:r>
+              <w:rPr>
+                <w:rFonts w:ascii="Aptos" w:eastAsia="Aptos" w:hAnsi="Aptos" w:cs="Aptos"/>
+                <w:b/>
+                <w:bCs/>
+              </w:rPr>
+              <w:t>My Challenge:</w:t>
+            </w:r>
+          </w:p>
+          <w:p>
+            <w:pPr>
+              <w:rPr>
+                <w:rFonts w:ascii="Aptos" w:eastAsia="Aptos" w:hAnsi="Aptos" w:cs="Aptos"/>
+                <w:b/>
+                <w:bCs/>
+              </w:rPr>
+            </w:pPr>
+            <w:r>
+              <w:rPr>
+                <w:rFonts w:ascii="Aptos" w:eastAsia="Aptos" w:hAnsi="Aptos" w:cs="Aptos"/>
+                <w:b/>
+                <w:bCs/>
+              </w:rPr>
+              <w:t>38af192699b32d180ae79d6a30a31343</w:t>
+            </w:r>
+          </w:p>
+          <w:p>
+            <w:pPr>
+              <w:pStyle w:val="ListParagraph"/>
+              <w:numPr>
+                <w:ilvl w:val="0"/>
+                <w:numId w:val="14"/>
+              </w:numPr>
+              <w:rPr>
+                <w:rFonts w:ascii="Aptos" w:eastAsia="Aptos" w:hAnsi="Aptos" w:cs="Aptos"/>
+                <w:b/>
+                <w:bCs/>
+              </w:rPr>
+            </w:pPr>
+            <w:r>
+              <w:rPr>
+                <w:rFonts w:ascii="Aptos" w:eastAsia="Aptos" w:hAnsi="Aptos" w:cs="Aptos"/>
+              </w:rPr>
+              <w:t>Solution: Shrek26</w:t>
+            </w:r>
+          </w:p>
+          <w:p>
+            <w:pPr>
+              <w:pStyle w:val="ListParagraph"/>
+              <w:numPr>
+                <w:ilvl w:val="0"/>
+                <w:numId w:val="14"/>
+              </w:numPr>
+              <w:rPr>
+                <w:rFonts w:ascii="Aptos" w:eastAsia="Aptos" w:hAnsi="Aptos" w:cs="Aptos"/>
+              </w:rPr>
+            </w:pPr>
+            <w:r>
+              <w:rPr>
+                <w:rFonts w:ascii="Aptos" w:eastAsia="Aptos" w:hAnsi="Aptos" w:cs="Aptos"/>
+              </w:rPr>
+              <w:t xml:space="preserve">Hint: </w:t>
+            </w:r>
+            <w:r>
+              <w:rPr>
+                <w:rFonts w:ascii="Aptos" w:eastAsia="Aptos" w:hAnsi="Aptos" w:cs="Aptos"/>
+              </w:rPr>
+              <w:t>Great kids movie with a green character + this year</w:t>
+            </w:r>
+          </w:p>
+          <w:p>
+            <w:pPr>
+              <w:rPr>
+                <w:rFonts w:ascii="Aptos" w:eastAsia="Aptos" w:hAnsi="Aptos" w:cs="Aptos"/>
+                <w:b/>
+                <w:bCs/>
+              </w:rPr>
+            </w:pPr>
+            <w:r>
+              <w:rPr>
+                <w:rFonts w:ascii="Aptos" w:eastAsia="Aptos" w:hAnsi="Aptos" w:cs="Aptos"/>
+                <w:b/>
+                <w:bCs/>
+              </w:rPr>
+              <w:t>Students Challenge:</w:t>
+            </w:r>
+          </w:p>
+          <w:p>
+            <w:pPr>
+              <w:rPr>
+                <w:rFonts w:ascii="Aptos" w:eastAsia="Aptos" w:hAnsi="Aptos" w:cs="Aptos"/>
+                <w:b/>
+                <w:bCs/>
+              </w:rPr>
+            </w:pPr>
+            <w:r>
+              <w:rPr>
+                <w:rFonts w:ascii="Aptos" w:eastAsia="Aptos" w:hAnsi="Aptos" w:cs="Aptos"/>
+                <w:b/>
+                <w:bCs/>
+              </w:rPr>
+              <w:t>e3036e07f6d65e1ca168135c409cb046</w:t>
+            </w:r>
+            <w:r>
+              <w:rPr>
+                <w:rFonts w:ascii="Aptos" w:eastAsia="Aptos" w:hAnsi="Aptos" w:cs="Aptos"/>
+                <w:b/>
+                <w:bCs/>
+              </w:rPr>
+              <w:t>:</w:t>
+            </w:r>
+          </w:p>
+          <w:p>
+            <w:pPr>
+              <w:pStyle w:val="ListParagraph"/>
+              <w:numPr>
+                <w:ilvl w:val="0"/>
+                <w:numId w:val="14"/>
+              </w:numPr>
+              <w:rPr>
+                <w:rFonts w:ascii="Aptos" w:eastAsia="Aptos" w:hAnsi="Aptos" w:cs="Aptos"/>
+              </w:rPr>
+            </w:pPr>
+            <w:r>
+              <w:rPr>
+                <w:rFonts w:ascii="Aptos" w:eastAsia="Aptos" w:hAnsi="Aptos" w:cs="Aptos"/>
+              </w:rPr>
+              <w:t xml:space="preserve">Solution: </w:t>
+            </w:r>
+            <w:r>
+              <w:rPr>
+                <w:rFonts w:ascii="Aptos" w:eastAsia="Aptos" w:hAnsi="Aptos" w:cs="Aptos"/>
+              </w:rPr>
+              <w:t>privacy2026</w:t>
+            </w:r>
+          </w:p>
+          <w:p>
+            <w:pPr>
+              <w:pStyle w:val="ListParagraph"/>
+              <w:numPr>
+                <w:ilvl w:val="0"/>
+                <w:numId w:val="14"/>
+              </w:numPr>
+              <w:rPr>
+                <w:rFonts w:ascii="Aptos" w:eastAsia="Aptos" w:hAnsi="Aptos" w:cs="Aptos"/>
+              </w:rPr>
+            </w:pPr>
+            <w:r>
+              <w:rPr>
+                <w:rFonts w:ascii="Aptos" w:eastAsia="Aptos" w:hAnsi="Aptos" w:cs="Aptos"/>
+              </w:rPr>
+              <w:t>From the hit I found a few cipher text extractions and found a pattern relating to length and letters and when close I then adjusted a few combinations of the password.</w:t>
+            </w:r>
           </w:p>
         </w:tc>
       </w:tr>
@@ -1133,10 +1581,11 @@
         <w:pStyle w:val="Heading2"/>
         <w:spacing w:before="0" w:after="160"/>
       </w:pPr>
-      <w:hyperlink r:id="rId11">
+      <w:hyperlink r:id="rId12">
         <w:r>
           <w:rPr>
             <w:rStyle w:val="Hyperlink"/>
+            <w:highlight w:val="green"/>
           </w:rPr>
           <w:t>Bitcoin mining</w:t>
         </w:r>
@@ -1160,12 +1609,84 @@
             <w:tcW w:w="9360" w:type="dxa"/>
           </w:tcPr>
           <w:p/>
+          <w:p>
+            <w:pPr>
+              <w:pStyle w:val="ListParagraph"/>
+              <w:numPr>
+                <w:ilvl w:val="0"/>
+                <w:numId w:val="15"/>
+              </w:numPr>
+            </w:pPr>
+            <w:r>
+              <w:t xml:space="preserve">I tried both the openssl and online approach to generate a hash. </w:t>
+            </w:r>
+          </w:p>
+          <w:p>
+            <w:pPr>
+              <w:pStyle w:val="ListParagraph"/>
+              <w:numPr>
+                <w:ilvl w:val="0"/>
+                <w:numId w:val="15"/>
+              </w:numPr>
+            </w:pPr>
+            <w:r>
+              <w:t>First you take the hash of the previous valid block in the chain and include it in your plaintext</w:t>
+            </w:r>
+          </w:p>
+          <w:p>
+            <w:pPr>
+              <w:pStyle w:val="ListParagraph"/>
+              <w:numPr>
+                <w:ilvl w:val="0"/>
+                <w:numId w:val="15"/>
+              </w:numPr>
+            </w:pPr>
+            <w:r>
+              <w:t xml:space="preserve">Then find iteratively encrypt with different serial numbers to </w:t>
+            </w:r>
+            <w:r>
+              <w:t>find a match which fits the  given criteria.</w:t>
+            </w:r>
+          </w:p>
+          <w:p>
+            <w:pPr>
+              <w:pStyle w:val="ListParagraph"/>
+              <w:numPr>
+                <w:ilvl w:val="0"/>
+                <w:numId w:val="15"/>
+              </w:numPr>
+            </w:pPr>
+            <w:r>
+              <w:t>Longest chain is considered most valid</w:t>
+            </w:r>
+          </w:p>
           <w:p/>
-          <w:p/>
-          <w:p/>
-          <w:p/>
-          <w:p/>
-          <w:p/>
+          <w:p>
+            <w:pPr>
+              <w:rPr>
+                <w:lang w:val="en-AU"/>
+              </w:rPr>
+            </w:pPr>
+            <w:r>
+              <w:rPr>
+                <w:lang w:val="en-AU"/>
+              </w:rPr>
+              <w:t>Block:87+ASD+0eff2ecd2ae2a2c5f9f0f3760cf948f74a378199468c1bc1e090df17ba144285+6</w:t>
+            </w:r>
+          </w:p>
+          <w:p>
+            <w:pPr>
+              <w:rPr>
+                <w:lang w:val="en-AU"/>
+              </w:rPr>
+            </w:pPr>
+            <w:r>
+              <w:rPr>
+                <w:lang w:val="en-AU"/>
+              </w:rPr>
+              <w:t>Hash: 0218a17ed51e68e993b47deffa2a8ea8068ed982f561ba7afca3adfdc703ac44</w:t>
+            </w:r>
+          </w:p>
           <w:p/>
           <w:p/>
           <w:p/>
@@ -1195,6 +1716,7 @@
           <w:b/>
           <w:bCs/>
         </w:rPr>
+        <w:lastRenderedPageBreak/>
         <w:t>Exten</w:t>
       </w:r>
       <w:r>
@@ -1217,7 +1739,7 @@
           <w:szCs w:val="32"/>
         </w:rPr>
       </w:pPr>
-      <w:hyperlink r:id="rId12">
+      <w:hyperlink r:id="rId13">
         <w:r>
           <w:rPr>
             <w:rStyle w:val="Hyperlink"/>
@@ -1280,7 +1802,7 @@
       <w:pPr>
         <w:pStyle w:val="Heading2"/>
       </w:pPr>
-      <w:hyperlink r:id="rId13">
+      <w:hyperlink r:id="rId14">
         <w:r>
           <w:rPr>
             <w:rStyle w:val="Hyperlink"/>
@@ -1315,39 +1837,7 @@
           <w:p/>
           <w:p>
             <w:r>
-              <w:t xml:space="preserve">During this </w:t>
-            </w:r>
-            <w:proofErr w:type="gramStart"/>
-            <w:r>
-              <w:t>weeks</w:t>
-            </w:r>
-            <w:proofErr w:type="gramEnd"/>
-            <w:r>
-              <w:t xml:space="preserve"> tutorial </w:t>
-            </w:r>
-            <w:proofErr w:type="gramStart"/>
-            <w:r>
-              <w:t>discussion</w:t>
-            </w:r>
-            <w:proofErr w:type="gramEnd"/>
-            <w:r>
-              <w:t xml:space="preserve"> we primarily discussed the topic of privacy and data collection in Australia. We had to have a debate regarding whether ever person in Australia could have </w:t>
-            </w:r>
-            <w:proofErr w:type="gramStart"/>
-            <w:r>
-              <w:t>all of</w:t>
-            </w:r>
-            <w:proofErr w:type="gramEnd"/>
-            <w:r>
-              <w:t xml:space="preserve"> their data collected by governments. I was an adjudicator of the debate and hence was able to </w:t>
-            </w:r>
-            <w:proofErr w:type="gramStart"/>
-            <w:r>
-              <w:t>here</w:t>
-            </w:r>
-            <w:proofErr w:type="gramEnd"/>
-            <w:r>
-              <w:t xml:space="preserve"> both sides.</w:t>
+              <w:t>During this weeks tutorial discussion we primarily discussed the topic of privacy and data collection in Australia. We had to have a debate regarding whether ever person in Australia could have all of their data collected by governments. I was an adjudicator of the debate and hence was able to here both sides.</w:t>
             </w:r>
             <w:r>
               <w:t xml:space="preserve"> There were many points I agreed and disagreed</w:t>
@@ -1376,7 +1866,6 @@
                 <w:u w:val="single"/>
               </w:rPr>
             </w:pPr>
-            <w:proofErr w:type="gramStart"/>
             <w:r>
               <w:rPr>
                 <w:b/>
@@ -1385,7 +1874,6 @@
               </w:rPr>
               <w:t>For :</w:t>
             </w:r>
-            <w:proofErr w:type="gramEnd"/>
           </w:p>
           <w:p>
             <w:pPr>
@@ -1453,15 +1941,7 @@
               </w:numPr>
             </w:pPr>
             <w:r>
-              <w:t xml:space="preserve">Not all should be collected because how could the security and safety of people in roles such as intelligent operatives and undercover police workers remain safe and effective with </w:t>
-            </w:r>
-            <w:proofErr w:type="gramStart"/>
-            <w:r>
-              <w:t>such</w:t>
-            </w:r>
-            <w:proofErr w:type="gramEnd"/>
-            <w:r>
-              <w:t xml:space="preserve"> knowledge collected about them. This would create a critical flaw and a new attack vector.</w:t>
+              <w:t>Not all should be collected because how could the security and safety of people in roles such as intelligent operatives and undercover police workers remain safe and effective with such knowledge collected about them. This would create a critical flaw and a new attack vector.</w:t>
             </w:r>
           </w:p>
           <w:p>
@@ -1473,7 +1953,6 @@
               </w:numPr>
             </w:pPr>
             <w:r>
-              <w:lastRenderedPageBreak/>
               <w:t xml:space="preserve">Future governments cannot be trusted. </w:t>
             </w:r>
             <w:r>
@@ -1487,6 +1966,7 @@
           </w:p>
           <w:p>
             <w:r>
+              <w:lastRenderedPageBreak/>
               <w:t>As the debate was carried out the following key points</w:t>
             </w:r>
             <w:r>
@@ -1521,31 +2001,7 @@
               </w:numPr>
             </w:pPr>
             <w:r>
-              <w:t xml:space="preserve">There </w:t>
-            </w:r>
-            <w:proofErr w:type="gramStart"/>
-            <w:r>
-              <w:t>is</w:t>
-            </w:r>
-            <w:proofErr w:type="gramEnd"/>
-            <w:r>
-              <w:t xml:space="preserve"> very little practical methods where the data of a criminal can be captured before the crime. Whilst I mostly agreed with this point, I disagreed with the fact that there are methods that can capture a lot of </w:t>
-            </w:r>
-            <w:proofErr w:type="gramStart"/>
-            <w:r>
-              <w:t>criminal</w:t>
-            </w:r>
-            <w:proofErr w:type="gramEnd"/>
-            <w:r>
-              <w:t xml:space="preserve"> from pattern matching methods. This could be where data is collected once the criminal falls within a confidence interval of prediction to commit future crimes (</w:t>
-            </w:r>
-            <w:proofErr w:type="spellStart"/>
-            <w:r>
-              <w:t>i.e</w:t>
-            </w:r>
-            <w:proofErr w:type="spellEnd"/>
-            <w:r>
-              <w:t xml:space="preserve"> a watch list). This would allow for data before many criminals commit their crimes. However, I also believe the ethics of such </w:t>
+              <w:t xml:space="preserve">There is very little practical methods where the data of a criminal can be captured before the crime. Whilst I mostly agreed with this point, I disagreed with the fact that there are methods that can capture a lot of criminal from pattern matching methods. This could be where data is collected once the criminal falls within a confidence interval of prediction to commit future crimes (i.e a watch list). This would allow for data before many criminals commit their crimes. However, I also believe the ethics of such </w:t>
             </w:r>
             <w:r>
               <w:t xml:space="preserve">a mechanism is questionable, since </w:t>
@@ -1581,7 +2037,6 @@
               </w:numPr>
               <w:spacing w:after="160" w:line="279" w:lineRule="auto"/>
             </w:pPr>
-            <w:proofErr w:type="gramStart"/>
             <w:r>
               <w:t xml:space="preserve">A </w:t>
             </w:r>
@@ -1592,11 +2047,7 @@
               <w:t>number</w:t>
             </w:r>
             <w:r>
-              <w:t xml:space="preserve"> of</w:t>
-            </w:r>
-            <w:proofErr w:type="gramEnd"/>
-            <w:r>
-              <w:t xml:space="preserve"> people </w:t>
+              <w:t xml:space="preserve"> of people </w:t>
             </w:r>
             <w:r>
               <w:t xml:space="preserve">are </w:t>
@@ -1904,31 +2355,100 @@
           </w:p>
           <w:p>
             <w:r>
-              <w:t xml:space="preserve">After the debate I mostly believed that the debate itself was </w:t>
-            </w:r>
-            <w:proofErr w:type="gramStart"/>
-            <w:r>
-              <w:t>week</w:t>
-            </w:r>
-            <w:proofErr w:type="gramEnd"/>
-            <w:r>
-              <w:t xml:space="preserve"> because neither side clearly defined the bounds of their debate. I found that each argument could have been extended to a more thorough analysis. </w:t>
-            </w:r>
-            <w:proofErr w:type="gramStart"/>
-            <w:r>
-              <w:t>However</w:t>
-            </w:r>
-            <w:proofErr w:type="gramEnd"/>
-            <w:r>
-              <w:t xml:space="preserve"> I found the Against team to be more convincing and </w:t>
-            </w:r>
-            <w:proofErr w:type="gramStart"/>
-            <w:r>
-              <w:t>produce</w:t>
-            </w:r>
-            <w:proofErr w:type="gramEnd"/>
-            <w:r>
-              <w:t xml:space="preserve"> a stronger argument. </w:t>
+              <w:t>After the deba</w:t>
+            </w:r>
+            <w:r>
+              <w:t>te</w:t>
+            </w:r>
+            <w:r>
+              <w:t>,</w:t>
+            </w:r>
+            <w:r>
+              <w:t xml:space="preserve"> I </w:t>
+            </w:r>
+            <w:r>
+              <w:t>felt it was weakened by the fact</w:t>
+            </w:r>
+            <w:r>
+              <w:t xml:space="preserve"> that </w:t>
+            </w:r>
+            <w:r>
+              <w:t>n</w:t>
+            </w:r>
+            <w:r>
+              <w:t xml:space="preserve">either </w:t>
+            </w:r>
+            <w:r>
+              <w:t>side clearly defined</w:t>
+            </w:r>
+            <w:r>
+              <w:t xml:space="preserve"> the </w:t>
+            </w:r>
+            <w:r>
+              <w:t>scope</w:t>
+            </w:r>
+            <w:r>
+              <w:t xml:space="preserve"> of </w:t>
+            </w:r>
+            <w:r>
+              <w:t xml:space="preserve">the issue. Many arguments </w:t>
+            </w:r>
+            <w:r>
+              <w:t xml:space="preserve">could have been </w:t>
+            </w:r>
+            <w:r>
+              <w:t>developed into</w:t>
+            </w:r>
+            <w:r>
+              <w:t xml:space="preserve"> </w:t>
+            </w:r>
+            <w:r>
+              <w:t xml:space="preserve">a more </w:t>
+            </w:r>
+            <w:r>
+              <w:t>detailed</w:t>
+            </w:r>
+            <w:r>
+              <w:t xml:space="preserve"> analysis</w:t>
+            </w:r>
+            <w:r>
+              <w:t>.</w:t>
+            </w:r>
+            <w:r>
+              <w:t xml:space="preserve"> </w:t>
+            </w:r>
+            <w:r>
+              <w:t>Howeve</w:t>
+            </w:r>
+            <w:r>
+              <w:t>r</w:t>
+            </w:r>
+            <w:r>
+              <w:t>,</w:t>
+            </w:r>
+            <w:r>
+              <w:t xml:space="preserve"> I fou</w:t>
+            </w:r>
+            <w:r>
+              <w:t xml:space="preserve">nd the Against team </w:t>
+            </w:r>
+            <w:r>
+              <w:t>more convinc</w:t>
+            </w:r>
+            <w:r>
+              <w:t xml:space="preserve">ing </w:t>
+            </w:r>
+            <w:r>
+              <w:t>overall, as their argument was</w:t>
+            </w:r>
+            <w:r>
+              <w:t xml:space="preserve"> </w:t>
+            </w:r>
+            <w:r>
+              <w:t xml:space="preserve">stronger </w:t>
+            </w:r>
+            <w:r>
+              <w:t>and better supported.</w:t>
             </w:r>
           </w:p>
         </w:tc>
@@ -2131,6 +2651,119 @@
     </w:lvl>
   </w:abstractNum>
   <w:abstractNum w:abstractNumId="1" w15:restartNumberingAfterBreak="0">
+    <w:nsid w:val="1C1E7317"/>
+    <w:multiLevelType w:val="hybridMultilevel"/>
+    <w:tmpl w:val="94261B7A"/>
+    <w:lvl w:ilvl="0" w:tplc="E9A02068">
+      <w:start w:val="1"/>
+      <w:numFmt w:val="bullet"/>
+      <w:lvlText w:val=""/>
+      <w:lvlJc w:val="left"/>
+      <w:pPr>
+        <w:ind w:left="720" w:hanging="360"/>
+      </w:pPr>
+      <w:rPr>
+        <w:rFonts w:ascii="Symbol" w:eastAsiaTheme="minorEastAsia" w:hAnsi="Symbol" w:cstheme="minorBidi" w:hint="default"/>
+      </w:rPr>
+    </w:lvl>
+    <w:lvl w:ilvl="1" w:tplc="0C090003" w:tentative="1">
+      <w:start w:val="1"/>
+      <w:numFmt w:val="bullet"/>
+      <w:lvlText w:val="o"/>
+      <w:lvlJc w:val="left"/>
+      <w:pPr>
+        <w:ind w:left="1440" w:hanging="360"/>
+      </w:pPr>
+      <w:rPr>
+        <w:rFonts w:ascii="Courier New" w:hAnsi="Courier New" w:cs="Courier New" w:hint="default"/>
+      </w:rPr>
+    </w:lvl>
+    <w:lvl w:ilvl="2" w:tplc="0C090005" w:tentative="1">
+      <w:start w:val="1"/>
+      <w:numFmt w:val="bullet"/>
+      <w:lvlText w:val=""/>
+      <w:lvlJc w:val="left"/>
+      <w:pPr>
+        <w:ind w:left="2160" w:hanging="360"/>
+      </w:pPr>
+      <w:rPr>
+        <w:rFonts w:ascii="Wingdings" w:hAnsi="Wingdings" w:hint="default"/>
+      </w:rPr>
+    </w:lvl>
+    <w:lvl w:ilvl="3" w:tplc="0C090001" w:tentative="1">
+      <w:start w:val="1"/>
+      <w:numFmt w:val="bullet"/>
+      <w:lvlText w:val=""/>
+      <w:lvlJc w:val="left"/>
+      <w:pPr>
+        <w:ind w:left="2880" w:hanging="360"/>
+      </w:pPr>
+      <w:rPr>
+        <w:rFonts w:ascii="Symbol" w:hAnsi="Symbol" w:hint="default"/>
+      </w:rPr>
+    </w:lvl>
+    <w:lvl w:ilvl="4" w:tplc="0C090003" w:tentative="1">
+      <w:start w:val="1"/>
+      <w:numFmt w:val="bullet"/>
+      <w:lvlText w:val="o"/>
+      <w:lvlJc w:val="left"/>
+      <w:pPr>
+        <w:ind w:left="3600" w:hanging="360"/>
+      </w:pPr>
+      <w:rPr>
+        <w:rFonts w:ascii="Courier New" w:hAnsi="Courier New" w:cs="Courier New" w:hint="default"/>
+      </w:rPr>
+    </w:lvl>
+    <w:lvl w:ilvl="5" w:tplc="0C090005" w:tentative="1">
+      <w:start w:val="1"/>
+      <w:numFmt w:val="bullet"/>
+      <w:lvlText w:val=""/>
+      <w:lvlJc w:val="left"/>
+      <w:pPr>
+        <w:ind w:left="4320" w:hanging="360"/>
+      </w:pPr>
+      <w:rPr>
+        <w:rFonts w:ascii="Wingdings" w:hAnsi="Wingdings" w:hint="default"/>
+      </w:rPr>
+    </w:lvl>
+    <w:lvl w:ilvl="6" w:tplc="0C090001" w:tentative="1">
+      <w:start w:val="1"/>
+      <w:numFmt w:val="bullet"/>
+      <w:lvlText w:val=""/>
+      <w:lvlJc w:val="left"/>
+      <w:pPr>
+        <w:ind w:left="5040" w:hanging="360"/>
+      </w:pPr>
+      <w:rPr>
+        <w:rFonts w:ascii="Symbol" w:hAnsi="Symbol" w:hint="default"/>
+      </w:rPr>
+    </w:lvl>
+    <w:lvl w:ilvl="7" w:tplc="0C090003" w:tentative="1">
+      <w:start w:val="1"/>
+      <w:numFmt w:val="bullet"/>
+      <w:lvlText w:val="o"/>
+      <w:lvlJc w:val="left"/>
+      <w:pPr>
+        <w:ind w:left="5760" w:hanging="360"/>
+      </w:pPr>
+      <w:rPr>
+        <w:rFonts w:ascii="Courier New" w:hAnsi="Courier New" w:cs="Courier New" w:hint="default"/>
+      </w:rPr>
+    </w:lvl>
+    <w:lvl w:ilvl="8" w:tplc="0C090005" w:tentative="1">
+      <w:start w:val="1"/>
+      <w:numFmt w:val="bullet"/>
+      <w:lvlText w:val=""/>
+      <w:lvlJc w:val="left"/>
+      <w:pPr>
+        <w:ind w:left="6480" w:hanging="360"/>
+      </w:pPr>
+      <w:rPr>
+        <w:rFonts w:ascii="Wingdings" w:hAnsi="Wingdings" w:hint="default"/>
+      </w:rPr>
+    </w:lvl>
+  </w:abstractNum>
+  <w:abstractNum w:abstractNumId="2" w15:restartNumberingAfterBreak="0">
     <w:nsid w:val="37A86F2C"/>
     <w:multiLevelType w:val="multilevel"/>
     <w:tmpl w:val="5ECE966C"/>
@@ -2279,7 +2912,7 @@
       </w:rPr>
     </w:lvl>
   </w:abstractNum>
-  <w:abstractNum w:abstractNumId="2" w15:restartNumberingAfterBreak="0">
+  <w:abstractNum w:abstractNumId="3" w15:restartNumberingAfterBreak="0">
     <w:nsid w:val="3C2F8207"/>
     <w:multiLevelType w:val="hybridMultilevel"/>
     <w:tmpl w:val="1E8C28C2"/>
@@ -2365,7 +2998,7 @@
       </w:pPr>
     </w:lvl>
   </w:abstractNum>
-  <w:abstractNum w:abstractNumId="3" w15:restartNumberingAfterBreak="0">
+  <w:abstractNum w:abstractNumId="4" w15:restartNumberingAfterBreak="0">
     <w:nsid w:val="44900513"/>
     <w:multiLevelType w:val="hybridMultilevel"/>
     <w:tmpl w:val="53F08F42"/>
@@ -2477,7 +3110,7 @@
       </w:rPr>
     </w:lvl>
   </w:abstractNum>
-  <w:abstractNum w:abstractNumId="4" w15:restartNumberingAfterBreak="0">
+  <w:abstractNum w:abstractNumId="5" w15:restartNumberingAfterBreak="0">
     <w:nsid w:val="44DB485B"/>
     <w:multiLevelType w:val="hybridMultilevel"/>
     <w:tmpl w:val="47E46DB0"/>
@@ -2566,7 +3199,7 @@
       </w:pPr>
     </w:lvl>
   </w:abstractNum>
-  <w:abstractNum w:abstractNumId="5" w15:restartNumberingAfterBreak="0">
+  <w:abstractNum w:abstractNumId="6" w15:restartNumberingAfterBreak="0">
     <w:nsid w:val="4923DB14"/>
     <w:multiLevelType w:val="hybridMultilevel"/>
     <w:tmpl w:val="8416CB06"/>
@@ -2652,7 +3285,7 @@
       </w:pPr>
     </w:lvl>
   </w:abstractNum>
-  <w:abstractNum w:abstractNumId="6" w15:restartNumberingAfterBreak="0">
+  <w:abstractNum w:abstractNumId="7" w15:restartNumberingAfterBreak="0">
     <w:nsid w:val="49EE04D4"/>
     <w:multiLevelType w:val="hybridMultilevel"/>
     <w:tmpl w:val="3814AC62"/>
@@ -2764,7 +3397,7 @@
       </w:rPr>
     </w:lvl>
   </w:abstractNum>
-  <w:abstractNum w:abstractNumId="7" w15:restartNumberingAfterBreak="0">
+  <w:abstractNum w:abstractNumId="8" w15:restartNumberingAfterBreak="0">
     <w:nsid w:val="4F2C1698"/>
     <w:multiLevelType w:val="multilevel"/>
     <w:tmpl w:val="D3AE4D18"/>
@@ -2913,7 +3546,7 @@
       </w:rPr>
     </w:lvl>
   </w:abstractNum>
-  <w:abstractNum w:abstractNumId="8" w15:restartNumberingAfterBreak="0">
+  <w:abstractNum w:abstractNumId="9" w15:restartNumberingAfterBreak="0">
     <w:nsid w:val="77264255"/>
     <w:multiLevelType w:val="multilevel"/>
     <w:tmpl w:val="FEB88570"/>
@@ -3062,7 +3695,120 @@
       </w:rPr>
     </w:lvl>
   </w:abstractNum>
-  <w:abstractNum w:abstractNumId="9" w15:restartNumberingAfterBreak="0">
+  <w:abstractNum w:abstractNumId="10" w15:restartNumberingAfterBreak="0">
+    <w:nsid w:val="7A4C1007"/>
+    <w:multiLevelType w:val="hybridMultilevel"/>
+    <w:tmpl w:val="6EB6C4C6"/>
+    <w:lvl w:ilvl="0" w:tplc="03AE77E0">
+      <w:start w:val="1"/>
+      <w:numFmt w:val="bullet"/>
+      <w:lvlText w:val="-"/>
+      <w:lvlJc w:val="left"/>
+      <w:pPr>
+        <w:ind w:left="720" w:hanging="360"/>
+      </w:pPr>
+      <w:rPr>
+        <w:rFonts w:ascii="Aptos" w:eastAsia="Aptos" w:hAnsi="Aptos" w:cs="Aptos" w:hint="default"/>
+      </w:rPr>
+    </w:lvl>
+    <w:lvl w:ilvl="1" w:tplc="0C090003" w:tentative="1">
+      <w:start w:val="1"/>
+      <w:numFmt w:val="bullet"/>
+      <w:lvlText w:val="o"/>
+      <w:lvlJc w:val="left"/>
+      <w:pPr>
+        <w:ind w:left="1440" w:hanging="360"/>
+      </w:pPr>
+      <w:rPr>
+        <w:rFonts w:ascii="Courier New" w:hAnsi="Courier New" w:cs="Courier New" w:hint="default"/>
+      </w:rPr>
+    </w:lvl>
+    <w:lvl w:ilvl="2" w:tplc="0C090005" w:tentative="1">
+      <w:start w:val="1"/>
+      <w:numFmt w:val="bullet"/>
+      <w:lvlText w:val=""/>
+      <w:lvlJc w:val="left"/>
+      <w:pPr>
+        <w:ind w:left="2160" w:hanging="360"/>
+      </w:pPr>
+      <w:rPr>
+        <w:rFonts w:ascii="Wingdings" w:hAnsi="Wingdings" w:hint="default"/>
+      </w:rPr>
+    </w:lvl>
+    <w:lvl w:ilvl="3" w:tplc="0C090001" w:tentative="1">
+      <w:start w:val="1"/>
+      <w:numFmt w:val="bullet"/>
+      <w:lvlText w:val=""/>
+      <w:lvlJc w:val="left"/>
+      <w:pPr>
+        <w:ind w:left="2880" w:hanging="360"/>
+      </w:pPr>
+      <w:rPr>
+        <w:rFonts w:ascii="Symbol" w:hAnsi="Symbol" w:hint="default"/>
+      </w:rPr>
+    </w:lvl>
+    <w:lvl w:ilvl="4" w:tplc="0C090003" w:tentative="1">
+      <w:start w:val="1"/>
+      <w:numFmt w:val="bullet"/>
+      <w:lvlText w:val="o"/>
+      <w:lvlJc w:val="left"/>
+      <w:pPr>
+        <w:ind w:left="3600" w:hanging="360"/>
+      </w:pPr>
+      <w:rPr>
+        <w:rFonts w:ascii="Courier New" w:hAnsi="Courier New" w:cs="Courier New" w:hint="default"/>
+      </w:rPr>
+    </w:lvl>
+    <w:lvl w:ilvl="5" w:tplc="0C090005" w:tentative="1">
+      <w:start w:val="1"/>
+      <w:numFmt w:val="bullet"/>
+      <w:lvlText w:val=""/>
+      <w:lvlJc w:val="left"/>
+      <w:pPr>
+        <w:ind w:left="4320" w:hanging="360"/>
+      </w:pPr>
+      <w:rPr>
+        <w:rFonts w:ascii="Wingdings" w:hAnsi="Wingdings" w:hint="default"/>
+      </w:rPr>
+    </w:lvl>
+    <w:lvl w:ilvl="6" w:tplc="0C090001" w:tentative="1">
+      <w:start w:val="1"/>
+      <w:numFmt w:val="bullet"/>
+      <w:lvlText w:val=""/>
+      <w:lvlJc w:val="left"/>
+      <w:pPr>
+        <w:ind w:left="5040" w:hanging="360"/>
+      </w:pPr>
+      <w:rPr>
+        <w:rFonts w:ascii="Symbol" w:hAnsi="Symbol" w:hint="default"/>
+      </w:rPr>
+    </w:lvl>
+    <w:lvl w:ilvl="7" w:tplc="0C090003" w:tentative="1">
+      <w:start w:val="1"/>
+      <w:numFmt w:val="bullet"/>
+      <w:lvlText w:val="o"/>
+      <w:lvlJc w:val="left"/>
+      <w:pPr>
+        <w:ind w:left="5760" w:hanging="360"/>
+      </w:pPr>
+      <w:rPr>
+        <w:rFonts w:ascii="Courier New" w:hAnsi="Courier New" w:cs="Courier New" w:hint="default"/>
+      </w:rPr>
+    </w:lvl>
+    <w:lvl w:ilvl="8" w:tplc="0C090005" w:tentative="1">
+      <w:start w:val="1"/>
+      <w:numFmt w:val="bullet"/>
+      <w:lvlText w:val=""/>
+      <w:lvlJc w:val="left"/>
+      <w:pPr>
+        <w:ind w:left="6480" w:hanging="360"/>
+      </w:pPr>
+      <w:rPr>
+        <w:rFonts w:ascii="Wingdings" w:hAnsi="Wingdings" w:hint="default"/>
+      </w:rPr>
+    </w:lvl>
+  </w:abstractNum>
+  <w:abstractNum w:abstractNumId="11" w15:restartNumberingAfterBreak="0">
     <w:nsid w:val="7CFF0DAE"/>
     <w:multiLevelType w:val="multilevel"/>
     <w:tmpl w:val="E9865D46"/>
@@ -3211,7 +3957,7 @@
       </w:rPr>
     </w:lvl>
   </w:abstractNum>
-  <w:abstractNum w:abstractNumId="10" w15:restartNumberingAfterBreak="0">
+  <w:abstractNum w:abstractNumId="12" w15:restartNumberingAfterBreak="0">
     <w:nsid w:val="7D630458"/>
     <w:multiLevelType w:val="multilevel"/>
     <w:tmpl w:val="CAA84226"/>
@@ -3360,7 +4106,7 @@
       </w:rPr>
     </w:lvl>
   </w:abstractNum>
-  <w:abstractNum w:abstractNumId="11" w15:restartNumberingAfterBreak="0">
+  <w:abstractNum w:abstractNumId="13" w15:restartNumberingAfterBreak="0">
     <w:nsid w:val="7F1B09CF"/>
     <w:multiLevelType w:val="multilevel"/>
     <w:tmpl w:val="EE503BE8"/>
@@ -3509,7 +4255,7 @@
       </w:rPr>
     </w:lvl>
   </w:abstractNum>
-  <w:abstractNum w:abstractNumId="12" w15:restartNumberingAfterBreak="0">
+  <w:abstractNum w:abstractNumId="14" w15:restartNumberingAfterBreak="0">
     <w:nsid w:val="7FDF740B"/>
     <w:multiLevelType w:val="multilevel"/>
     <w:tmpl w:val="1C040834"/>
@@ -3659,42 +4405,48 @@
     </w:lvl>
   </w:abstractNum>
   <w:num w:numId="1" w16cid:durableId="1467047595">
-    <w:abstractNumId w:val="2"/>
+    <w:abstractNumId w:val="3"/>
   </w:num>
   <w:num w:numId="2" w16cid:durableId="1694189657">
-    <w:abstractNumId w:val="5"/>
+    <w:abstractNumId w:val="6"/>
   </w:num>
   <w:num w:numId="3" w16cid:durableId="1925069259">
-    <w:abstractNumId w:val="3"/>
+    <w:abstractNumId w:val="4"/>
   </w:num>
   <w:num w:numId="4" w16cid:durableId="1608582718">
-    <w:abstractNumId w:val="6"/>
+    <w:abstractNumId w:val="7"/>
   </w:num>
   <w:num w:numId="5" w16cid:durableId="67465304">
-    <w:abstractNumId w:val="7"/>
+    <w:abstractNumId w:val="8"/>
   </w:num>
   <w:num w:numId="6" w16cid:durableId="1437167741">
-    <w:abstractNumId w:val="9"/>
+    <w:abstractNumId w:val="11"/>
   </w:num>
   <w:num w:numId="7" w16cid:durableId="70859093">
-    <w:abstractNumId w:val="4"/>
+    <w:abstractNumId w:val="5"/>
   </w:num>
   <w:num w:numId="8" w16cid:durableId="1585601565">
     <w:abstractNumId w:val="0"/>
   </w:num>
   <w:num w:numId="9" w16cid:durableId="1430540130">
-    <w:abstractNumId w:val="11"/>
+    <w:abstractNumId w:val="13"/>
   </w:num>
   <w:num w:numId="10" w16cid:durableId="1069423928">
-    <w:abstractNumId w:val="8"/>
+    <w:abstractNumId w:val="9"/>
   </w:num>
   <w:num w:numId="11" w16cid:durableId="155614167">
+    <w:abstractNumId w:val="14"/>
+  </w:num>
+  <w:num w:numId="12" w16cid:durableId="46493712">
     <w:abstractNumId w:val="12"/>
   </w:num>
-  <w:num w:numId="12" w16cid:durableId="46493712">
+  <w:num w:numId="13" w16cid:durableId="171070051">
+    <w:abstractNumId w:val="2"/>
+  </w:num>
+  <w:num w:numId="14" w16cid:durableId="1240166874">
     <w:abstractNumId w:val="10"/>
   </w:num>
-  <w:num w:numId="13" w16cid:durableId="171070051">
+  <w:num w:numId="15" w16cid:durableId="1445035579">
     <w:abstractNumId w:val="1"/>
   </w:num>
 </w:numbering>
@@ -4164,7 +4916,6 @@
   <w:style w:type="character" w:default="1" w:styleId="DefaultParagraphFont">
     <w:name w:val="Default Paragraph Font"/>
     <w:uiPriority w:val="1"/>
-    <w:semiHidden/>
     <w:unhideWhenUsed/>
   </w:style>
   <w:style w:type="table" w:default="1" w:styleId="TableNormal">
@@ -4256,6 +5007,18 @@
     <w:rPr>
       <w:color w:val="605E5C"/>
       <w:shd w:val="clear" w:color="auto" w:fill="E1DFDD"/>
+    </w:rPr>
+  </w:style>
+  <w:style w:type="character" w:styleId="FollowedHyperlink">
+    <w:name w:val="FollowedHyperlink"/>
+    <w:basedOn w:val="DefaultParagraphFont"/>
+    <w:uiPriority w:val="99"/>
+    <w:semiHidden/>
+    <w:unhideWhenUsed/>
+    <w:rsid w:val="005875C9"/>
+    <w:rPr>
+      <w:color w:val="96607D" w:themeColor="followedHyperlink"/>
+      <w:u w:val="single"/>
     </w:rPr>
   </w:style>
 </w:styles>

--- a/Portfolio/COMP6841_Week_5.docx
+++ b/Portfolio/COMP6841_Week_5.docx
@@ -91,6 +91,7 @@
           <w:color w:val="000000" w:themeColor="text1"/>
         </w:rPr>
       </w:pPr>
+      <w:proofErr w:type="gramStart"/>
       <w:r>
         <w:rPr>
           <w:rFonts w:ascii="Aptos" w:eastAsia="Aptos" w:hAnsi="Aptos" w:cs="Aptos"/>
@@ -107,7 +108,17 @@
           <w:bCs/>
           <w:color w:val="000000" w:themeColor="text1"/>
         </w:rPr>
-        <w:t>z5425064</w:t>
+        <w:t>z</w:t>
+      </w:r>
+      <w:proofErr w:type="gramEnd"/>
+      <w:r>
+        <w:rPr>
+          <w:rFonts w:ascii="Aptos" w:eastAsia="Aptos" w:hAnsi="Aptos" w:cs="Aptos"/>
+          <w:b/>
+          <w:bCs/>
+          <w:color w:val="000000" w:themeColor="text1"/>
+        </w:rPr>
+        <w:t>5425064</w:t>
       </w:r>
       <w:r>
         <w:rPr>
@@ -278,19 +289,13 @@
               <w:t>where</w:t>
             </w:r>
             <w:r>
-              <w:t xml:space="preserve"> each device </w:t>
-            </w:r>
-            <w:r>
-              <w:t xml:space="preserve">trains a local model </w:t>
+              <w:t xml:space="preserve"> each device trains a local model </w:t>
             </w:r>
             <w:r>
               <w:t>using its own data, rather than</w:t>
             </w:r>
             <w:r>
-              <w:t xml:space="preserve"> sending </w:t>
-            </w:r>
-            <w:r>
-              <w:t xml:space="preserve">raw data to a central server. </w:t>
+              <w:t xml:space="preserve"> sending raw data to a central server. </w:t>
             </w:r>
             <w:r>
               <w:t>Only the resulting</w:t>
@@ -380,14 +385,16 @@
               <w:t xml:space="preserve">can learn </w:t>
             </w:r>
             <w:r>
-              <w:t xml:space="preserve">from </w:t>
-            </w:r>
-            <w:r>
-              <w:t xml:space="preserve">many devices without </w:t>
-            </w:r>
-            <w:r>
-              <w:t>relying on a centralised</w:t>
-            </w:r>
+              <w:t xml:space="preserve">from many devices without </w:t>
+            </w:r>
+            <w:r>
+              <w:t xml:space="preserve">relying on a </w:t>
+            </w:r>
+            <w:proofErr w:type="spellStart"/>
+            <w:r>
+              <w:t>centralised</w:t>
+            </w:r>
+            <w:proofErr w:type="spellEnd"/>
             <w:r>
               <w:t xml:space="preserve"> store of sensitive data.</w:t>
             </w:r>
@@ -443,10 +450,7 @@
               <w:t>from</w:t>
             </w:r>
             <w:r>
-              <w:t xml:space="preserve"> research </w:t>
-            </w:r>
-            <w:r>
-              <w:t xml:space="preserve">into practical </w:t>
+              <w:t xml:space="preserve"> research into practical </w:t>
             </w:r>
             <w:r>
               <w:t>deployment</w:t>
@@ -488,10 +492,7 @@
               <w:t>Medical imaging and clinical trials:</w:t>
             </w:r>
             <w:r>
-              <w:t xml:space="preserve"> </w:t>
-            </w:r>
-            <w:r>
-              <w:t xml:space="preserve">Sharing patient </w:t>
+              <w:t xml:space="preserve"> Sharing patient </w:t>
             </w:r>
             <w:r>
               <w:t>data creates clear</w:t>
@@ -523,9 +524,11 @@
             <w:r>
               <w:t xml:space="preserve">without </w:t>
             </w:r>
+            <w:proofErr w:type="spellStart"/>
             <w:r>
               <w:t>centralising</w:t>
             </w:r>
+            <w:proofErr w:type="spellEnd"/>
             <w:r>
               <w:t xml:space="preserve"> patient </w:t>
             </w:r>
@@ -533,22 +536,7 @@
               <w:t>records.</w:t>
             </w:r>
             <w:r>
-              <w:t xml:space="preserve"> This is </w:t>
-            </w:r>
-            <w:r>
-              <w:t xml:space="preserve">useful because hospitals often </w:t>
-            </w:r>
-            <w:r>
-              <w:t>manage records differently</w:t>
-            </w:r>
-            <w:r>
-              <w:t xml:space="preserve"> and </w:t>
-            </w:r>
-            <w:r>
-              <w:t xml:space="preserve">may </w:t>
-            </w:r>
-            <w:r>
-              <w:t xml:space="preserve">use </w:t>
+              <w:t xml:space="preserve"> This is useful because hospitals often manage records differently and may use </w:t>
             </w:r>
             <w:r>
               <w:t>incompatible</w:t>
@@ -566,10 +554,7 @@
               <w:t xml:space="preserve">to adapt to </w:t>
             </w:r>
             <w:r>
-              <w:t xml:space="preserve">each </w:t>
-            </w:r>
-            <w:r>
-              <w:t xml:space="preserve">facility’s </w:t>
+              <w:t xml:space="preserve">each facility’s </w:t>
             </w:r>
             <w:r>
               <w:t>data structure</w:t>
@@ -601,10 +586,7 @@
               <w:t>hesitant</w:t>
             </w:r>
             <w:r>
-              <w:t xml:space="preserve"> to share fraud</w:t>
-            </w:r>
-            <w:r>
-              <w:t xml:space="preserve"> data because it is commercially and legally sensitive. </w:t>
+              <w:t xml:space="preserve"> to share fraud data because it is commercially and legally sensitive. </w:t>
             </w:r>
             <w:r>
               <w:t xml:space="preserve">Yet effective fraud detection models </w:t>
@@ -616,19 +598,13 @@
               <w:t>,</w:t>
             </w:r>
             <w:r>
-              <w:t xml:space="preserve"> varied datasets</w:t>
-            </w:r>
-            <w:r>
-              <w:t xml:space="preserve">, while individual institutions may only </w:t>
+              <w:t xml:space="preserve"> varied datasets, while individual institutions may only </w:t>
             </w:r>
             <w:r>
               <w:t>see</w:t>
             </w:r>
             <w:r>
-              <w:t xml:space="preserve"> a limited number of recent </w:t>
-            </w:r>
-            <w:r>
-              <w:t xml:space="preserve">cases. Federated learning </w:t>
+              <w:t xml:space="preserve"> a limited number of recent cases. Federated learning </w:t>
             </w:r>
             <w:r>
               <w:t>provides</w:t>
@@ -658,10 +634,7 @@
               <w:t>exposing their</w:t>
             </w:r>
             <w:r>
-              <w:t xml:space="preserve"> underlying </w:t>
-            </w:r>
-            <w:r>
-              <w:t>data.</w:t>
+              <w:t xml:space="preserve"> underlying data.</w:t>
             </w:r>
           </w:p>
           <w:p>
@@ -746,10 +719,15 @@
               <w:t>depend</w:t>
             </w:r>
             <w:r>
-              <w:t xml:space="preserve"> on user input patterns</w:t>
-            </w:r>
-            <w:r>
-              <w:t xml:space="preserve">, but keystroke data is highly sensitive and risky to store centrally. Federated learning </w:t>
+              <w:t xml:space="preserve"> on user input patterns, but keystroke data </w:t>
+            </w:r>
+            <w:proofErr w:type="gramStart"/>
+            <w:r>
+              <w:t>is</w:t>
+            </w:r>
+            <w:proofErr w:type="gramEnd"/>
+            <w:r>
+              <w:t xml:space="preserve"> highly sensitive and risky to store centrally. Federated learning </w:t>
             </w:r>
             <w:r>
               <w:t>addresses</w:t>
@@ -767,16 +745,21 @@
               <w:t>,</w:t>
             </w:r>
             <w:r>
-              <w:t xml:space="preserve"> then personalising it for individual users without </w:t>
+              <w:t xml:space="preserve"> then </w:t>
+            </w:r>
+            <w:proofErr w:type="spellStart"/>
+            <w:r>
+              <w:t>personalising</w:t>
+            </w:r>
+            <w:proofErr w:type="spellEnd"/>
+            <w:r>
+              <w:t xml:space="preserve"> it for individual users without </w:t>
             </w:r>
             <w:r>
               <w:t>collecting</w:t>
             </w:r>
             <w:r>
-              <w:t xml:space="preserve"> raw keystroke data </w:t>
-            </w:r>
-            <w:r>
-              <w:t xml:space="preserve">in one </w:t>
+              <w:t xml:space="preserve"> raw keystroke data in one </w:t>
             </w:r>
             <w:r>
               <w:t>place</w:t>
@@ -803,19 +786,21 @@
               <w:t>Like encryption and anonymity tools, it can support legitimate privacy but may also be misused. An attacker could use</w:t>
             </w:r>
             <w:r>
-              <w:t xml:space="preserve"> federated learning </w:t>
-            </w:r>
-            <w:r>
-              <w:t xml:space="preserve">to train models </w:t>
+              <w:t xml:space="preserve"> federated learning to train models </w:t>
             </w:r>
             <w:r>
               <w:t>about</w:t>
             </w:r>
             <w:r>
-              <w:t xml:space="preserve"> a target, such as an organisation, individual, or business, without sending all collected intelligence </w:t>
-            </w:r>
-            <w:r>
-              <w:t xml:space="preserve">to a central location. This could </w:t>
+              <w:t xml:space="preserve"> a target, such as an </w:t>
+            </w:r>
+            <w:proofErr w:type="spellStart"/>
+            <w:r>
+              <w:t>organisation</w:t>
+            </w:r>
+            <w:proofErr w:type="spellEnd"/>
+            <w:r>
+              <w:t xml:space="preserve">, individual, or business, without sending all collected intelligence to a central location. This could </w:t>
             </w:r>
             <w:r>
               <w:t>lower</w:t>
@@ -830,34 +815,19 @@
               <w:t>Even</w:t>
             </w:r>
             <w:r>
-              <w:t xml:space="preserve"> after detectio</w:t>
-            </w:r>
-            <w:r>
-              <w:t>n</w:t>
+              <w:t xml:space="preserve"> after detection</w:t>
             </w:r>
             <w:r>
               <w:t>,</w:t>
             </w:r>
             <w:r>
-              <w:t xml:space="preserve"> it may </w:t>
-            </w:r>
-            <w:r>
-              <w:t xml:space="preserve">be difficult to </w:t>
+              <w:t xml:space="preserve"> it may be difficult to </w:t>
             </w:r>
             <w:r>
               <w:t xml:space="preserve">determine what </w:t>
             </w:r>
             <w:r>
-              <w:t xml:space="preserve">type of </w:t>
-            </w:r>
-            <w:r>
-              <w:t>model</w:t>
-            </w:r>
-            <w:r>
-              <w:t xml:space="preserve"> </w:t>
-            </w:r>
-            <w:r>
-              <w:t xml:space="preserve">has been </w:t>
+              <w:t xml:space="preserve">type of model has been </w:t>
             </w:r>
             <w:r>
               <w:t>created or</w:t>
@@ -875,16 +845,7 @@
               <w:t xml:space="preserve">, </w:t>
             </w:r>
             <w:r>
-              <w:t xml:space="preserve">since </w:t>
-            </w:r>
-            <w:r>
-              <w:t xml:space="preserve">each training </w:t>
-            </w:r>
-            <w:r>
-              <w:t>round</w:t>
-            </w:r>
-            <w:r>
-              <w:t xml:space="preserve"> </w:t>
+              <w:t xml:space="preserve">since each training round </w:t>
             </w:r>
             <w:r>
               <w:t>sends updated</w:t>
@@ -921,8 +882,13 @@
             </w:r>
           </w:p>
           <w:p>
-            <w:r>
-              <w:t xml:space="preserve">Link : </w:t>
+            <w:proofErr w:type="gramStart"/>
+            <w:r>
+              <w:t>Link :</w:t>
+            </w:r>
+            <w:proofErr w:type="gramEnd"/>
+            <w:r>
+              <w:t xml:space="preserve"> </w:t>
             </w:r>
             <w:hyperlink r:id="rId8" w:history="1">
               <w:r>
@@ -979,21 +945,7 @@
             <w:rStyle w:val="Hyperlink"/>
             <w:highlight w:val="yellow"/>
           </w:rPr>
-          <w:t>Where are y</w:t>
-        </w:r>
-        <w:r>
-          <w:rPr>
-            <w:rStyle w:val="Hyperlink"/>
-            <w:highlight w:val="yellow"/>
-          </w:rPr>
-          <w:t>o</w:t>
-        </w:r>
-        <w:r>
-          <w:rPr>
-            <w:rStyle w:val="Hyperlink"/>
-            <w:highlight w:val="yellow"/>
-          </w:rPr>
-          <w:t>u right now?</w:t>
+          <w:t>Where are you right now?</w:t>
         </w:r>
       </w:hyperlink>
     </w:p>
@@ -1022,10 +974,7 @@
               <w:t xml:space="preserve">my </w:t>
             </w:r>
             <w:r>
-              <w:t>preliminary rese</w:t>
-            </w:r>
-            <w:r>
-              <w:t xml:space="preserve">arch, </w:t>
+              <w:t xml:space="preserve">preliminary research, </w:t>
             </w:r>
             <w:r>
               <w:t xml:space="preserve">one less obvious </w:t>
@@ -1037,25 +986,13 @@
               <w:t xml:space="preserve">discreet </w:t>
             </w:r>
             <w:r>
-              <w:t>loc</w:t>
-            </w:r>
-            <w:r>
-              <w:t xml:space="preserve">ation tracking </w:t>
-            </w:r>
-            <w:r>
-              <w:t xml:space="preserve">is </w:t>
-            </w:r>
-            <w:r>
-              <w:t xml:space="preserve">through weather </w:t>
+              <w:t xml:space="preserve">location tracking is through weather </w:t>
             </w:r>
             <w:r>
               <w:t>apps</w:t>
             </w:r>
             <w:r>
-              <w:t xml:space="preserve"> rather than </w:t>
-            </w:r>
-            <w:r>
-              <w:t xml:space="preserve">mapping </w:t>
+              <w:t xml:space="preserve"> rather than mapping </w:t>
             </w:r>
             <w:r>
               <w:t>or</w:t>
@@ -1067,13 +1004,7 @@
               <w:t xml:space="preserve"> services.</w:t>
             </w:r>
             <w:r>
-              <w:t xml:space="preserve"> Th</w:t>
-            </w:r>
-            <w:r>
-              <w:t>is is beca</w:t>
-            </w:r>
-            <w:r>
-              <w:t xml:space="preserve">use </w:t>
+              <w:t xml:space="preserve"> This is because </w:t>
             </w:r>
             <w:r>
               <w:t>users reasonably expect a weather app to know their current location so it can provide an accurate forecast without requiring manual input each time. Apple’s Weather app states that location data is sent to Apple to request the correct forecast and is not associated with the user’s identity. While this appears privacy-friendly at first, there are further concerns.</w:t>
@@ -1081,10 +1012,7 @@
           </w:p>
           <w:p>
             <w:r>
-              <w:t>The main</w:t>
-            </w:r>
-            <w:r>
-              <w:t xml:space="preserve"> concern is severe weather notifications. When enabled, this feature can use saved locations linked to an Apple account. If predictive location is also enabled, the app can estimate a user’s next location on-device and send those predictions to Apple </w:t>
+              <w:t xml:space="preserve">The main concern is severe weather notifications. When enabled, this feature can use saved locations linked to an Apple account. If predictive location is also enabled, the app can estimate a user’s next location on-device and send those predictions to Apple </w:t>
             </w:r>
             <w:r>
               <w:t>so it can</w:t>
@@ -1105,28 +1033,13 @@
               <w:t>Although Apple explains much of this on its privacy page, it does not clearly describe the potential harm that could result from this data. Consent is requested</w:t>
             </w:r>
             <w:r>
-              <w:t xml:space="preserve"> </w:t>
-            </w:r>
-            <w:r>
-              <w:t>when</w:t>
-            </w:r>
-            <w:r>
-              <w:t xml:space="preserve"> </w:t>
-            </w:r>
-            <w:r>
-              <w:t>the app</w:t>
+              <w:t xml:space="preserve"> when the app</w:t>
             </w:r>
             <w:r>
               <w:t xml:space="preserve"> is opened, but </w:t>
             </w:r>
             <w:r>
-              <w:t>the</w:t>
-            </w:r>
-            <w:r>
-              <w:t xml:space="preserve"> </w:t>
-            </w:r>
-            <w:r>
-              <w:t xml:space="preserve">difference between </w:t>
+              <w:t xml:space="preserve">the difference between </w:t>
             </w:r>
             <w:r>
               <w:t>enabling</w:t>
@@ -1141,7 +1054,15 @@
               <w:t xml:space="preserve"> a standard </w:t>
             </w:r>
             <w:r>
-              <w:t>location list is not made especially clear. The added risk of having movement patterns analysed and transmitted is also not fully explained. Users</w:t>
+              <w:t xml:space="preserve">location list is not made especially clear. The added risk of having movement patterns </w:t>
+            </w:r>
+            <w:proofErr w:type="spellStart"/>
+            <w:r>
+              <w:t>analysed</w:t>
+            </w:r>
+            <w:proofErr w:type="spellEnd"/>
+            <w:r>
+              <w:t xml:space="preserve"> and transmitted is also not fully explained. Users</w:t>
             </w:r>
             <w:r>
               <w:t xml:space="preserve"> can opt out</w:t>
@@ -1150,10 +1071,7 @@
               <w:t>, but doing so removes</w:t>
             </w:r>
             <w:r>
-              <w:t xml:space="preserve"> severe w</w:t>
-            </w:r>
-            <w:r>
-              <w:t xml:space="preserve">eather notifications or </w:t>
+              <w:t xml:space="preserve"> severe weather notifications or </w:t>
             </w:r>
             <w:r>
               <w:t>requires locations to be added</w:t>
@@ -1171,40 +1089,13 @@
               <w:t>inconvenient</w:t>
             </w:r>
             <w:r>
-              <w:t>, espec</w:t>
-            </w:r>
-            <w:r>
-              <w:t xml:space="preserve">ially </w:t>
+              <w:t xml:space="preserve">, especially </w:t>
             </w:r>
             <w:r>
               <w:t>during</w:t>
             </w:r>
             <w:r>
-              <w:t xml:space="preserve"> </w:t>
-            </w:r>
-            <w:r>
-              <w:t>Australian</w:t>
-            </w:r>
-            <w:r>
-              <w:t xml:space="preserve"> </w:t>
-            </w:r>
-            <w:r>
-              <w:t xml:space="preserve">summers </w:t>
-            </w:r>
-            <w:r>
-              <w:t>when</w:t>
-            </w:r>
-            <w:r>
-              <w:t xml:space="preserve"> </w:t>
-            </w:r>
-            <w:r>
-              <w:t xml:space="preserve">events such as </w:t>
-            </w:r>
-            <w:r>
-              <w:t>ha</w:t>
-            </w:r>
-            <w:r>
-              <w:t xml:space="preserve">il </w:t>
+              <w:t xml:space="preserve"> Australian summers when events such as hail </w:t>
             </w:r>
             <w:r>
               <w:t xml:space="preserve">can </w:t>
@@ -1216,13 +1107,18 @@
               <w:t>urgent efforts</w:t>
             </w:r>
             <w:r>
-              <w:t xml:space="preserve"> to </w:t>
-            </w:r>
-            <w:r>
-              <w:t>protect vehicles.</w:t>
-            </w:r>
-            <w:r>
-              <w:t xml:space="preserve"> Whilst you are able to opt out from being tracked by them you also loose are significant amount of convenience. </w:t>
+              <w:t xml:space="preserve"> to protect vehicles.</w:t>
+            </w:r>
+            <w:r>
+              <w:t xml:space="preserve"> Whilst you </w:t>
+            </w:r>
+            <w:proofErr w:type="gramStart"/>
+            <w:r>
+              <w:t>are able to</w:t>
+            </w:r>
+            <w:proofErr w:type="gramEnd"/>
+            <w:r>
+              <w:t xml:space="preserve"> opt out from being tracked by them you also loose are significant amount of convenience. </w:t>
             </w:r>
           </w:p>
           <w:p/>
@@ -1312,7 +1208,15 @@
               <w:t>Rainbow/Lookup Table Attack:</w:t>
             </w:r>
             <w:r>
-              <w:t xml:space="preserve"> An attacker uses a precomputed table of common passwords and their corresponding hashes. If a stored password hash matches an entry in the table, the original password can be recovered almost instantly, provided the hash is not protected with a unique salt.</w:t>
+              <w:t xml:space="preserve"> An attacker uses a precomputed table of common passwords and their corresponding hashes. If a stored password </w:t>
+            </w:r>
+            <w:proofErr w:type="gramStart"/>
+            <w:r>
+              <w:t>hash</w:t>
+            </w:r>
+            <w:proofErr w:type="gramEnd"/>
+            <w:r>
+              <w:t xml:space="preserve"> matches an entry in the table, the original password can be recovered almost instantly, provided the hash is not protected with a unique salt.</w:t>
             </w:r>
           </w:p>
           <w:p>
@@ -1337,7 +1241,15 @@
               <w:t>Chosen-Plaintext Attack:</w:t>
             </w:r>
             <w:r>
-              <w:t xml:space="preserve"> The attacker deliberately chooses plaintext messages and observes their corresponding ciphertexts. By analysing the relationship between the plaintexts and ciphertexts, they can infer properties of the encryption algorithm or, in some cases, recover the encryption key.</w:t>
+              <w:t xml:space="preserve"> The attacker deliberately chooses plaintext messages and observes their corresponding ciphertexts. By </w:t>
+            </w:r>
+            <w:proofErr w:type="spellStart"/>
+            <w:r>
+              <w:t>analysing</w:t>
+            </w:r>
+            <w:proofErr w:type="spellEnd"/>
+            <w:r>
+              <w:t xml:space="preserve"> the relationship between the plaintexts and ciphertexts, they can infer properties of the encryption algorithm or, in some cases, recover the encryption key.</w:t>
             </w:r>
           </w:p>
           <w:p/>
@@ -1376,7 +1288,21 @@
               <w:rPr>
                 <w:rFonts w:ascii="Aptos" w:eastAsia="Aptos" w:hAnsi="Aptos" w:cs="Aptos"/>
               </w:rPr>
-              <w:t>Google the internet with the has and look for any corresponding password</w:t>
+              <w:t xml:space="preserve">Google the internet with the </w:t>
+            </w:r>
+            <w:proofErr w:type="spellStart"/>
+            <w:r>
+              <w:rPr>
+                <w:rFonts w:ascii="Aptos" w:eastAsia="Aptos" w:hAnsi="Aptos" w:cs="Aptos"/>
+              </w:rPr>
+              <w:t>has</w:t>
+            </w:r>
+            <w:proofErr w:type="spellEnd"/>
+            <w:r>
+              <w:rPr>
+                <w:rFonts w:ascii="Aptos" w:eastAsia="Aptos" w:hAnsi="Aptos" w:cs="Aptos"/>
+              </w:rPr>
+              <w:t xml:space="preserve"> and look for any corresponding password</w:t>
             </w:r>
           </w:p>
           <w:p>
@@ -1473,13 +1399,7 @@
               <w:rPr>
                 <w:rFonts w:ascii="Aptos" w:eastAsia="Aptos" w:hAnsi="Aptos" w:cs="Aptos"/>
               </w:rPr>
-              <w:t xml:space="preserve">Hint: </w:t>
-            </w:r>
-            <w:r>
-              <w:rPr>
-                <w:rFonts w:ascii="Aptos" w:eastAsia="Aptos" w:hAnsi="Aptos" w:cs="Aptos"/>
-              </w:rPr>
-              <w:t>Great kids movie with a green character + this year</w:t>
+              <w:t>Hint: Great kids movie with a green character + this year</w:t>
             </w:r>
           </w:p>
           <w:p>
@@ -1618,7 +1538,15 @@
               </w:numPr>
             </w:pPr>
             <w:r>
-              <w:t xml:space="preserve">I tried both the openssl and online approach to generate a hash. </w:t>
+              <w:t xml:space="preserve">I tried both the </w:t>
+            </w:r>
+            <w:proofErr w:type="spellStart"/>
+            <w:r>
+              <w:t>openssl</w:t>
+            </w:r>
+            <w:proofErr w:type="spellEnd"/>
+            <w:r>
+              <w:t xml:space="preserve"> and online approach to generate a hash. </w:t>
             </w:r>
           </w:p>
           <w:p>
@@ -1629,8 +1557,13 @@
                 <w:numId w:val="15"/>
               </w:numPr>
             </w:pPr>
-            <w:r>
-              <w:t>First you take the hash of the previous valid block in the chain and include it in your plaintext</w:t>
+            <w:proofErr w:type="gramStart"/>
+            <w:r>
+              <w:t>First</w:t>
+            </w:r>
+            <w:proofErr w:type="gramEnd"/>
+            <w:r>
+              <w:t xml:space="preserve"> you take the hash of the previous valid block in the chain and include it in your plaintext</w:t>
             </w:r>
           </w:p>
           <w:p>
@@ -1642,10 +1575,26 @@
               </w:numPr>
             </w:pPr>
             <w:r>
-              <w:t xml:space="preserve">Then find iteratively encrypt with different serial numbers to </w:t>
-            </w:r>
-            <w:r>
-              <w:t>find a match which fits the  given criteria.</w:t>
+              <w:t xml:space="preserve">Then find iteratively </w:t>
+            </w:r>
+            <w:proofErr w:type="gramStart"/>
+            <w:r>
+              <w:t>encrypt</w:t>
+            </w:r>
+            <w:proofErr w:type="gramEnd"/>
+            <w:r>
+              <w:t xml:space="preserve"> with different serial numbers to </w:t>
+            </w:r>
+            <w:r>
+              <w:t xml:space="preserve">find a match which fits </w:t>
+            </w:r>
+            <w:proofErr w:type="gramStart"/>
+            <w:r>
+              <w:t>the  given</w:t>
+            </w:r>
+            <w:proofErr w:type="gramEnd"/>
+            <w:r>
+              <w:t xml:space="preserve"> criteria.</w:t>
             </w:r>
           </w:p>
           <w:p>
@@ -1769,15 +1718,808 @@
             <w:tcW w:w="9360" w:type="dxa"/>
           </w:tcPr>
           <w:p/>
+          <w:p>
+            <w:pPr>
+              <w:pStyle w:val="Heading3"/>
+            </w:pPr>
+            <w:r>
+              <w:t>Format Strings 1</w:t>
+            </w:r>
+          </w:p>
+          <w:p>
+            <w:pPr>
+              <w:pStyle w:val="ListParagraph"/>
+              <w:numPr>
+                <w:ilvl w:val="0"/>
+                <w:numId w:val="15"/>
+              </w:numPr>
+            </w:pPr>
+            <w:r>
+              <w:t xml:space="preserve">The </w:t>
+            </w:r>
+            <w:proofErr w:type="spellStart"/>
+            <w:r>
+              <w:t>myNum</w:t>
+            </w:r>
+            <w:proofErr w:type="spellEnd"/>
+            <w:r>
+              <w:t xml:space="preserve"> is stored on the stack frame just before the print of the input </w:t>
+            </w:r>
+            <w:proofErr w:type="gramStart"/>
+            <w:r>
+              <w:t>user name</w:t>
+            </w:r>
+            <w:proofErr w:type="gramEnd"/>
+          </w:p>
+          <w:p>
+            <w:pPr>
+              <w:pStyle w:val="ListParagraph"/>
+              <w:numPr>
+                <w:ilvl w:val="0"/>
+                <w:numId w:val="15"/>
+              </w:numPr>
+            </w:pPr>
+            <w:r>
+              <w:t>Print has no string formatting and hence allows user input to enter the control plane.</w:t>
+            </w:r>
+          </w:p>
+          <w:p>
+            <w:pPr>
+              <w:pStyle w:val="ListParagraph"/>
+              <w:numPr>
+                <w:ilvl w:val="0"/>
+                <w:numId w:val="15"/>
+              </w:numPr>
+            </w:pPr>
+            <w:r>
+              <w:t xml:space="preserve">Hence by investigating the stack we can see that 7 words offset separates the name and the </w:t>
+            </w:r>
+            <w:proofErr w:type="spellStart"/>
+            <w:r>
+              <w:t>mynum</w:t>
+            </w:r>
+            <w:proofErr w:type="spellEnd"/>
+            <w:r>
+              <w:t xml:space="preserve"> variable</w:t>
+            </w:r>
+          </w:p>
+          <w:p>
+            <w:pPr>
+              <w:pStyle w:val="ListParagraph"/>
+              <w:numPr>
+                <w:ilvl w:val="0"/>
+                <w:numId w:val="15"/>
+              </w:numPr>
+            </w:pPr>
+            <w:r>
+              <w:t>This had multiple offsets in my local file</w:t>
+            </w:r>
+            <w:r>
+              <w:t xml:space="preserve"> allow users to have the number printed out</w:t>
+            </w:r>
+          </w:p>
+          <w:p>
+            <w:pPr>
+              <w:pStyle w:val="ListParagraph"/>
+              <w:numPr>
+                <w:ilvl w:val="0"/>
+                <w:numId w:val="15"/>
+              </w:numPr>
+            </w:pPr>
+            <w:r>
+              <w:t xml:space="preserve">Best strategy was to search the local address to see the closer ones </w:t>
+            </w:r>
+            <w:proofErr w:type="gramStart"/>
+            <w:r>
+              <w:t>incase</w:t>
+            </w:r>
+            <w:proofErr w:type="gramEnd"/>
+            <w:r>
+              <w:t xml:space="preserve"> bookkeeping items had been removed and look for a number which is in </w:t>
+            </w:r>
+            <w:proofErr w:type="gramStart"/>
+            <w:r>
+              <w:t>range</w:t>
+            </w:r>
+            <w:proofErr w:type="gramEnd"/>
+            <w:r>
+              <w:t xml:space="preserve"> but input was %</w:t>
+            </w:r>
+            <w:proofErr w:type="spellStart"/>
+            <w:r>
+              <w:t>N$d</w:t>
+            </w:r>
+            <w:proofErr w:type="spellEnd"/>
+            <w:r>
+              <w:t xml:space="preserve"> to print output</w:t>
+            </w:r>
+          </w:p>
+          <w:p>
+            <w:pPr>
+              <w:pStyle w:val="ListParagraph"/>
+              <w:numPr>
+                <w:ilvl w:val="0"/>
+                <w:numId w:val="15"/>
+              </w:numPr>
+            </w:pPr>
+            <w:r>
+              <w:t>This shows how a simple code issue can lead to a greater bug.</w:t>
+            </w:r>
+          </w:p>
+          <w:p>
+            <w:r>
+              <w:drawing>
+                <wp:inline distT="0" distB="0" distL="0" distR="0" wp14:anchorId="7D24D7C6" wp14:editId="22A7BC15">
+                  <wp:extent cx="2885249" cy="2432050"/>
+                  <wp:effectExtent l="0" t="0" r="0" b="6350"/>
+                  <wp:docPr id="1218787358" name="Picture 1"/>
+                  <wp:cNvGraphicFramePr>
+                    <a:graphicFrameLocks xmlns:a="http://schemas.openxmlformats.org/drawingml/2006/main" noChangeAspect="1"/>
+                  </wp:cNvGraphicFramePr>
+                  <a:graphic xmlns:a="http://schemas.openxmlformats.org/drawingml/2006/main">
+                    <a:graphicData uri="http://schemas.openxmlformats.org/drawingml/2006/picture">
+                      <pic:pic xmlns:pic="http://schemas.openxmlformats.org/drawingml/2006/picture">
+                        <pic:nvPicPr>
+                          <pic:cNvPr id="1218787358" name=""/>
+                          <pic:cNvPicPr/>
+                        </pic:nvPicPr>
+                        <pic:blipFill>
+                          <a:blip r:embed="rId14"/>
+                          <a:stretch>
+                            <a:fillRect/>
+                          </a:stretch>
+                        </pic:blipFill>
+                        <pic:spPr>
+                          <a:xfrm>
+                            <a:off x="0" y="0"/>
+                            <a:ext cx="2893416" cy="2438934"/>
+                          </a:xfrm>
+                          <a:prstGeom prst="rect">
+                            <a:avLst/>
+                          </a:prstGeom>
+                        </pic:spPr>
+                      </pic:pic>
+                    </a:graphicData>
+                  </a:graphic>
+                </wp:inline>
+              </w:drawing>
+            </w:r>
+          </w:p>
+          <w:p>
+            <w:r>
+              <w:drawing>
+                <wp:inline distT="0" distB="0" distL="0" distR="0" wp14:anchorId="0FEB76DF" wp14:editId="573C022E">
+                  <wp:extent cx="5188217" cy="1492327"/>
+                  <wp:effectExtent l="0" t="0" r="0" b="0"/>
+                  <wp:docPr id="210761936" name="Picture 1"/>
+                  <wp:cNvGraphicFramePr>
+                    <a:graphicFrameLocks xmlns:a="http://schemas.openxmlformats.org/drawingml/2006/main" noChangeAspect="1"/>
+                  </wp:cNvGraphicFramePr>
+                  <a:graphic xmlns:a="http://schemas.openxmlformats.org/drawingml/2006/main">
+                    <a:graphicData uri="http://schemas.openxmlformats.org/drawingml/2006/picture">
+                      <pic:pic xmlns:pic="http://schemas.openxmlformats.org/drawingml/2006/picture">
+                        <pic:nvPicPr>
+                          <pic:cNvPr id="210761936" name=""/>
+                          <pic:cNvPicPr/>
+                        </pic:nvPicPr>
+                        <pic:blipFill>
+                          <a:blip r:embed="rId15"/>
+                          <a:stretch>
+                            <a:fillRect/>
+                          </a:stretch>
+                        </pic:blipFill>
+                        <pic:spPr>
+                          <a:xfrm>
+                            <a:off x="0" y="0"/>
+                            <a:ext cx="5188217" cy="1492327"/>
+                          </a:xfrm>
+                          <a:prstGeom prst="rect">
+                            <a:avLst/>
+                          </a:prstGeom>
+                        </pic:spPr>
+                      </pic:pic>
+                    </a:graphicData>
+                  </a:graphic>
+                </wp:inline>
+              </w:drawing>
+            </w:r>
+          </w:p>
           <w:p/>
+          <w:p>
+            <w:r>
+              <w:lastRenderedPageBreak/>
+              <w:drawing>
+                <wp:inline distT="0" distB="0" distL="0" distR="0" wp14:anchorId="77BC0651" wp14:editId="512D7EC9">
+                  <wp:extent cx="3168650" cy="991018"/>
+                  <wp:effectExtent l="0" t="0" r="0" b="0"/>
+                  <wp:docPr id="841736301" name="Picture 1"/>
+                  <wp:cNvGraphicFramePr>
+                    <a:graphicFrameLocks xmlns:a="http://schemas.openxmlformats.org/drawingml/2006/main" noChangeAspect="1"/>
+                  </wp:cNvGraphicFramePr>
+                  <a:graphic xmlns:a="http://schemas.openxmlformats.org/drawingml/2006/main">
+                    <a:graphicData uri="http://schemas.openxmlformats.org/drawingml/2006/picture">
+                      <pic:pic xmlns:pic="http://schemas.openxmlformats.org/drawingml/2006/picture">
+                        <pic:nvPicPr>
+                          <pic:cNvPr id="841736301" name=""/>
+                          <pic:cNvPicPr/>
+                        </pic:nvPicPr>
+                        <pic:blipFill>
+                          <a:blip r:embed="rId16"/>
+                          <a:stretch>
+                            <a:fillRect/>
+                          </a:stretch>
+                        </pic:blipFill>
+                        <pic:spPr>
+                          <a:xfrm>
+                            <a:off x="0" y="0"/>
+                            <a:ext cx="3174408" cy="992819"/>
+                          </a:xfrm>
+                          <a:prstGeom prst="rect">
+                            <a:avLst/>
+                          </a:prstGeom>
+                        </pic:spPr>
+                      </pic:pic>
+                    </a:graphicData>
+                  </a:graphic>
+                </wp:inline>
+              </w:drawing>
+            </w:r>
+          </w:p>
+          <w:p>
+            <w:r>
+              <w:t xml:space="preserve">Flag: </w:t>
+            </w:r>
+            <w:r>
+              <w:t>COMP6841{YOUR_FIRST_MEMORY_LEAK}</w:t>
+            </w:r>
+          </w:p>
           <w:p/>
-          <w:p/>
-          <w:p/>
-          <w:p/>
-          <w:p/>
-          <w:p/>
-          <w:p/>
-          <w:p/>
+          <w:p>
+            <w:pPr>
+              <w:pStyle w:val="Heading3"/>
+            </w:pPr>
+            <w:r>
+              <w:t xml:space="preserve">Format Strings </w:t>
+            </w:r>
+            <w:r>
+              <w:t>2</w:t>
+            </w:r>
+          </w:p>
+          <w:p>
+            <w:pPr>
+              <w:pStyle w:val="ListParagraph"/>
+              <w:numPr>
+                <w:ilvl w:val="0"/>
+                <w:numId w:val="15"/>
+              </w:numPr>
+            </w:pPr>
+            <w:r>
+              <w:t>Password stored in neighboring pointer</w:t>
+            </w:r>
+          </w:p>
+          <w:p>
+            <w:pPr>
+              <w:pStyle w:val="ListParagraph"/>
+              <w:numPr>
+                <w:ilvl w:val="0"/>
+                <w:numId w:val="15"/>
+              </w:numPr>
+            </w:pPr>
+            <w:r>
+              <w:t>Ascii encoded so need to printout loop and use python to insert null terminator properly instead of a carriage return</w:t>
+            </w:r>
+          </w:p>
+          <w:p>
+            <w:pPr>
+              <w:pStyle w:val="ListParagraph"/>
+              <w:numPr>
+                <w:ilvl w:val="0"/>
+                <w:numId w:val="15"/>
+              </w:numPr>
+            </w:pPr>
+            <w:r>
+              <w:t>By entering %</w:t>
+            </w:r>
+            <w:proofErr w:type="spellStart"/>
+            <w:r>
+              <w:t>N$x</w:t>
+            </w:r>
+            <w:proofErr w:type="spellEnd"/>
+            <w:r>
+              <w:t xml:space="preserve"> we can printout each hex word written and decode the ascii bytes within the buffer to obtain the password</w:t>
+            </w:r>
+          </w:p>
+          <w:p>
+            <w:pPr>
+              <w:pStyle w:val="ListParagraph"/>
+              <w:numPr>
+                <w:ilvl w:val="0"/>
+                <w:numId w:val="15"/>
+              </w:numPr>
+            </w:pPr>
+            <w:r>
+              <w:t xml:space="preserve">Once the password is </w:t>
+            </w:r>
+            <w:proofErr w:type="gramStart"/>
+            <w:r>
+              <w:t>obtained</w:t>
+            </w:r>
+            <w:proofErr w:type="gramEnd"/>
+            <w:r>
+              <w:t xml:space="preserve"> we can sign back in as admin</w:t>
+            </w:r>
+          </w:p>
+          <w:p>
+            <w:pPr>
+              <w:pStyle w:val="ListParagraph"/>
+              <w:numPr>
+                <w:ilvl w:val="0"/>
+                <w:numId w:val="15"/>
+              </w:numPr>
+            </w:pPr>
+            <w:r>
+              <w:t>PASSWORD was: ADMIN123</w:t>
+            </w:r>
+          </w:p>
+          <w:p>
+            <w:r>
+              <w:drawing>
+                <wp:anchor distT="0" distB="0" distL="114300" distR="114300" simplePos="0" relativeHeight="251660288" behindDoc="0" locked="0" layoutInCell="1" allowOverlap="1" wp14:anchorId="5D7B4B69" wp14:editId="71F48DCB">
+                  <wp:simplePos x="0" y="0"/>
+                  <wp:positionH relativeFrom="column">
+                    <wp:posOffset>-65405</wp:posOffset>
+                  </wp:positionH>
+                  <wp:positionV relativeFrom="paragraph">
+                    <wp:posOffset>2333625</wp:posOffset>
+                  </wp:positionV>
+                  <wp:extent cx="2190750" cy="2089150"/>
+                  <wp:effectExtent l="0" t="0" r="0" b="6350"/>
+                  <wp:wrapSquare wrapText="bothSides"/>
+                  <wp:docPr id="1815072009" name="Picture 1"/>
+                  <wp:cNvGraphicFramePr>
+                    <a:graphicFrameLocks xmlns:a="http://schemas.openxmlformats.org/drawingml/2006/main" noChangeAspect="1"/>
+                  </wp:cNvGraphicFramePr>
+                  <a:graphic xmlns:a="http://schemas.openxmlformats.org/drawingml/2006/main">
+                    <a:graphicData uri="http://schemas.openxmlformats.org/drawingml/2006/picture">
+                      <pic:pic xmlns:pic="http://schemas.openxmlformats.org/drawingml/2006/picture">
+                        <pic:nvPicPr>
+                          <pic:cNvPr id="1815072009" name=""/>
+                          <pic:cNvPicPr/>
+                        </pic:nvPicPr>
+                        <pic:blipFill>
+                          <a:blip r:embed="rId17" cstate="print">
+                            <a:extLst>
+                              <a:ext uri="{28A0092B-C50C-407E-A947-70E740481C1C}">
+                                <a14:useLocalDpi xmlns:a14="http://schemas.microsoft.com/office/drawing/2010/main" val="0"/>
+                              </a:ext>
+                            </a:extLst>
+                          </a:blip>
+                          <a:stretch>
+                            <a:fillRect/>
+                          </a:stretch>
+                        </pic:blipFill>
+                        <pic:spPr>
+                          <a:xfrm>
+                            <a:off x="0" y="0"/>
+                            <a:ext cx="2190750" cy="2089150"/>
+                          </a:xfrm>
+                          <a:prstGeom prst="rect">
+                            <a:avLst/>
+                          </a:prstGeom>
+                        </pic:spPr>
+                      </pic:pic>
+                    </a:graphicData>
+                  </a:graphic>
+                </wp:anchor>
+              </w:drawing>
+            </w:r>
+            <w:r>
+              <w:drawing>
+                <wp:inline distT="0" distB="0" distL="0" distR="0" wp14:anchorId="401DC066" wp14:editId="4262CA2A">
+                  <wp:extent cx="3829050" cy="1871570"/>
+                  <wp:effectExtent l="0" t="0" r="0" b="0"/>
+                  <wp:docPr id="412842565" name="Picture 1"/>
+                  <wp:cNvGraphicFramePr>
+                    <a:graphicFrameLocks xmlns:a="http://schemas.openxmlformats.org/drawingml/2006/main" noChangeAspect="1"/>
+                  </wp:cNvGraphicFramePr>
+                  <a:graphic xmlns:a="http://schemas.openxmlformats.org/drawingml/2006/main">
+                    <a:graphicData uri="http://schemas.openxmlformats.org/drawingml/2006/picture">
+                      <pic:pic xmlns:pic="http://schemas.openxmlformats.org/drawingml/2006/picture">
+                        <pic:nvPicPr>
+                          <pic:cNvPr id="412842565" name=""/>
+                          <pic:cNvPicPr/>
+                        </pic:nvPicPr>
+                        <pic:blipFill>
+                          <a:blip r:embed="rId18"/>
+                          <a:stretch>
+                            <a:fillRect/>
+                          </a:stretch>
+                        </pic:blipFill>
+                        <pic:spPr>
+                          <a:xfrm>
+                            <a:off x="0" y="0"/>
+                            <a:ext cx="3852092" cy="1882832"/>
+                          </a:xfrm>
+                          <a:prstGeom prst="rect">
+                            <a:avLst/>
+                          </a:prstGeom>
+                        </pic:spPr>
+                      </pic:pic>
+                    </a:graphicData>
+                  </a:graphic>
+                </wp:inline>
+              </w:drawing>
+            </w:r>
+          </w:p>
+          <w:p>
+            <w:pPr>
+              <w:rPr>
+                <w:noProof/>
+              </w:rPr>
+            </w:pPr>
+            <w:r>
+              <w:drawing>
+                <wp:anchor distT="0" distB="0" distL="114300" distR="114300" simplePos="0" relativeHeight="251659264" behindDoc="0" locked="0" layoutInCell="1" allowOverlap="1" wp14:anchorId="23E5DEFC" wp14:editId="25776F46">
+                  <wp:simplePos x="0" y="0"/>
+                  <wp:positionH relativeFrom="column">
+                    <wp:posOffset>2341245</wp:posOffset>
+                  </wp:positionH>
+                  <wp:positionV relativeFrom="paragraph">
+                    <wp:posOffset>0</wp:posOffset>
+                  </wp:positionV>
+                  <wp:extent cx="3363595" cy="3166110"/>
+                  <wp:effectExtent l="0" t="0" r="8255" b="0"/>
+                  <wp:wrapSquare wrapText="bothSides"/>
+                  <wp:docPr id="1280326076" name="Picture 1"/>
+                  <wp:cNvGraphicFramePr>
+                    <a:graphicFrameLocks xmlns:a="http://schemas.openxmlformats.org/drawingml/2006/main" noChangeAspect="1"/>
+                  </wp:cNvGraphicFramePr>
+                  <a:graphic xmlns:a="http://schemas.openxmlformats.org/drawingml/2006/main">
+                    <a:graphicData uri="http://schemas.openxmlformats.org/drawingml/2006/picture">
+                      <pic:pic xmlns:pic="http://schemas.openxmlformats.org/drawingml/2006/picture">
+                        <pic:nvPicPr>
+                          <pic:cNvPr id="1280326076" name=""/>
+                          <pic:cNvPicPr/>
+                        </pic:nvPicPr>
+                        <pic:blipFill>
+                          <a:blip r:embed="rId19" cstate="print">
+                            <a:extLst>
+                              <a:ext uri="{28A0092B-C50C-407E-A947-70E740481C1C}">
+                                <a14:useLocalDpi xmlns:a14="http://schemas.microsoft.com/office/drawing/2010/main" val="0"/>
+                              </a:ext>
+                            </a:extLst>
+                          </a:blip>
+                          <a:stretch>
+                            <a:fillRect/>
+                          </a:stretch>
+                        </pic:blipFill>
+                        <pic:spPr>
+                          <a:xfrm>
+                            <a:off x="0" y="0"/>
+                            <a:ext cx="3363595" cy="3166110"/>
+                          </a:xfrm>
+                          <a:prstGeom prst="rect">
+                            <a:avLst/>
+                          </a:prstGeom>
+                        </pic:spPr>
+                      </pic:pic>
+                    </a:graphicData>
+                  </a:graphic>
+                  <wp14:sizeRelH relativeFrom="margin">
+                    <wp14:pctWidth>0</wp14:pctWidth>
+                  </wp14:sizeRelH>
+                  <wp14:sizeRelV relativeFrom="margin">
+                    <wp14:pctHeight>0</wp14:pctHeight>
+                  </wp14:sizeRelV>
+                </wp:anchor>
+              </w:drawing>
+            </w:r>
+            <w:r>
+              <w:rPr>
+                <w:noProof/>
+              </w:rPr>
+              <w:t xml:space="preserve"> </w:t>
+            </w:r>
+          </w:p>
+          <w:p>
+            <w:pPr>
+              <w:rPr>
+                <w:noProof/>
+              </w:rPr>
+            </w:pPr>
+          </w:p>
+          <w:p>
+            <w:pPr>
+              <w:rPr>
+                <w:noProof/>
+              </w:rPr>
+            </w:pPr>
+          </w:p>
+          <w:p>
+            <w:pPr>
+              <w:rPr>
+                <w:noProof/>
+              </w:rPr>
+            </w:pPr>
+          </w:p>
+          <w:p>
+            <w:pPr>
+              <w:rPr>
+                <w:noProof/>
+              </w:rPr>
+            </w:pPr>
+          </w:p>
+          <w:p>
+            <w:pPr>
+              <w:rPr>
+                <w:noProof/>
+              </w:rPr>
+            </w:pPr>
+          </w:p>
+          <w:p>
+            <w:pPr>
+              <w:pStyle w:val="Heading3"/>
+            </w:pPr>
+            <w:r>
+              <w:lastRenderedPageBreak/>
+              <w:t xml:space="preserve">Format Strings </w:t>
+            </w:r>
+            <w:r>
+              <w:t>3</w:t>
+            </w:r>
+          </w:p>
+          <w:p>
+            <w:pPr>
+              <w:pStyle w:val="ListParagraph"/>
+              <w:numPr>
+                <w:ilvl w:val="0"/>
+                <w:numId w:val="15"/>
+              </w:numPr>
+            </w:pPr>
+            <w:r>
+              <w:t>The favourite variable is stored as a global variable meaning that we can find its location from the binary given</w:t>
+            </w:r>
+          </w:p>
+          <w:p>
+            <w:pPr>
+              <w:pStyle w:val="ListParagraph"/>
+              <w:numPr>
+                <w:ilvl w:val="0"/>
+                <w:numId w:val="15"/>
+              </w:numPr>
+            </w:pPr>
+            <w:r>
+              <w:t xml:space="preserve">The input variable has </w:t>
+            </w:r>
+            <w:proofErr w:type="gramStart"/>
+            <w:r>
+              <w:t>an</w:t>
+            </w:r>
+            <w:proofErr w:type="gramEnd"/>
+            <w:r>
+              <w:t xml:space="preserve"> pointer address associated with it, which is the address to be written to</w:t>
+            </w:r>
+          </w:p>
+          <w:p>
+            <w:pPr>
+              <w:pStyle w:val="ListParagraph"/>
+              <w:numPr>
+                <w:ilvl w:val="0"/>
+                <w:numId w:val="15"/>
+              </w:numPr>
+            </w:pPr>
+            <w:r>
+              <w:t>We can write an address in our data in little endian move the force the index to point to that then to write the number of bytes</w:t>
+            </w:r>
+          </w:p>
+          <w:p>
+            <w:pPr>
+              <w:pStyle w:val="ListParagraph"/>
+              <w:numPr>
+                <w:ilvl w:val="0"/>
+                <w:numId w:val="15"/>
+              </w:numPr>
+            </w:pPr>
+            <w:r>
+              <w:t>The address to be written to can be extracted from the elf/executable given to us</w:t>
+            </w:r>
+          </w:p>
+          <w:p>
+            <w:pPr>
+              <w:pStyle w:val="ListParagraph"/>
+              <w:numPr>
+                <w:ilvl w:val="0"/>
+                <w:numId w:val="15"/>
+              </w:numPr>
+            </w:pPr>
+            <w:r>
+              <w:t>In our case I found that it the input argument on index 1 where our data sat and hence could change the written address the one we found which is global and then wrote the number of byres written to that address which should be under 100 hence passing the win criteria</w:t>
+            </w:r>
+          </w:p>
+          <w:p>
+            <w:pPr>
+              <w:ind w:left="360"/>
+            </w:pPr>
+            <w:r>
+              <w:drawing>
+                <wp:inline distT="0" distB="0" distL="0" distR="0" wp14:anchorId="517E4C8D" wp14:editId="754B9DBA">
+                  <wp:extent cx="5943600" cy="1517015"/>
+                  <wp:effectExtent l="0" t="0" r="0" b="6985"/>
+                  <wp:docPr id="263565602" name="Picture 1"/>
+                  <wp:cNvGraphicFramePr>
+                    <a:graphicFrameLocks xmlns:a="http://schemas.openxmlformats.org/drawingml/2006/main" noChangeAspect="1"/>
+                  </wp:cNvGraphicFramePr>
+                  <a:graphic xmlns:a="http://schemas.openxmlformats.org/drawingml/2006/main">
+                    <a:graphicData uri="http://schemas.openxmlformats.org/drawingml/2006/picture">
+                      <pic:pic xmlns:pic="http://schemas.openxmlformats.org/drawingml/2006/picture">
+                        <pic:nvPicPr>
+                          <pic:cNvPr id="263565602" name=""/>
+                          <pic:cNvPicPr/>
+                        </pic:nvPicPr>
+                        <pic:blipFill>
+                          <a:blip r:embed="rId20"/>
+                          <a:stretch>
+                            <a:fillRect/>
+                          </a:stretch>
+                        </pic:blipFill>
+                        <pic:spPr>
+                          <a:xfrm>
+                            <a:off x="0" y="0"/>
+                            <a:ext cx="5943600" cy="1517015"/>
+                          </a:xfrm>
+                          <a:prstGeom prst="rect">
+                            <a:avLst/>
+                          </a:prstGeom>
+                        </pic:spPr>
+                      </pic:pic>
+                    </a:graphicData>
+                  </a:graphic>
+                </wp:inline>
+              </w:drawing>
+            </w:r>
+            <w:r>
+              <w:drawing>
+                <wp:anchor distT="0" distB="0" distL="114300" distR="114300" simplePos="0" relativeHeight="251661312" behindDoc="0" locked="0" layoutInCell="1" allowOverlap="1" wp14:anchorId="5F96FCED" wp14:editId="490FEB7B">
+                  <wp:simplePos x="0" y="0"/>
+                  <wp:positionH relativeFrom="column">
+                    <wp:posOffset>-65284</wp:posOffset>
+                  </wp:positionH>
+                  <wp:positionV relativeFrom="paragraph">
+                    <wp:posOffset>798118</wp:posOffset>
+                  </wp:positionV>
+                  <wp:extent cx="3553178" cy="2127948"/>
+                  <wp:effectExtent l="0" t="0" r="9525" b="5715"/>
+                  <wp:wrapSquare wrapText="bothSides"/>
+                  <wp:docPr id="1726543995" name="Picture 1"/>
+                  <wp:cNvGraphicFramePr>
+                    <a:graphicFrameLocks xmlns:a="http://schemas.openxmlformats.org/drawingml/2006/main" noChangeAspect="1"/>
+                  </wp:cNvGraphicFramePr>
+                  <a:graphic xmlns:a="http://schemas.openxmlformats.org/drawingml/2006/main">
+                    <a:graphicData uri="http://schemas.openxmlformats.org/drawingml/2006/picture">
+                      <pic:pic xmlns:pic="http://schemas.openxmlformats.org/drawingml/2006/picture">
+                        <pic:nvPicPr>
+                          <pic:cNvPr id="1726543995" name=""/>
+                          <pic:cNvPicPr/>
+                        </pic:nvPicPr>
+                        <pic:blipFill>
+                          <a:blip r:embed="rId21">
+                            <a:extLst>
+                              <a:ext uri="{28A0092B-C50C-407E-A947-70E740481C1C}">
+                                <a14:useLocalDpi xmlns:a14="http://schemas.microsoft.com/office/drawing/2010/main" val="0"/>
+                              </a:ext>
+                            </a:extLst>
+                          </a:blip>
+                          <a:stretch>
+                            <a:fillRect/>
+                          </a:stretch>
+                        </pic:blipFill>
+                        <pic:spPr>
+                          <a:xfrm>
+                            <a:off x="0" y="0"/>
+                            <a:ext cx="3553178" cy="2127948"/>
+                          </a:xfrm>
+                          <a:prstGeom prst="rect">
+                            <a:avLst/>
+                          </a:prstGeom>
+                        </pic:spPr>
+                      </pic:pic>
+                    </a:graphicData>
+                  </a:graphic>
+                </wp:anchor>
+              </w:drawing>
+            </w:r>
+            <w:r>
+              <w:drawing>
+                <wp:anchor distT="0" distB="0" distL="114300" distR="114300" simplePos="0" relativeHeight="251662336" behindDoc="0" locked="0" layoutInCell="1" allowOverlap="1" wp14:anchorId="7B090A4A" wp14:editId="352AB865">
+                  <wp:simplePos x="0" y="0"/>
+                  <wp:positionH relativeFrom="column">
+                    <wp:posOffset>3516975</wp:posOffset>
+                  </wp:positionH>
+                  <wp:positionV relativeFrom="paragraph">
+                    <wp:posOffset>533984</wp:posOffset>
+                  </wp:positionV>
+                  <wp:extent cx="2349446" cy="2758358"/>
+                  <wp:effectExtent l="0" t="0" r="0" b="4445"/>
+                  <wp:wrapSquare wrapText="bothSides"/>
+                  <wp:docPr id="1035817816" name="Picture 1"/>
+                  <wp:cNvGraphicFramePr>
+                    <a:graphicFrameLocks xmlns:a="http://schemas.openxmlformats.org/drawingml/2006/main" noChangeAspect="1"/>
+                  </wp:cNvGraphicFramePr>
+                  <a:graphic xmlns:a="http://schemas.openxmlformats.org/drawingml/2006/main">
+                    <a:graphicData uri="http://schemas.openxmlformats.org/drawingml/2006/picture">
+                      <pic:pic xmlns:pic="http://schemas.openxmlformats.org/drawingml/2006/picture">
+                        <pic:nvPicPr>
+                          <pic:cNvPr id="1035817816" name=""/>
+                          <pic:cNvPicPr/>
+                        </pic:nvPicPr>
+                        <pic:blipFill>
+                          <a:blip r:embed="rId22" cstate="print">
+                            <a:extLst>
+                              <a:ext uri="{28A0092B-C50C-407E-A947-70E740481C1C}">
+                                <a14:useLocalDpi xmlns:a14="http://schemas.microsoft.com/office/drawing/2010/main" val="0"/>
+                              </a:ext>
+                            </a:extLst>
+                          </a:blip>
+                          <a:stretch>
+                            <a:fillRect/>
+                          </a:stretch>
+                        </pic:blipFill>
+                        <pic:spPr>
+                          <a:xfrm>
+                            <a:off x="0" y="0"/>
+                            <a:ext cx="2349446" cy="2758358"/>
+                          </a:xfrm>
+                          <a:prstGeom prst="rect">
+                            <a:avLst/>
+                          </a:prstGeom>
+                        </pic:spPr>
+                      </pic:pic>
+                    </a:graphicData>
+                  </a:graphic>
+                </wp:anchor>
+              </w:drawing>
+            </w:r>
+          </w:p>
+          <w:p>
+            <w:r>
+              <w:lastRenderedPageBreak/>
+              <w:drawing>
+                <wp:inline distT="0" distB="0" distL="0" distR="0" wp14:anchorId="0D156C5D" wp14:editId="09EAD825">
+                  <wp:extent cx="5943600" cy="1944370"/>
+                  <wp:effectExtent l="0" t="0" r="0" b="0"/>
+                  <wp:docPr id="134507170" name="Picture 1"/>
+                  <wp:cNvGraphicFramePr>
+                    <a:graphicFrameLocks xmlns:a="http://schemas.openxmlformats.org/drawingml/2006/main" noChangeAspect="1"/>
+                  </wp:cNvGraphicFramePr>
+                  <a:graphic xmlns:a="http://schemas.openxmlformats.org/drawingml/2006/main">
+                    <a:graphicData uri="http://schemas.openxmlformats.org/drawingml/2006/picture">
+                      <pic:pic xmlns:pic="http://schemas.openxmlformats.org/drawingml/2006/picture">
+                        <pic:nvPicPr>
+                          <pic:cNvPr id="134507170" name=""/>
+                          <pic:cNvPicPr/>
+                        </pic:nvPicPr>
+                        <pic:blipFill>
+                          <a:blip r:embed="rId23"/>
+                          <a:stretch>
+                            <a:fillRect/>
+                          </a:stretch>
+                        </pic:blipFill>
+                        <pic:spPr>
+                          <a:xfrm>
+                            <a:off x="0" y="0"/>
+                            <a:ext cx="5943600" cy="1944370"/>
+                          </a:xfrm>
+                          <a:prstGeom prst="rect">
+                            <a:avLst/>
+                          </a:prstGeom>
+                        </pic:spPr>
+                      </pic:pic>
+                    </a:graphicData>
+                  </a:graphic>
+                </wp:inline>
+              </w:drawing>
+            </w:r>
+          </w:p>
         </w:tc>
       </w:tr>
     </w:tbl>
@@ -1802,7 +2544,7 @@
       <w:pPr>
         <w:pStyle w:val="Heading2"/>
       </w:pPr>
-      <w:hyperlink r:id="rId14">
+      <w:hyperlink r:id="rId24">
         <w:r>
           <w:rPr>
             <w:rStyle w:val="Hyperlink"/>
@@ -1837,7 +2579,41 @@
           <w:p/>
           <w:p>
             <w:r>
-              <w:t>During this weeks tutorial discussion we primarily discussed the topic of privacy and data collection in Australia. We had to have a debate regarding whether ever person in Australia could have all of their data collected by governments. I was an adjudicator of the debate and hence was able to here both sides.</w:t>
+              <w:t xml:space="preserve">During this </w:t>
+            </w:r>
+            <w:proofErr w:type="spellStart"/>
+            <w:proofErr w:type="gramStart"/>
+            <w:r>
+              <w:t>weeks</w:t>
+            </w:r>
+            <w:proofErr w:type="spellEnd"/>
+            <w:proofErr w:type="gramEnd"/>
+            <w:r>
+              <w:t xml:space="preserve"> tutorial </w:t>
+            </w:r>
+            <w:proofErr w:type="gramStart"/>
+            <w:r>
+              <w:t>discussion</w:t>
+            </w:r>
+            <w:proofErr w:type="gramEnd"/>
+            <w:r>
+              <w:t xml:space="preserve"> we primarily discussed the topic of privacy and data collection in Australia. We had to have a debate regarding whether ever person in Australia could have </w:t>
+            </w:r>
+            <w:proofErr w:type="gramStart"/>
+            <w:r>
+              <w:t>all of</w:t>
+            </w:r>
+            <w:proofErr w:type="gramEnd"/>
+            <w:r>
+              <w:t xml:space="preserve"> their data collected by governments. I was an adjudicator of the debate and hence was able to </w:t>
+            </w:r>
+            <w:proofErr w:type="gramStart"/>
+            <w:r>
+              <w:t>here</w:t>
+            </w:r>
+            <w:proofErr w:type="gramEnd"/>
+            <w:r>
+              <w:t xml:space="preserve"> both sides.</w:t>
             </w:r>
             <w:r>
               <w:t xml:space="preserve"> There were many points I agreed and disagreed</w:t>
@@ -1866,6 +2642,7 @@
                 <w:u w:val="single"/>
               </w:rPr>
             </w:pPr>
+            <w:proofErr w:type="gramStart"/>
             <w:r>
               <w:rPr>
                 <w:b/>
@@ -1874,6 +2651,7 @@
               </w:rPr>
               <w:t>For :</w:t>
             </w:r>
+            <w:proofErr w:type="gramEnd"/>
           </w:p>
           <w:p>
             <w:pPr>
@@ -1941,7 +2719,15 @@
               </w:numPr>
             </w:pPr>
             <w:r>
-              <w:t>Not all should be collected because how could the security and safety of people in roles such as intelligent operatives and undercover police workers remain safe and effective with such knowledge collected about them. This would create a critical flaw and a new attack vector.</w:t>
+              <w:t xml:space="preserve">Not all should be collected because how could the security and safety of people in roles such as intelligent operatives and undercover police workers remain safe and effective with </w:t>
+            </w:r>
+            <w:proofErr w:type="gramStart"/>
+            <w:r>
+              <w:t>such</w:t>
+            </w:r>
+            <w:proofErr w:type="gramEnd"/>
+            <w:r>
+              <w:t xml:space="preserve"> knowledge collected about them. This would create a critical flaw and a new attack vector.</w:t>
             </w:r>
           </w:p>
           <w:p>
@@ -1966,7 +2752,6 @@
           </w:p>
           <w:p>
             <w:r>
-              <w:lastRenderedPageBreak/>
               <w:t>As the debate was carried out the following key points</w:t>
             </w:r>
             <w:r>
@@ -2001,7 +2786,32 @@
               </w:numPr>
             </w:pPr>
             <w:r>
-              <w:t xml:space="preserve">There is very little practical methods where the data of a criminal can be captured before the crime. Whilst I mostly agreed with this point, I disagreed with the fact that there are methods that can capture a lot of criminal from pattern matching methods. This could be where data is collected once the criminal falls within a confidence interval of prediction to commit future crimes (i.e a watch list). This would allow for data before many criminals commit their crimes. However, I also believe the ethics of such </w:t>
+              <w:lastRenderedPageBreak/>
+              <w:t xml:space="preserve">There </w:t>
+            </w:r>
+            <w:proofErr w:type="gramStart"/>
+            <w:r>
+              <w:t>is</w:t>
+            </w:r>
+            <w:proofErr w:type="gramEnd"/>
+            <w:r>
+              <w:t xml:space="preserve"> very little practical methods where the data of a criminal can be captured before the crime. Whilst I mostly agreed with this point, I disagreed with the fact that there are methods that can capture a lot of </w:t>
+            </w:r>
+            <w:proofErr w:type="gramStart"/>
+            <w:r>
+              <w:t>criminal</w:t>
+            </w:r>
+            <w:proofErr w:type="gramEnd"/>
+            <w:r>
+              <w:t xml:space="preserve"> from pattern matching methods. This could be where data is collected once the criminal falls within a confidence interval of prediction to commit future crimes (</w:t>
+            </w:r>
+            <w:proofErr w:type="spellStart"/>
+            <w:r>
+              <w:t>i.e</w:t>
+            </w:r>
+            <w:proofErr w:type="spellEnd"/>
+            <w:r>
+              <w:t xml:space="preserve"> a watch list). This would allow for data before many criminals commit their crimes. However, I also believe the ethics of such </w:t>
             </w:r>
             <w:r>
               <w:t xml:space="preserve">a mechanism is questionable, since </w:t>
@@ -2037,26 +2847,25 @@
               </w:numPr>
               <w:spacing w:after="160" w:line="279" w:lineRule="auto"/>
             </w:pPr>
-            <w:r>
-              <w:t xml:space="preserve">A </w:t>
-            </w:r>
-            <w:r>
-              <w:t xml:space="preserve">large </w:t>
+            <w:proofErr w:type="gramStart"/>
+            <w:r>
+              <w:t xml:space="preserve">A large </w:t>
             </w:r>
             <w:r>
               <w:t>number</w:t>
             </w:r>
             <w:r>
-              <w:t xml:space="preserve"> of people </w:t>
+              <w:t xml:space="preserve"> of</w:t>
+            </w:r>
+            <w:proofErr w:type="gramEnd"/>
+            <w:r>
+              <w:t xml:space="preserve"> people </w:t>
             </w:r>
             <w:r>
               <w:t xml:space="preserve">are </w:t>
             </w:r>
             <w:r>
-              <w:t>being punished for</w:t>
-            </w:r>
-            <w:r>
-              <w:t xml:space="preserve"> </w:t>
+              <w:t xml:space="preserve">being punished for </w:t>
             </w:r>
             <w:r>
               <w:t xml:space="preserve">the </w:t>
@@ -2068,10 +2877,7 @@
               <w:t xml:space="preserve"> of a minority. </w:t>
             </w:r>
             <w:r>
-              <w:t xml:space="preserve">I mostly agree </w:t>
-            </w:r>
-            <w:r>
-              <w:t>with this</w:t>
+              <w:t>I mostly agree with this</w:t>
             </w:r>
             <w:r>
               <w:t xml:space="preserve"> point;</w:t>
@@ -2089,118 +2895,61 @@
               <w:t xml:space="preserve">believe </w:t>
             </w:r>
             <w:r>
-              <w:t>i</w:t>
-            </w:r>
-            <w:r>
-              <w:t xml:space="preserve">t </w:t>
+              <w:t xml:space="preserve">it </w:t>
             </w:r>
             <w:r>
               <w:t>fails</w:t>
             </w:r>
             <w:r>
-              <w:t xml:space="preserve"> to </w:t>
-            </w:r>
-            <w:r>
-              <w:t>acknowledge</w:t>
-            </w:r>
-            <w:r>
-              <w:t xml:space="preserve"> </w:t>
-            </w:r>
-            <w:r>
-              <w:t>the exc</w:t>
-            </w:r>
-            <w:r>
-              <w:t xml:space="preserve">hange of </w:t>
-            </w:r>
-            <w:r>
-              <w:t>information</w:t>
-            </w:r>
-            <w:r>
-              <w:t xml:space="preserve"> for </w:t>
+              <w:t xml:space="preserve"> to acknowledge the exchange of information for </w:t>
             </w:r>
             <w:r>
               <w:t>immediate</w:t>
             </w:r>
             <w:r>
-              <w:t xml:space="preserve"> safety. That is</w:t>
-            </w:r>
-            <w:r>
-              <w:t xml:space="preserve">, </w:t>
-            </w:r>
-            <w:r>
-              <w:t xml:space="preserve">the </w:t>
-            </w:r>
-            <w:r>
-              <w:t>vast majorit</w:t>
-            </w:r>
-            <w:r>
-              <w:t xml:space="preserve">y </w:t>
+              <w:t xml:space="preserve"> safety. That is, the vast majority </w:t>
             </w:r>
             <w:r>
               <w:t>would</w:t>
             </w:r>
             <w:r>
-              <w:t xml:space="preserve"> be g</w:t>
-            </w:r>
-            <w:r>
-              <w:t xml:space="preserve">iving </w:t>
+              <w:t xml:space="preserve"> be giving </w:t>
             </w:r>
             <w:r>
               <w:t xml:space="preserve">up </w:t>
             </w:r>
             <w:r>
-              <w:t xml:space="preserve">their information </w:t>
-            </w:r>
-            <w:r>
-              <w:t>to benefit their own safety and reduce crim</w:t>
-            </w:r>
-            <w:r>
-              <w:t xml:space="preserve">e </w:t>
+              <w:t xml:space="preserve">their information to benefit their own safety and reduce crime </w:t>
             </w:r>
             <w:r>
               <w:t>around</w:t>
             </w:r>
             <w:r>
-              <w:t xml:space="preserve"> them. </w:t>
-            </w:r>
-            <w:r>
-              <w:t xml:space="preserve">I think this </w:t>
+              <w:t xml:space="preserve"> them. I think this </w:t>
             </w:r>
             <w:r>
               <w:t xml:space="preserve">is </w:t>
             </w:r>
             <w:r>
-              <w:t>important because it</w:t>
-            </w:r>
-            <w:r>
-              <w:t xml:space="preserve"> </w:t>
+              <w:t xml:space="preserve">important because it </w:t>
             </w:r>
             <w:r>
               <w:t xml:space="preserve">introduces a </w:t>
             </w:r>
             <w:r>
-              <w:t>utili</w:t>
-            </w:r>
-            <w:r>
-              <w:t xml:space="preserve">tarian perspective </w:t>
+              <w:t xml:space="preserve">utilitarian perspective </w:t>
             </w:r>
             <w:r>
               <w:t>on</w:t>
             </w:r>
             <w:r>
-              <w:t xml:space="preserve"> </w:t>
-            </w:r>
-            <w:r>
-              <w:t>data collection</w:t>
+              <w:t xml:space="preserve"> data collection</w:t>
             </w:r>
             <w:r>
               <w:t>,</w:t>
             </w:r>
             <w:r>
-              <w:t xml:space="preserve"> where </w:t>
-            </w:r>
-            <w:r>
-              <w:t xml:space="preserve">it </w:t>
+              <w:t xml:space="preserve"> where it </w:t>
             </w:r>
             <w:r>
               <w:t xml:space="preserve">can </w:t>
@@ -2218,147 +2967,66 @@
               <w:t>disadvantage</w:t>
             </w:r>
             <w:r>
-              <w:t xml:space="preserve"> </w:t>
-            </w:r>
-            <w:r>
-              <w:t>the</w:t>
-            </w:r>
-            <w:r>
-              <w:t xml:space="preserve"> </w:t>
-            </w:r>
-            <w:r>
-              <w:t xml:space="preserve">majority </w:t>
+              <w:t xml:space="preserve"> the majority </w:t>
             </w:r>
             <w:r>
               <w:t>because</w:t>
             </w:r>
             <w:r>
-              <w:t xml:space="preserve"> of the</w:t>
-            </w:r>
-            <w:r>
-              <w:t xml:space="preserve"> </w:t>
+              <w:t xml:space="preserve"> of the </w:t>
             </w:r>
             <w:r>
               <w:t xml:space="preserve">actions of a </w:t>
             </w:r>
             <w:r>
-              <w:t>minority. Th</w:t>
-            </w:r>
-            <w:r>
-              <w:t>er</w:t>
-            </w:r>
-            <w:r>
-              <w:t>efore</w:t>
-            </w:r>
-            <w:r>
-              <w:t xml:space="preserve">, </w:t>
-            </w:r>
-            <w:r>
-              <w:t>I</w:t>
-            </w:r>
-            <w:r>
-              <w:t xml:space="preserve"> </w:t>
+              <w:t xml:space="preserve">minority. Therefore, I </w:t>
             </w:r>
             <w:r>
               <w:t>partially agree that there</w:t>
             </w:r>
             <w:r>
-              <w:t xml:space="preserve"> could be an </w:t>
-            </w:r>
-            <w:r>
-              <w:t xml:space="preserve">optimal amount of information </w:t>
+              <w:t xml:space="preserve"> could be an optimal amount of information </w:t>
             </w:r>
             <w:r>
               <w:t xml:space="preserve">collection that benefits </w:t>
             </w:r>
             <w:r>
-              <w:t xml:space="preserve">the collective </w:t>
-            </w:r>
-            <w:r>
-              <w:t>without disadvan</w:t>
-            </w:r>
-            <w:r>
-              <w:t xml:space="preserve">taging </w:t>
+              <w:t xml:space="preserve">the collective without disadvantaging </w:t>
             </w:r>
             <w:r>
               <w:t xml:space="preserve">individuals </w:t>
             </w:r>
             <w:r>
-              <w:t>to the greate</w:t>
-            </w:r>
-            <w:r>
-              <w:t>st e</w:t>
-            </w:r>
-            <w:r>
-              <w:t>xtent</w:t>
-            </w:r>
-            <w:r>
-              <w:t xml:space="preserve"> </w:t>
+              <w:t xml:space="preserve">to the greatest extent </w:t>
             </w:r>
             <w:r>
               <w:t xml:space="preserve">possible </w:t>
             </w:r>
             <w:r>
-              <w:t>(</w:t>
-            </w:r>
-            <w:r>
-              <w:t>e.g</w:t>
+              <w:t>(e.g</w:t>
             </w:r>
             <w:r>
               <w:t>.</w:t>
             </w:r>
             <w:r>
-              <w:t xml:space="preserve"> </w:t>
-            </w:r>
-            <w:r>
-              <w:t>focusing da</w:t>
-            </w:r>
-            <w:r>
-              <w:t xml:space="preserve">ta collection </w:t>
+              <w:t xml:space="preserve"> focusing data collection </w:t>
             </w:r>
             <w:r>
               <w:t>on</w:t>
             </w:r>
             <w:r>
-              <w:t xml:space="preserve"> speci</w:t>
-            </w:r>
-            <w:r>
-              <w:t>fic marke</w:t>
-            </w:r>
-            <w:r>
-              <w:t xml:space="preserve">rs for terrorism </w:t>
-            </w:r>
-            <w:r>
-              <w:t>or violent crime</w:t>
-            </w:r>
-            <w:r>
-              <w:t>, but not for petty t</w:t>
-            </w:r>
-            <w:r>
-              <w:t>heft or</w:t>
-            </w:r>
-            <w:r>
-              <w:t xml:space="preserve"> </w:t>
+              <w:t xml:space="preserve"> specific markers for terrorism or violent crime, but not for petty theft or </w:t>
             </w:r>
             <w:r>
               <w:t>minor</w:t>
             </w:r>
             <w:r>
-              <w:t xml:space="preserve"> road offen</w:t>
-            </w:r>
-            <w:r>
-              <w:t>ces</w:t>
-            </w:r>
-            <w:r>
-              <w:t>).</w:t>
-            </w:r>
-          </w:p>
-          <w:p>
-            <w:r>
-              <w:t>After the deba</w:t>
-            </w:r>
-            <w:r>
-              <w:t>te</w:t>
+              <w:t xml:space="preserve"> road offences).</w:t>
+            </w:r>
+          </w:p>
+          <w:p>
+            <w:r>
+              <w:t>After the debate</w:t>
             </w:r>
             <w:r>
               <w:t>,</w:t>
@@ -2370,19 +3038,7 @@
               <w:t>felt it was weakened by the fact</w:t>
             </w:r>
             <w:r>
-              <w:t xml:space="preserve"> that </w:t>
-            </w:r>
-            <w:r>
-              <w:t>n</w:t>
-            </w:r>
-            <w:r>
-              <w:t xml:space="preserve">either </w:t>
-            </w:r>
-            <w:r>
-              <w:t>side clearly defined</w:t>
-            </w:r>
-            <w:r>
-              <w:t xml:space="preserve"> the </w:t>
+              <w:t xml:space="preserve"> that neither side clearly defined the </w:t>
             </w:r>
             <w:r>
               <w:t>scope</w:t>
@@ -2400,52 +3056,25 @@
               <w:t>developed into</w:t>
             </w:r>
             <w:r>
-              <w:t xml:space="preserve"> </w:t>
-            </w:r>
-            <w:r>
-              <w:t xml:space="preserve">a more </w:t>
+              <w:t xml:space="preserve"> a more </w:t>
             </w:r>
             <w:r>
               <w:t>detailed</w:t>
             </w:r>
             <w:r>
-              <w:t xml:space="preserve"> analysis</w:t>
-            </w:r>
-            <w:r>
-              <w:t>.</w:t>
-            </w:r>
-            <w:r>
-              <w:t xml:space="preserve"> </w:t>
-            </w:r>
-            <w:r>
-              <w:t>Howeve</w:t>
-            </w:r>
-            <w:r>
-              <w:t>r</w:t>
+              <w:t xml:space="preserve"> analysis. However</w:t>
             </w:r>
             <w:r>
               <w:t>,</w:t>
             </w:r>
             <w:r>
-              <w:t xml:space="preserve"> I fou</w:t>
-            </w:r>
-            <w:r>
-              <w:t xml:space="preserve">nd the Against team </w:t>
-            </w:r>
-            <w:r>
-              <w:t>more convinc</w:t>
-            </w:r>
-            <w:r>
-              <w:t xml:space="preserve">ing </w:t>
+              <w:t xml:space="preserve"> I found the Against team more convincing </w:t>
             </w:r>
             <w:r>
               <w:t>overall, as their argument was</w:t>
             </w:r>
             <w:r>
-              <w:t xml:space="preserve"> </w:t>
-            </w:r>
-            <w:r>
-              <w:t xml:space="preserve">stronger </w:t>
+              <w:t xml:space="preserve"> stronger </w:t>
             </w:r>
             <w:r>
               <w:t>and better supported.</w:t>
@@ -2489,6 +3118,13 @@
         <w:t>To submit a valid portfolio entry, complete the activities, save your work as a PDF, and upload it to the relevant week’s submission page on Moodle.</w:t>
       </w:r>
     </w:p>
+    <w:p/>
+    <w:p>
+      <w:r>
+        <w:t>Acknowledgement: Please note that artificial intelligence has been used for simple grammatical editing my written work.</w:t>
+      </w:r>
+    </w:p>
+    <w:p/>
     <w:sectPr>
       <w:pgSz w:w="12240" w:h="15840"/>
       <w:pgMar w:top="1440" w:right="1440" w:bottom="1440" w:left="1440" w:header="720" w:footer="720" w:gutter="0"/>
@@ -4892,6 +5528,26 @@
       <w:szCs w:val="32"/>
     </w:rPr>
   </w:style>
+  <w:style w:type="paragraph" w:styleId="Heading3">
+    <w:name w:val="heading 3"/>
+    <w:basedOn w:val="Normal"/>
+    <w:next w:val="Normal"/>
+    <w:link w:val="Heading3Char"/>
+    <w:uiPriority w:val="9"/>
+    <w:unhideWhenUsed/>
+    <w:qFormat/>
+    <w:rsid w:val="00F61D0A"/>
+    <w:pPr>
+      <w:keepNext/>
+      <w:keepLines/>
+      <w:spacing w:before="40" w:after="0"/>
+      <w:outlineLvl w:val="2"/>
+    </w:pPr>
+    <w:rPr>
+      <w:rFonts w:asciiTheme="majorHAnsi" w:eastAsiaTheme="majorEastAsia" w:hAnsiTheme="majorHAnsi" w:cstheme="majorBidi"/>
+      <w:color w:val="0A2F40" w:themeColor="accent1" w:themeShade="7F"/>
+    </w:rPr>
+  </w:style>
   <w:style w:type="paragraph" w:styleId="Heading4">
     <w:name w:val="heading 4"/>
     <w:basedOn w:val="Normal"/>
@@ -4916,6 +5572,7 @@
   <w:style w:type="character" w:default="1" w:styleId="DefaultParagraphFont">
     <w:name w:val="Default Paragraph Font"/>
     <w:uiPriority w:val="1"/>
+    <w:semiHidden/>
     <w:unhideWhenUsed/>
   </w:style>
   <w:style w:type="table" w:default="1" w:styleId="TableNormal">
@@ -5019,6 +5676,17 @@
     <w:rPr>
       <w:color w:val="96607D" w:themeColor="followedHyperlink"/>
       <w:u w:val="single"/>
+    </w:rPr>
+  </w:style>
+  <w:style w:type="character" w:customStyle="1" w:styleId="Heading3Char">
+    <w:name w:val="Heading 3 Char"/>
+    <w:basedOn w:val="DefaultParagraphFont"/>
+    <w:link w:val="Heading3"/>
+    <w:uiPriority w:val="9"/>
+    <w:rsid w:val="00F61D0A"/>
+    <w:rPr>
+      <w:rFonts w:asciiTheme="majorHAnsi" w:eastAsiaTheme="majorEastAsia" w:hAnsiTheme="majorHAnsi" w:cstheme="majorBidi"/>
+      <w:color w:val="0A2F40" w:themeColor="accent1" w:themeShade="7F"/>
     </w:rPr>
   </w:style>
 </w:styles>

--- a/Portfolio/COMP6841_Week_5.docx
+++ b/Portfolio/COMP6841_Week_5.docx
@@ -218,7 +218,6 @@
         <w:r>
           <w:rPr>
             <w:rStyle w:val="Hyperlink"/>
-            <w:highlight w:val="yellow"/>
           </w:rPr>
           <w:t>Security Everywhere</w:t>
         </w:r>
@@ -943,7 +942,6 @@
         <w:r>
           <w:rPr>
             <w:rStyle w:val="Hyperlink"/>
-            <w:highlight w:val="yellow"/>
           </w:rPr>
           <w:t>Where are you right now?</w:t>
         </w:r>
@@ -1012,6 +1010,66 @@
           </w:p>
           <w:p>
             <w:r>
+              <w:rPr>
+                <w:noProof/>
+              </w:rPr>
+              <w:drawing>
+                <wp:anchor distT="0" distB="0" distL="114300" distR="114300" simplePos="0" relativeHeight="251663360" behindDoc="0" locked="0" layoutInCell="1" allowOverlap="1" wp14:anchorId="136429F5" wp14:editId="4AEC0960">
+                  <wp:simplePos x="0" y="0"/>
+                  <wp:positionH relativeFrom="column">
+                    <wp:posOffset>673</wp:posOffset>
+                  </wp:positionH>
+                  <wp:positionV relativeFrom="paragraph">
+                    <wp:posOffset>-1528</wp:posOffset>
+                  </wp:positionV>
+                  <wp:extent cx="1555118" cy="3381281"/>
+                  <wp:effectExtent l="0" t="0" r="6985" b="0"/>
+                  <wp:wrapSquare wrapText="bothSides"/>
+                  <wp:docPr id="773772621" name="Picture 2"/>
+                  <wp:cNvGraphicFramePr>
+                    <a:graphicFrameLocks xmlns:a="http://schemas.openxmlformats.org/drawingml/2006/main" noChangeAspect="1"/>
+                  </wp:cNvGraphicFramePr>
+                  <a:graphic xmlns:a="http://schemas.openxmlformats.org/drawingml/2006/main">
+                    <a:graphicData uri="http://schemas.openxmlformats.org/drawingml/2006/picture">
+                      <pic:pic xmlns:pic="http://schemas.openxmlformats.org/drawingml/2006/picture">
+                        <pic:nvPicPr>
+                          <pic:cNvPr id="0" name="Picture 2"/>
+                          <pic:cNvPicPr>
+                            <a:picLocks noChangeAspect="1" noChangeArrowheads="1"/>
+                          </pic:cNvPicPr>
+                        </pic:nvPicPr>
+                        <pic:blipFill>
+                          <a:blip r:embed="rId10" cstate="print">
+                            <a:extLst>
+                              <a:ext uri="{28A0092B-C50C-407E-A947-70E740481C1C}">
+                                <a14:useLocalDpi xmlns:a14="http://schemas.microsoft.com/office/drawing/2010/main" val="0"/>
+                              </a:ext>
+                            </a:extLst>
+                          </a:blip>
+                          <a:srcRect/>
+                          <a:stretch>
+                            <a:fillRect/>
+                          </a:stretch>
+                        </pic:blipFill>
+                        <pic:spPr bwMode="auto">
+                          <a:xfrm>
+                            <a:off x="0" y="0"/>
+                            <a:ext cx="1555118" cy="3381281"/>
+                          </a:xfrm>
+                          <a:prstGeom prst="rect">
+                            <a:avLst/>
+                          </a:prstGeom>
+                          <a:noFill/>
+                        </pic:spPr>
+                      </pic:pic>
+                    </a:graphicData>
+                  </a:graphic>
+                </wp:anchor>
+              </w:drawing>
+            </w:r>
+          </w:p>
+          <w:p>
+            <w:r>
               <w:t xml:space="preserve">The main concern is severe weather notifications. When enabled, this feature can use saved locations linked to an Apple account. If predictive location is also enabled, the app can estimate a user’s next location on-device and send those predictions to Apple </w:t>
             </w:r>
             <w:r>
@@ -1126,7 +1184,7 @@
             <w:r>
               <w:t xml:space="preserve">Link: </w:t>
             </w:r>
-            <w:hyperlink r:id="rId10" w:history="1">
+            <w:hyperlink r:id="rId11" w:history="1">
               <w:r>
                 <w:rPr>
                   <w:rStyle w:val="Hyperlink"/>
@@ -1160,11 +1218,10 @@
         <w:pStyle w:val="Heading2"/>
         <w:spacing w:before="0" w:after="160"/>
       </w:pPr>
-      <w:hyperlink r:id="rId11">
+      <w:hyperlink r:id="rId12">
         <w:r>
           <w:rPr>
             <w:rStyle w:val="Hyperlink"/>
-            <w:highlight w:val="green"/>
           </w:rPr>
           <w:t>Password hash cracking</w:t>
         </w:r>
@@ -1196,7 +1253,11 @@
               <w:t>Dictionary Attack:</w:t>
             </w:r>
             <w:r>
-              <w:t xml:space="preserve"> An algorithm runs through a list of common words, passwords, and leaked credentials, hashes each one, and compares them against the target hashes. Any matches reveal the password and can reduce the search space for further brute-force attacks.</w:t>
+              <w:t xml:space="preserve"> An algorithm runs through a list of common words, passwords, and leaked credentials, hashes each one, and compares them against the target hashes. Any </w:t>
+            </w:r>
+            <w:r>
+              <w:lastRenderedPageBreak/>
+              <w:t>matches reveal the password and can reduce the search space for further brute-force attacks.</w:t>
             </w:r>
           </w:p>
           <w:p>
@@ -1225,7 +1286,6 @@
                 <w:b/>
                 <w:bCs/>
               </w:rPr>
-              <w:lastRenderedPageBreak/>
               <w:t>Birthday Attack:</w:t>
             </w:r>
             <w:r>
@@ -1501,11 +1561,10 @@
         <w:pStyle w:val="Heading2"/>
         <w:spacing w:before="0" w:after="160"/>
       </w:pPr>
-      <w:hyperlink r:id="rId12">
+      <w:hyperlink r:id="rId13">
         <w:r>
           <w:rPr>
             <w:rStyle w:val="Hyperlink"/>
-            <w:highlight w:val="green"/>
           </w:rPr>
           <w:t>Bitcoin mining</w:t>
         </w:r>
@@ -1665,7 +1724,6 @@
           <w:b/>
           <w:bCs/>
         </w:rPr>
-        <w:lastRenderedPageBreak/>
         <w:t>Exten</w:t>
       </w:r>
       <w:r>
@@ -1688,7 +1746,7 @@
           <w:szCs w:val="32"/>
         </w:rPr>
       </w:pPr>
-      <w:hyperlink r:id="rId13">
+      <w:hyperlink r:id="rId14">
         <w:r>
           <w:rPr>
             <w:rStyle w:val="Hyperlink"/>
@@ -1848,6 +1906,9 @@
           </w:p>
           <w:p>
             <w:r>
+              <w:rPr>
+                <w:noProof/>
+              </w:rPr>
               <w:drawing>
                 <wp:inline distT="0" distB="0" distL="0" distR="0" wp14:anchorId="7D24D7C6" wp14:editId="22A7BC15">
                   <wp:extent cx="2885249" cy="2432050"/>
@@ -1864,7 +1925,7 @@
                           <pic:cNvPicPr/>
                         </pic:nvPicPr>
                         <pic:blipFill>
-                          <a:blip r:embed="rId14"/>
+                          <a:blip r:embed="rId15"/>
                           <a:stretch>
                             <a:fillRect/>
                           </a:stretch>
@@ -1887,6 +1948,10 @@
           </w:p>
           <w:p>
             <w:r>
+              <w:rPr>
+                <w:noProof/>
+              </w:rPr>
+              <w:lastRenderedPageBreak/>
               <w:drawing>
                 <wp:inline distT="0" distB="0" distL="0" distR="0" wp14:anchorId="0FEB76DF" wp14:editId="573C022E">
                   <wp:extent cx="5188217" cy="1492327"/>
@@ -1903,7 +1968,7 @@
                           <pic:cNvPicPr/>
                         </pic:nvPicPr>
                         <pic:blipFill>
-                          <a:blip r:embed="rId15"/>
+                          <a:blip r:embed="rId16"/>
                           <a:stretch>
                             <a:fillRect/>
                           </a:stretch>
@@ -1927,7 +1992,9 @@
           <w:p/>
           <w:p>
             <w:r>
-              <w:lastRenderedPageBreak/>
+              <w:rPr>
+                <w:noProof/>
+              </w:rPr>
               <w:drawing>
                 <wp:inline distT="0" distB="0" distL="0" distR="0" wp14:anchorId="77BC0651" wp14:editId="512D7EC9">
                   <wp:extent cx="3168650" cy="991018"/>
@@ -1944,7 +2011,7 @@
                           <pic:cNvPicPr/>
                         </pic:nvPicPr>
                         <pic:blipFill>
-                          <a:blip r:embed="rId16"/>
+                          <a:blip r:embed="rId17"/>
                           <a:stretch>
                             <a:fillRect/>
                           </a:stretch>
@@ -1979,10 +2046,7 @@
               <w:pStyle w:val="Heading3"/>
             </w:pPr>
             <w:r>
-              <w:t xml:space="preserve">Format Strings </w:t>
-            </w:r>
-            <w:r>
-              <w:t>2</w:t>
+              <w:t>Format Strings 2</w:t>
             </w:r>
           </w:p>
           <w:p>
@@ -2063,8 +2127,12 @@
           </w:p>
           <w:p>
             <w:r>
+              <w:rPr>
+                <w:noProof/>
+              </w:rPr>
+              <w:lastRenderedPageBreak/>
               <w:drawing>
-                <wp:anchor distT="0" distB="0" distL="114300" distR="114300" simplePos="0" relativeHeight="251660288" behindDoc="0" locked="0" layoutInCell="1" allowOverlap="1" wp14:anchorId="5D7B4B69" wp14:editId="71F48DCB">
+                <wp:anchor distT="0" distB="0" distL="114300" distR="114300" simplePos="0" relativeHeight="251660288" behindDoc="0" locked="0" layoutInCell="1" allowOverlap="1" wp14:anchorId="5D7B4B69" wp14:editId="08FC1CDD">
                   <wp:simplePos x="0" y="0"/>
                   <wp:positionH relativeFrom="column">
                     <wp:posOffset>-65405</wp:posOffset>
@@ -2087,7 +2155,7 @@
                           <pic:cNvPicPr/>
                         </pic:nvPicPr>
                         <pic:blipFill>
-                          <a:blip r:embed="rId17" cstate="print">
+                          <a:blip r:embed="rId18" cstate="print">
                             <a:extLst>
                               <a:ext uri="{28A0092B-C50C-407E-A947-70E740481C1C}">
                                 <a14:useLocalDpi xmlns:a14="http://schemas.microsoft.com/office/drawing/2010/main" val="0"/>
@@ -2114,6 +2182,9 @@
               </w:drawing>
             </w:r>
             <w:r>
+              <w:rPr>
+                <w:noProof/>
+              </w:rPr>
               <w:drawing>
                 <wp:inline distT="0" distB="0" distL="0" distR="0" wp14:anchorId="401DC066" wp14:editId="4262CA2A">
                   <wp:extent cx="3829050" cy="1871570"/>
@@ -2130,7 +2201,7 @@
                           <pic:cNvPicPr/>
                         </pic:nvPicPr>
                         <pic:blipFill>
-                          <a:blip r:embed="rId18"/>
+                          <a:blip r:embed="rId19"/>
                           <a:stretch>
                             <a:fillRect/>
                           </a:stretch>
@@ -2158,8 +2229,11 @@
               </w:rPr>
             </w:pPr>
             <w:r>
+              <w:rPr>
+                <w:noProof/>
+              </w:rPr>
               <w:drawing>
-                <wp:anchor distT="0" distB="0" distL="114300" distR="114300" simplePos="0" relativeHeight="251659264" behindDoc="0" locked="0" layoutInCell="1" allowOverlap="1" wp14:anchorId="23E5DEFC" wp14:editId="25776F46">
+                <wp:anchor distT="0" distB="0" distL="114300" distR="114300" simplePos="0" relativeHeight="251659264" behindDoc="0" locked="0" layoutInCell="1" allowOverlap="1" wp14:anchorId="23E5DEFC" wp14:editId="0C7BEB3C">
                   <wp:simplePos x="0" y="0"/>
                   <wp:positionH relativeFrom="column">
                     <wp:posOffset>2341245</wp:posOffset>
@@ -2182,7 +2256,7 @@
                           <pic:cNvPicPr/>
                         </pic:nvPicPr>
                         <pic:blipFill>
-                          <a:blip r:embed="rId19" cstate="print">
+                          <a:blip r:embed="rId20" cstate="print">
                             <a:extLst>
                               <a:ext uri="{28A0092B-C50C-407E-A947-70E740481C1C}">
                                 <a14:useLocalDpi xmlns:a14="http://schemas.microsoft.com/office/drawing/2010/main" val="0"/>
@@ -2261,11 +2335,7 @@
               <w:pStyle w:val="Heading3"/>
             </w:pPr>
             <w:r>
-              <w:lastRenderedPageBreak/>
-              <w:t xml:space="preserve">Format Strings </w:t>
-            </w:r>
-            <w:r>
-              <w:t>3</w:t>
+              <w:t>Format Strings 3</w:t>
             </w:r>
           </w:p>
           <w:p>
@@ -2341,6 +2411,10 @@
               <w:ind w:left="360"/>
             </w:pPr>
             <w:r>
+              <w:rPr>
+                <w:noProof/>
+              </w:rPr>
+              <w:lastRenderedPageBreak/>
               <w:drawing>
                 <wp:inline distT="0" distB="0" distL="0" distR="0" wp14:anchorId="517E4C8D" wp14:editId="754B9DBA">
                   <wp:extent cx="5943600" cy="1517015"/>
@@ -2357,7 +2431,7 @@
                           <pic:cNvPicPr/>
                         </pic:nvPicPr>
                         <pic:blipFill>
-                          <a:blip r:embed="rId20"/>
+                          <a:blip r:embed="rId21"/>
                           <a:stretch>
                             <a:fillRect/>
                           </a:stretch>
@@ -2378,6 +2452,9 @@
               </w:drawing>
             </w:r>
             <w:r>
+              <w:rPr>
+                <w:noProof/>
+              </w:rPr>
               <w:drawing>
                 <wp:anchor distT="0" distB="0" distL="114300" distR="114300" simplePos="0" relativeHeight="251661312" behindDoc="0" locked="0" layoutInCell="1" allowOverlap="1" wp14:anchorId="5F96FCED" wp14:editId="490FEB7B">
                   <wp:simplePos x="0" y="0"/>
@@ -2402,7 +2479,7 @@
                           <pic:cNvPicPr/>
                         </pic:nvPicPr>
                         <pic:blipFill>
-                          <a:blip r:embed="rId21">
+                          <a:blip r:embed="rId22">
                             <a:extLst>
                               <a:ext uri="{28A0092B-C50C-407E-A947-70E740481C1C}">
                                 <a14:useLocalDpi xmlns:a14="http://schemas.microsoft.com/office/drawing/2010/main" val="0"/>
@@ -2429,8 +2506,11 @@
               </w:drawing>
             </w:r>
             <w:r>
+              <w:rPr>
+                <w:noProof/>
+              </w:rPr>
               <w:drawing>
-                <wp:anchor distT="0" distB="0" distL="114300" distR="114300" simplePos="0" relativeHeight="251662336" behindDoc="0" locked="0" layoutInCell="1" allowOverlap="1" wp14:anchorId="7B090A4A" wp14:editId="352AB865">
+                <wp:anchor distT="0" distB="0" distL="114300" distR="114300" simplePos="0" relativeHeight="251662336" behindDoc="0" locked="0" layoutInCell="1" allowOverlap="1" wp14:anchorId="7B090A4A" wp14:editId="6C40C96A">
                   <wp:simplePos x="0" y="0"/>
                   <wp:positionH relativeFrom="column">
                     <wp:posOffset>3516975</wp:posOffset>
@@ -2453,7 +2533,7 @@
                           <pic:cNvPicPr/>
                         </pic:nvPicPr>
                         <pic:blipFill>
-                          <a:blip r:embed="rId22" cstate="print">
+                          <a:blip r:embed="rId23" cstate="print">
                             <a:extLst>
                               <a:ext uri="{28A0092B-C50C-407E-A947-70E740481C1C}">
                                 <a14:useLocalDpi xmlns:a14="http://schemas.microsoft.com/office/drawing/2010/main" val="0"/>
@@ -2482,7 +2562,9 @@
           </w:p>
           <w:p>
             <w:r>
-              <w:lastRenderedPageBreak/>
+              <w:rPr>
+                <w:noProof/>
+              </w:rPr>
               <w:drawing>
                 <wp:inline distT="0" distB="0" distL="0" distR="0" wp14:anchorId="0D156C5D" wp14:editId="09EAD825">
                   <wp:extent cx="5943600" cy="1944370"/>
@@ -2499,7 +2581,7 @@
                           <pic:cNvPicPr/>
                         </pic:nvPicPr>
                         <pic:blipFill>
-                          <a:blip r:embed="rId23"/>
+                          <a:blip r:embed="rId24"/>
                           <a:stretch>
                             <a:fillRect/>
                           </a:stretch>
@@ -2544,7 +2626,7 @@
       <w:pPr>
         <w:pStyle w:val="Heading2"/>
       </w:pPr>
-      <w:hyperlink r:id="rId24">
+      <w:hyperlink r:id="rId25">
         <w:r>
           <w:rPr>
             <w:rStyle w:val="Hyperlink"/>
@@ -2579,6 +2661,7 @@
           <w:p/>
           <w:p>
             <w:r>
+              <w:lastRenderedPageBreak/>
               <w:t xml:space="preserve">During this </w:t>
             </w:r>
             <w:proofErr w:type="spellStart"/>
@@ -2786,7 +2869,6 @@
               </w:numPr>
             </w:pPr>
             <w:r>
-              <w:lastRenderedPageBreak/>
               <w:t xml:space="preserve">There </w:t>
             </w:r>
             <w:proofErr w:type="gramStart"/>
@@ -3009,7 +3091,11 @@
               <w:t>.</w:t>
             </w:r>
             <w:r>
-              <w:t xml:space="preserve"> focusing data collection </w:t>
+              <w:t xml:space="preserve"> focusing data </w:t>
+            </w:r>
+            <w:r>
+              <w:lastRenderedPageBreak/>
+              <w:t xml:space="preserve">collection </w:t>
             </w:r>
             <w:r>
               <w:t>on</w:t>
